--- a/Y3/T2/Network Security/Lab/MOD20-21/Gns3/Answer/21.7.6 Optional Lab - Configure ASA Network Services Routing and DMZ with ACLs Using CLI.docx
+++ b/Y3/T2/Network Security/Lab/MOD20-21/Gns3/Answer/21.7.6 Optional Lab - Configure ASA Network Services Routing and DMZ with ACLs Using CLI.docx
@@ -1,6 +1,6 @@
 
 <file path=word/document.xml><?xml version="1.0" encoding="utf-8"?>
-<w:document xmlns:wpc="http://schemas.microsoft.com/office/word/2010/wordprocessingCanvas" xmlns:cx="http://schemas.microsoft.com/office/drawing/2014/chartex" xmlns:cx1="http://schemas.microsoft.com/office/drawing/2015/9/8/chartex" xmlns:cx2="http://schemas.microsoft.com/office/drawing/2015/10/21/chartex" xmlns:cx3="http://schemas.microsoft.com/office/drawing/2016/5/9/chartex" xmlns:cx4="http://schemas.microsoft.com/office/drawing/2016/5/10/chartex" xmlns:cx5="http://schemas.microsoft.com/office/drawing/2016/5/11/chartex" xmlns:cx6="http://schemas.microsoft.com/office/drawing/2016/5/12/chartex" xmlns:cx7="http://schemas.microsoft.com/office/drawing/2016/5/13/chartex" xmlns:cx8="http://schemas.microsoft.com/office/drawing/2016/5/14/chartex" xmlns:mc="http://schemas.openxmlformats.org/markup-compatibility/2006" xmlns:aink="http://schemas.microsoft.com/office/drawing/2016/ink" xmlns:am3d="http://schemas.microsoft.com/office/drawing/2017/model3d" xmlns:o="urn:schemas-microsoft-com:office:office" xmlns:r="http://schemas.openxmlformats.org/officeDocument/2006/relationships" xmlns:m="http://schemas.openxmlformats.org/officeDocument/2006/math" xmlns:v="urn:schemas-microsoft-com:vml" xmlns:wp14="http://schemas.microsoft.com/office/word/2010/wordprocessingDrawing" xmlns:wp="http://schemas.openxmlformats.org/drawingml/2006/wordprocessingDrawing" xmlns:w10="urn:schemas-microsoft-com:office:word" xmlns:w="http://schemas.openxmlformats.org/wordprocessingml/2006/main" xmlns:w14="http://schemas.microsoft.com/office/word/2010/wordml" xmlns:w15="http://schemas.microsoft.com/office/word/2012/wordml" xmlns:w16cex="http://schemas.microsoft.com/office/word/2018/wordml/cex" xmlns:w16cid="http://schemas.microsoft.com/office/word/2016/wordml/cid" xmlns:w16="http://schemas.microsoft.com/office/word/2018/wordml" xmlns:w16se="http://schemas.microsoft.com/office/word/2015/wordml/symex" xmlns:wpg="http://schemas.microsoft.com/office/word/2010/wordprocessingGroup" xmlns:wpi="http://schemas.microsoft.com/office/word/2010/wordprocessingInk" xmlns:wne="http://schemas.microsoft.com/office/word/2006/wordml" xmlns:wps="http://schemas.microsoft.com/office/word/2010/wordprocessingShape" mc:Ignorable="w14 w15 w16se w16cid w16 w16cex wp14">
+<w:document xmlns:wpc="http://schemas.microsoft.com/office/word/2010/wordprocessingCanvas" xmlns:cx="http://schemas.microsoft.com/office/drawing/2014/chartex" xmlns:cx1="http://schemas.microsoft.com/office/drawing/2015/9/8/chartex" xmlns:cx2="http://schemas.microsoft.com/office/drawing/2015/10/21/chartex" xmlns:cx3="http://schemas.microsoft.com/office/drawing/2016/5/9/chartex" xmlns:cx4="http://schemas.microsoft.com/office/drawing/2016/5/10/chartex" xmlns:cx5="http://schemas.microsoft.com/office/drawing/2016/5/11/chartex" xmlns:cx6="http://schemas.microsoft.com/office/drawing/2016/5/12/chartex" xmlns:cx7="http://schemas.microsoft.com/office/drawing/2016/5/13/chartex" xmlns:cx8="http://schemas.microsoft.com/office/drawing/2016/5/14/chartex" xmlns:mc="http://schemas.openxmlformats.org/markup-compatibility/2006" xmlns:aink="http://schemas.microsoft.com/office/drawing/2016/ink" xmlns:am3d="http://schemas.microsoft.com/office/drawing/2017/model3d" xmlns:o="urn:schemas-microsoft-com:office:office" xmlns:oel="http://schemas.microsoft.com/office/2019/extlst" xmlns:r="http://schemas.openxmlformats.org/officeDocument/2006/relationships" xmlns:m="http://schemas.openxmlformats.org/officeDocument/2006/math" xmlns:v="urn:schemas-microsoft-com:vml" xmlns:wp14="http://schemas.microsoft.com/office/word/2010/wordprocessingDrawing" xmlns:wp="http://schemas.openxmlformats.org/drawingml/2006/wordprocessingDrawing" xmlns:w10="urn:schemas-microsoft-com:office:word" xmlns:w="http://schemas.openxmlformats.org/wordprocessingml/2006/main" xmlns:w14="http://schemas.microsoft.com/office/word/2010/wordml" xmlns:w15="http://schemas.microsoft.com/office/word/2012/wordml" xmlns:w16cex="http://schemas.microsoft.com/office/word/2018/wordml/cex" xmlns:w16cid="http://schemas.microsoft.com/office/word/2016/wordml/cid" xmlns:w16="http://schemas.microsoft.com/office/word/2018/wordml" xmlns:w16du="http://schemas.microsoft.com/office/word/2023/wordml/word16du" xmlns:w16sdtdh="http://schemas.microsoft.com/office/word/2020/wordml/sdtdatahash" xmlns:w16sdtfl="http://schemas.microsoft.com/office/word/2024/wordml/sdtformatlock" xmlns:w16se="http://schemas.microsoft.com/office/word/2015/wordml/symex" xmlns:wpg="http://schemas.microsoft.com/office/word/2010/wordprocessingGroup" xmlns:wpi="http://schemas.microsoft.com/office/word/2010/wordprocessingInk" xmlns:wne="http://schemas.microsoft.com/office/word/2006/wordml" xmlns:wps="http://schemas.microsoft.com/office/word/2010/wordprocessingShape" mc:Ignorable="w14 w15 w16se w16cid w16 w16cex w16sdtdh w16sdtfl w16du wp14">
   <w:body>
     <w:p>
       <w:pPr>
@@ -45,6 +45,22 @@
           <w:r>
             <w:t>, Routing, and DMZ with ACLs Using CLI</w:t>
           </w:r>
+          <w:r>
+            <w:t xml:space="preserve"> </w:t>
+          </w:r>
+          <w:proofErr w:type="gramStart"/>
+          <w:r>
+            <w:t>( THY</w:t>
+          </w:r>
+          <w:proofErr w:type="gramEnd"/>
+          <w:r>
+            <w:t xml:space="preserve"> </w:t>
+          </w:r>
+          <w:proofErr w:type="gramStart"/>
+          <w:r>
+            <w:t>DAYUTH )</w:t>
+          </w:r>
+          <w:proofErr w:type="gramEnd"/>
         </w:sdtContent>
       </w:sdt>
       <w:r>
@@ -64,14 +80,11 @@
         <w:pStyle w:val="Visual"/>
       </w:pPr>
       <w:r>
-        <w:rPr>
-          <w:noProof/>
-        </w:rPr>
         <w:drawing>
-          <wp:inline distT="0" distB="0" distL="0" distR="0" wp14:anchorId="686BA832" wp14:editId="05206819">
-            <wp:extent cx="6411595" cy="3060079"/>
-            <wp:effectExtent l="0" t="0" r="8255" b="6985"/>
-            <wp:docPr id="3" name="Picture 3" descr="This topology has 1 router, 1 ASA, 3 switches and 3 PCs."/>
+          <wp:inline distT="0" distB="0" distL="0" distR="0" wp14:anchorId="024A085E" wp14:editId="1A2881E4">
+            <wp:extent cx="6400800" cy="4109720"/>
+            <wp:effectExtent l="0" t="0" r="0" b="5080"/>
+            <wp:docPr id="1811938823" name="Picture 1"/>
             <wp:cNvGraphicFramePr>
               <a:graphicFrameLocks xmlns:a="http://schemas.openxmlformats.org/drawingml/2006/main" noChangeAspect="1"/>
             </wp:cNvGraphicFramePr>
@@ -79,33 +92,23 @@
               <a:graphicData uri="http://schemas.openxmlformats.org/drawingml/2006/picture">
                 <pic:pic xmlns:pic="http://schemas.openxmlformats.org/drawingml/2006/picture">
                   <pic:nvPicPr>
-                    <pic:cNvPr id="3" name="Picture 3" descr="This topology has 1 router, 1 ASA, 3 switches and 3 PCs."/>
-                    <pic:cNvPicPr>
-                      <a:picLocks noChangeAspect="1" noChangeArrowheads="1"/>
-                    </pic:cNvPicPr>
+                    <pic:cNvPr id="1811938823" name=""/>
+                    <pic:cNvPicPr/>
                   </pic:nvPicPr>
                   <pic:blipFill>
-                    <a:blip r:embed="rId8">
-                      <a:extLst>
-                        <a:ext uri="{28A0092B-C50C-407E-A947-70E740481C1C}">
-                          <a14:useLocalDpi xmlns:a14="http://schemas.microsoft.com/office/drawing/2010/main" val="0"/>
-                        </a:ext>
-                      </a:extLst>
-                    </a:blip>
-                    <a:srcRect/>
+                    <a:blip r:embed="rId8"/>
                     <a:stretch>
                       <a:fillRect/>
                     </a:stretch>
                   </pic:blipFill>
-                  <pic:spPr bwMode="auto">
+                  <pic:spPr>
                     <a:xfrm>
                       <a:off x="0" y="0"/>
-                      <a:ext cx="6424671" cy="3066320"/>
+                      <a:ext cx="6400800" cy="4109720"/>
                     </a:xfrm>
                     <a:prstGeom prst="rect">
                       <a:avLst/>
                     </a:prstGeom>
-                    <a:noFill/>
                   </pic:spPr>
                 </pic:pic>
               </a:graphicData>
@@ -1239,6 +1242,7 @@
               <w:pStyle w:val="TableText"/>
             </w:pPr>
             <w:r>
+              <w:lastRenderedPageBreak/>
               <w:t>PC-C</w:t>
             </w:r>
           </w:p>
@@ -1490,7 +1494,15 @@
         <w:t>The Cisco Adaptive Security Appliance (ASA) is an advanced network security device that integrates a</w:t>
       </w:r>
       <w:r>
-        <w:t xml:space="preserve"> stateful firewall, </w:t>
+        <w:t xml:space="preserve"> </w:t>
+      </w:r>
+      <w:proofErr w:type="gramStart"/>
+      <w:r>
+        <w:t>stateful firewall</w:t>
+      </w:r>
+      <w:proofErr w:type="gramEnd"/>
+      <w:r>
+        <w:t xml:space="preserve">, </w:t>
       </w:r>
       <w:r>
         <w:rPr>
@@ -1585,7 +1597,23 @@
         <w:t xml:space="preserve"> ASA as a basic firewall. Other devices will receive minimal configuration to support the ASA portion of</w:t>
       </w:r>
       <w:r>
-        <w:t xml:space="preserve"> this lab. This lab uses the ASA CLI, which is similar to the IOS CLI, to configure basic device and security settings.</w:t>
+        <w:t xml:space="preserve"> this lab. This lab uses the ASA CLI, which is </w:t>
+      </w:r>
+      <w:proofErr w:type="gramStart"/>
+      <w:r>
+        <w:t>similar to</w:t>
+      </w:r>
+      <w:proofErr w:type="gramEnd"/>
+      <w:r>
+        <w:t xml:space="preserve"> the IOS CLI, to configure basic </w:t>
+      </w:r>
+      <w:proofErr w:type="gramStart"/>
+      <w:r>
+        <w:t>device</w:t>
+      </w:r>
+      <w:proofErr w:type="gramEnd"/>
+      <w:r>
+        <w:t xml:space="preserve"> and security settings.</w:t>
       </w:r>
     </w:p>
     <w:p>
@@ -2284,7 +2312,23 @@
           <w:rFonts w:cs="Courier New"/>
           <w:szCs w:val="20"/>
         </w:rPr>
-        <w:t>Pre-configure Firewall now through interactive prompts [yes]?</w:t>
+        <w:t xml:space="preserve">Pre-configure Firewall now through interactive </w:t>
+      </w:r>
+      <w:proofErr w:type="gramStart"/>
+      <w:r>
+        <w:rPr>
+          <w:rFonts w:cs="Courier New"/>
+          <w:szCs w:val="20"/>
+        </w:rPr>
+        <w:t>prompts</w:t>
+      </w:r>
+      <w:proofErr w:type="gramEnd"/>
+      <w:r>
+        <w:rPr>
+          <w:rFonts w:cs="Courier New"/>
+          <w:szCs w:val="20"/>
+        </w:rPr>
+        <w:t xml:space="preserve"> [yes]?</w:t>
       </w:r>
       <w:r>
         <w:rPr>
@@ -2352,32 +2396,34 @@
           <w:szCs w:val="20"/>
         </w:rPr>
       </w:pPr>
+      <w:proofErr w:type="gramStart"/>
       <w:r>
         <w:rPr>
           <w:rFonts w:cs="Courier New"/>
           <w:bCs/>
           <w:szCs w:val="20"/>
         </w:rPr>
-        <w:t>User enable_1 logged in to ciscoasa</w:t>
-      </w:r>
-    </w:p>
-    <w:p>
-      <w:pPr>
-        <w:pStyle w:val="CMD"/>
+        <w:t>User</w:t>
+      </w:r>
+      <w:proofErr w:type="gramEnd"/>
+      <w:r>
         <w:rPr>
           <w:rFonts w:cs="Courier New"/>
           <w:bCs/>
           <w:szCs w:val="20"/>
         </w:rPr>
-      </w:pPr>
+        <w:t xml:space="preserve"> enable_1 logged in to </w:t>
+      </w:r>
+      <w:proofErr w:type="spellStart"/>
       <w:r>
         <w:rPr>
           <w:rFonts w:cs="Courier New"/>
           <w:bCs/>
           <w:szCs w:val="20"/>
         </w:rPr>
-        <w:t xml:space="preserve">Logins over the last 1 days: 1.  </w:t>
-      </w:r>
+        <w:t>ciscoasa</w:t>
+      </w:r>
+      <w:proofErr w:type="spellEnd"/>
     </w:p>
     <w:p>
       <w:pPr>
@@ -2394,7 +2440,7 @@
           <w:bCs/>
           <w:szCs w:val="20"/>
         </w:rPr>
-        <w:t xml:space="preserve">Failed logins since the last login: 0.  </w:t>
+        <w:t xml:space="preserve">Logins over the last 1 days: 1.  </w:t>
       </w:r>
     </w:p>
     <w:p>
@@ -2412,7 +2458,7 @@
           <w:bCs/>
           <w:szCs w:val="20"/>
         </w:rPr>
-        <w:t>Type help or '?' for a list of available commands.</w:t>
+        <w:t xml:space="preserve">Failed logins since the last login: 0.  </w:t>
       </w:r>
     </w:p>
     <w:p>
@@ -2430,7 +2476,7 @@
           <w:bCs/>
           <w:szCs w:val="20"/>
         </w:rPr>
-        <w:t>ciscoasa&gt; enable</w:t>
+        <w:t>Type help or '?' for a list of available commands.</w:t>
       </w:r>
     </w:p>
     <w:p>
@@ -2442,131 +2488,95 @@
           <w:szCs w:val="20"/>
         </w:rPr>
       </w:pPr>
+      <w:proofErr w:type="spellStart"/>
       <w:r>
         <w:rPr>
           <w:rFonts w:cs="Courier New"/>
           <w:bCs/>
           <w:szCs w:val="20"/>
         </w:rPr>
-        <w:t>The enable password is not set.  Please set it now.</w:t>
-      </w:r>
-    </w:p>
-    <w:p>
-      <w:pPr>
-        <w:pStyle w:val="CMD"/>
+        <w:t>ciscoasa</w:t>
+      </w:r>
+      <w:proofErr w:type="spellEnd"/>
+      <w:r>
         <w:rPr>
           <w:rFonts w:cs="Courier New"/>
           <w:bCs/>
           <w:szCs w:val="20"/>
         </w:rPr>
-      </w:pPr>
-      <w:r>
+        <w:t>&gt; enable</w:t>
+      </w:r>
+    </w:p>
+    <w:p>
+      <w:pPr>
+        <w:pStyle w:val="CMD"/>
         <w:rPr>
           <w:rFonts w:cs="Courier New"/>
           <w:bCs/>
           <w:szCs w:val="20"/>
         </w:rPr>
-        <w:t xml:space="preserve">Enter  Password: </w:t>
-      </w:r>
-      <w:r>
-        <w:rPr>
-          <w:rFonts w:cs="Courier New"/>
-          <w:b/>
-          <w:szCs w:val="20"/>
-        </w:rPr>
-        <w:t>class</w:t>
-      </w:r>
-    </w:p>
-    <w:p>
-      <w:pPr>
-        <w:pStyle w:val="CMD"/>
+      </w:pPr>
+      <w:r>
         <w:rPr>
           <w:rFonts w:cs="Courier New"/>
           <w:bCs/>
           <w:szCs w:val="20"/>
         </w:rPr>
-      </w:pPr>
+        <w:t xml:space="preserve">The enable password is not set.  Please set </w:t>
+      </w:r>
+      <w:proofErr w:type="gramStart"/>
       <w:r>
         <w:rPr>
           <w:rFonts w:cs="Courier New"/>
           <w:bCs/>
           <w:szCs w:val="20"/>
         </w:rPr>
-        <w:t xml:space="preserve">Repeat Password: </w:t>
-      </w:r>
-      <w:r>
-        <w:rPr>
-          <w:rFonts w:cs="Courier New"/>
-          <w:b/>
-          <w:szCs w:val="20"/>
-        </w:rPr>
-        <w:t>class</w:t>
-      </w:r>
-    </w:p>
-    <w:p>
-      <w:pPr>
-        <w:pStyle w:val="CMD"/>
+        <w:t>it</w:t>
+      </w:r>
+      <w:proofErr w:type="gramEnd"/>
+      <w:r>
         <w:rPr>
           <w:rFonts w:cs="Courier New"/>
           <w:bCs/>
           <w:szCs w:val="20"/>
         </w:rPr>
-      </w:pPr>
-      <w:r>
+        <w:t xml:space="preserve"> now.</w:t>
+      </w:r>
+    </w:p>
+    <w:p>
+      <w:pPr>
+        <w:pStyle w:val="CMD"/>
         <w:rPr>
           <w:rFonts w:cs="Courier New"/>
           <w:bCs/>
           <w:szCs w:val="20"/>
         </w:rPr>
-        <w:t>Note: Save your configuration so that the password persists across reboots</w:t>
-      </w:r>
-    </w:p>
-    <w:p>
-      <w:pPr>
-        <w:pStyle w:val="CMD"/>
+      </w:pPr>
+      <w:proofErr w:type="gramStart"/>
+      <w:r>
         <w:rPr>
           <w:rFonts w:cs="Courier New"/>
           <w:bCs/>
           <w:szCs w:val="20"/>
         </w:rPr>
-      </w:pPr>
+        <w:t>Enter  Password</w:t>
+      </w:r>
+      <w:proofErr w:type="gramEnd"/>
       <w:r>
         <w:rPr>
           <w:rFonts w:cs="Courier New"/>
           <w:bCs/>
           <w:szCs w:val="20"/>
         </w:rPr>
-        <w:t>("write memory" or "copy running-config startup-config").</w:t>
-      </w:r>
-    </w:p>
-    <w:p>
-      <w:pPr>
-        <w:pStyle w:val="CMD"/>
-        <w:rPr>
-          <w:b/>
-          <w:bCs/>
-        </w:rPr>
-      </w:pPr>
-      <w:r>
-        <w:t>ciscoasa#</w:t>
-      </w:r>
-      <w:r>
-        <w:t xml:space="preserve"> </w:t>
-      </w:r>
-      <w:r>
-        <w:rPr>
-          <w:b/>
-          <w:bCs/>
-        </w:rPr>
-        <w:t>conf t</w:t>
-      </w:r>
-    </w:p>
-    <w:p>
-      <w:pPr>
-        <w:pStyle w:val="CMD"/>
-      </w:pPr>
-      <w:r>
-        <w:t xml:space="preserve">ciscoasa(config)# </w:t>
+        <w:t xml:space="preserve">: </w:t>
+      </w:r>
+      <w:r>
+        <w:rPr>
+          <w:rFonts w:cs="Courier New"/>
+          <w:b/>
+          <w:szCs w:val="20"/>
+        </w:rPr>
+        <w:t>class</w:t>
       </w:r>
     </w:p>
     <w:p>
@@ -2578,144 +2588,264 @@
           <w:szCs w:val="20"/>
         </w:rPr>
       </w:pPr>
-    </w:p>
-    <w:p>
-      <w:pPr>
-        <w:pStyle w:val="CMDOutput"/>
-      </w:pPr>
-      <w:r>
-        <w:t>***************************** NOTICE *****************************</w:t>
-      </w:r>
-    </w:p>
-    <w:p>
-      <w:pPr>
-        <w:pStyle w:val="CMDOutput"/>
-      </w:pPr>
-    </w:p>
-    <w:p>
-      <w:pPr>
-        <w:pStyle w:val="CMDOutput"/>
-      </w:pPr>
-      <w:r>
-        <w:t>Help to improve the ASA platform by enabling anonymous reporting,</w:t>
-      </w:r>
-    </w:p>
-    <w:p>
-      <w:pPr>
-        <w:pStyle w:val="CMDOutput"/>
-      </w:pPr>
-      <w:r>
-        <w:t>which allows Cisco to securely receive minimal error and health</w:t>
-      </w:r>
-    </w:p>
-    <w:p>
-      <w:pPr>
-        <w:pStyle w:val="CMDOutput"/>
-      </w:pPr>
-      <w:r>
-        <w:t>information from the device. To learn more about this feature,</w:t>
-      </w:r>
-    </w:p>
-    <w:p>
-      <w:pPr>
-        <w:pStyle w:val="CMDOutput"/>
-      </w:pPr>
-      <w:r>
-        <w:t>please visit: http://www.cisco.com/go/smartcall</w:t>
-      </w:r>
-    </w:p>
-    <w:p>
-      <w:pPr>
-        <w:pStyle w:val="CMDOutput"/>
-      </w:pPr>
-    </w:p>
-    <w:p>
-      <w:pPr>
-        <w:pStyle w:val="CMDOutput"/>
-      </w:pPr>
-      <w:r>
-        <w:t>Would you like to enable anonymous error reporting to help improve</w:t>
-      </w:r>
-    </w:p>
-    <w:p>
-      <w:pPr>
-        <w:pStyle w:val="CMDOutput"/>
-      </w:pPr>
-      <w:r>
-        <w:t xml:space="preserve">the product? [Y]es, [N]o, [A]sk later: </w:t>
-      </w:r>
-      <w:r>
-        <w:rPr>
-          <w:b/>
-          <w:bCs/>
-        </w:rPr>
-        <w:t>no</w:t>
-      </w:r>
-    </w:p>
-    <w:p>
-      <w:pPr>
-        <w:pStyle w:val="CMDOutput"/>
-      </w:pPr>
-    </w:p>
-    <w:p>
-      <w:pPr>
-        <w:pStyle w:val="CMDOutput"/>
-      </w:pPr>
-      <w:r>
-        <w:t>In the future, if you would like to enable this feature,</w:t>
-      </w:r>
-    </w:p>
-    <w:p>
-      <w:pPr>
-        <w:pStyle w:val="CMDOutput"/>
-      </w:pPr>
-      <w:r>
-        <w:t>issue the command "call-home reporting anonymous".</w:t>
-      </w:r>
-    </w:p>
-    <w:p>
-      <w:pPr>
-        <w:pStyle w:val="CMDOutput"/>
-      </w:pPr>
-    </w:p>
-    <w:p>
-      <w:pPr>
-        <w:pStyle w:val="CMDOutput"/>
-      </w:pPr>
-      <w:r>
-        <w:t>Please remember to save your configuration.</w:t>
-      </w:r>
-    </w:p>
-    <w:p>
-      <w:pPr>
-        <w:pStyle w:val="CMDOutput"/>
-      </w:pPr>
-    </w:p>
-    <w:p>
-      <w:pPr>
-        <w:pStyle w:val="CMD"/>
+      <w:r>
         <w:rPr>
           <w:rFonts w:cs="Courier New"/>
           <w:bCs/>
           <w:szCs w:val="20"/>
         </w:rPr>
-      </w:pPr>
-      <w:r>
+        <w:t xml:space="preserve">Repeat Password: </w:t>
+      </w:r>
+      <w:r>
+        <w:rPr>
+          <w:rFonts w:cs="Courier New"/>
+          <w:b/>
+          <w:szCs w:val="20"/>
+        </w:rPr>
+        <w:t>class</w:t>
+      </w:r>
+    </w:p>
+    <w:p>
+      <w:pPr>
+        <w:pStyle w:val="CMD"/>
         <w:rPr>
           <w:rFonts w:cs="Courier New"/>
           <w:bCs/>
           <w:szCs w:val="20"/>
         </w:rPr>
-        <w:t>ciscoasa(config)#</w:t>
-      </w:r>
+      </w:pPr>
       <w:r>
         <w:rPr>
           <w:rFonts w:cs="Courier New"/>
           <w:bCs/>
           <w:szCs w:val="20"/>
         </w:rPr>
+        <w:t>Note: Save your configuration so that the password persists across reboots</w:t>
+      </w:r>
+    </w:p>
+    <w:p>
+      <w:pPr>
+        <w:pStyle w:val="CMD"/>
+        <w:rPr>
+          <w:rFonts w:cs="Courier New"/>
+          <w:bCs/>
+          <w:szCs w:val="20"/>
+        </w:rPr>
+      </w:pPr>
+      <w:r>
+        <w:rPr>
+          <w:rFonts w:cs="Courier New"/>
+          <w:bCs/>
+          <w:szCs w:val="20"/>
+        </w:rPr>
+        <w:t>("write memory" or "copy running-config startup-config").</w:t>
+      </w:r>
+    </w:p>
+    <w:p>
+      <w:pPr>
+        <w:pStyle w:val="CMD"/>
+        <w:rPr>
+          <w:b/>
+          <w:bCs/>
+        </w:rPr>
+      </w:pPr>
+      <w:proofErr w:type="spellStart"/>
+      <w:r>
+        <w:t>ciscoasa</w:t>
+      </w:r>
+      <w:proofErr w:type="spellEnd"/>
+      <w:r>
+        <w:t>#</w:t>
+      </w:r>
+      <w:r>
         <w:t xml:space="preserve"> </w:t>
       </w:r>
+      <w:r>
+        <w:rPr>
+          <w:b/>
+          <w:bCs/>
+        </w:rPr>
+        <w:t>conf t</w:t>
+      </w:r>
+    </w:p>
+    <w:p>
+      <w:pPr>
+        <w:pStyle w:val="CMD"/>
+      </w:pPr>
+      <w:proofErr w:type="spellStart"/>
+      <w:r>
+        <w:t>ciscoasa</w:t>
+      </w:r>
+      <w:proofErr w:type="spellEnd"/>
+      <w:r>
+        <w:t xml:space="preserve">(config)# </w:t>
+      </w:r>
+    </w:p>
+    <w:p>
+      <w:pPr>
+        <w:pStyle w:val="CMD"/>
+        <w:rPr>
+          <w:rFonts w:cs="Courier New"/>
+          <w:bCs/>
+          <w:szCs w:val="20"/>
+        </w:rPr>
+      </w:pPr>
+    </w:p>
+    <w:p>
+      <w:pPr>
+        <w:pStyle w:val="CMDOutput"/>
+      </w:pPr>
+      <w:r>
+        <w:t>***************************** NOTICE *****************************</w:t>
+      </w:r>
+    </w:p>
+    <w:p>
+      <w:pPr>
+        <w:pStyle w:val="CMDOutput"/>
+      </w:pPr>
+    </w:p>
+    <w:p>
+      <w:pPr>
+        <w:pStyle w:val="CMDOutput"/>
+      </w:pPr>
+      <w:r>
+        <w:t>Help to improve the ASA platform by enabling anonymous reporting,</w:t>
+      </w:r>
+    </w:p>
+    <w:p>
+      <w:pPr>
+        <w:pStyle w:val="CMDOutput"/>
+      </w:pPr>
+      <w:r>
+        <w:t>which allows Cisco to securely receive minimal error and health</w:t>
+      </w:r>
+    </w:p>
+    <w:p>
+      <w:pPr>
+        <w:pStyle w:val="CMDOutput"/>
+      </w:pPr>
+      <w:r>
+        <w:t>information from the device. To learn more about this feature,</w:t>
+      </w:r>
+    </w:p>
+    <w:p>
+      <w:pPr>
+        <w:pStyle w:val="CMDOutput"/>
+      </w:pPr>
+      <w:r>
+        <w:t>please visit: http://www.cisco.com/go/smartcall</w:t>
+      </w:r>
+    </w:p>
+    <w:p>
+      <w:pPr>
+        <w:pStyle w:val="CMDOutput"/>
+      </w:pPr>
+    </w:p>
+    <w:p>
+      <w:pPr>
+        <w:pStyle w:val="CMDOutput"/>
+      </w:pPr>
+      <w:r>
+        <w:t>Would you like to enable anonymous error reporting to help improve</w:t>
+      </w:r>
+    </w:p>
+    <w:p>
+      <w:pPr>
+        <w:pStyle w:val="CMDOutput"/>
+      </w:pPr>
+      <w:r>
+        <w:t>the product? [Y]es, [N]o, [A]</w:t>
+      </w:r>
+      <w:proofErr w:type="spellStart"/>
+      <w:r>
+        <w:t>sk</w:t>
+      </w:r>
+      <w:proofErr w:type="spellEnd"/>
+      <w:r>
+        <w:t xml:space="preserve"> later: </w:t>
+      </w:r>
+      <w:r>
+        <w:rPr>
+          <w:b/>
+          <w:bCs/>
+        </w:rPr>
+        <w:t>no</w:t>
+      </w:r>
+    </w:p>
+    <w:p>
+      <w:pPr>
+        <w:pStyle w:val="CMDOutput"/>
+      </w:pPr>
+    </w:p>
+    <w:p>
+      <w:pPr>
+        <w:pStyle w:val="CMDOutput"/>
+      </w:pPr>
+      <w:r>
+        <w:t>In the future, if you would like to enable this feature,</w:t>
+      </w:r>
+    </w:p>
+    <w:p>
+      <w:pPr>
+        <w:pStyle w:val="CMDOutput"/>
+      </w:pPr>
+      <w:r>
+        <w:t>issue the command "call-home reporting anonymous".</w:t>
+      </w:r>
+    </w:p>
+    <w:p>
+      <w:pPr>
+        <w:pStyle w:val="CMDOutput"/>
+      </w:pPr>
+    </w:p>
+    <w:p>
+      <w:pPr>
+        <w:pStyle w:val="CMDOutput"/>
+      </w:pPr>
+      <w:r>
+        <w:t>Please remember to save your configuration.</w:t>
+      </w:r>
+    </w:p>
+    <w:p>
+      <w:pPr>
+        <w:pStyle w:val="CMDOutput"/>
+      </w:pPr>
+    </w:p>
+    <w:p>
+      <w:pPr>
+        <w:pStyle w:val="CMD"/>
+        <w:rPr>
+          <w:rFonts w:cs="Courier New"/>
+          <w:bCs/>
+          <w:szCs w:val="20"/>
+        </w:rPr>
+      </w:pPr>
+      <w:proofErr w:type="spellStart"/>
+      <w:r>
+        <w:rPr>
+          <w:rFonts w:cs="Courier New"/>
+          <w:bCs/>
+          <w:szCs w:val="20"/>
+        </w:rPr>
+        <w:t>ciscoasa</w:t>
+      </w:r>
+      <w:proofErr w:type="spellEnd"/>
+      <w:r>
+        <w:rPr>
+          <w:rFonts w:cs="Courier New"/>
+          <w:bCs/>
+          <w:szCs w:val="20"/>
+        </w:rPr>
+        <w:t>(config)#</w:t>
+      </w:r>
+      <w:r>
+        <w:rPr>
+          <w:rFonts w:cs="Courier New"/>
+          <w:bCs/>
+          <w:szCs w:val="20"/>
+        </w:rPr>
+        <w:t xml:space="preserve"> </w:t>
+      </w:r>
     </w:p>
     <w:p>
       <w:pPr>
@@ -2792,7 +2922,15 @@
         <w:pStyle w:val="CMD"/>
       </w:pPr>
       <w:r>
-        <w:t xml:space="preserve"> nameif OUTSIDE</w:t>
+        <w:t xml:space="preserve"> </w:t>
+      </w:r>
+      <w:proofErr w:type="spellStart"/>
+      <w:r>
+        <w:t>nameif</w:t>
+      </w:r>
+      <w:proofErr w:type="spellEnd"/>
+      <w:r>
+        <w:t xml:space="preserve"> OUTSIDE</w:t>
       </w:r>
     </w:p>
     <w:p>
@@ -2808,7 +2946,15 @@
         <w:pStyle w:val="CMD"/>
       </w:pPr>
       <w:r>
-        <w:t xml:space="preserve"> ip address 209.165.200.226 255.255.255.248</w:t>
+        <w:t xml:space="preserve"> </w:t>
+      </w:r>
+      <w:proofErr w:type="spellStart"/>
+      <w:r>
+        <w:t>ip</w:t>
+      </w:r>
+      <w:proofErr w:type="spellEnd"/>
+      <w:r>
+        <w:t xml:space="preserve"> address 209.165.200.226 255.255.255.248</w:t>
       </w:r>
     </w:p>
     <w:p>
@@ -2816,7 +2962,15 @@
         <w:pStyle w:val="CMD"/>
       </w:pPr>
       <w:r>
-        <w:t xml:space="preserve"> no shutdown </w:t>
+        <w:t xml:space="preserve"> </w:t>
+      </w:r>
+      <w:proofErr w:type="gramStart"/>
+      <w:r>
+        <w:t>no</w:t>
+      </w:r>
+      <w:proofErr w:type="gramEnd"/>
+      <w:r>
+        <w:t xml:space="preserve"> shutdown </w:t>
       </w:r>
     </w:p>
     <w:p>
@@ -2840,7 +2994,15 @@
         <w:pStyle w:val="CMD"/>
       </w:pPr>
       <w:r>
-        <w:t xml:space="preserve"> nameif INSIDE</w:t>
+        <w:t xml:space="preserve"> </w:t>
+      </w:r>
+      <w:proofErr w:type="spellStart"/>
+      <w:r>
+        <w:t>nameif</w:t>
+      </w:r>
+      <w:proofErr w:type="spellEnd"/>
+      <w:r>
+        <w:t xml:space="preserve"> INSIDE</w:t>
       </w:r>
     </w:p>
     <w:p>
@@ -2856,7 +3018,15 @@
         <w:pStyle w:val="CMD"/>
       </w:pPr>
       <w:r>
-        <w:t xml:space="preserve"> ip address 192.168.1.1 255.255.255.0 </w:t>
+        <w:t xml:space="preserve"> </w:t>
+      </w:r>
+      <w:proofErr w:type="spellStart"/>
+      <w:r>
+        <w:t>ip</w:t>
+      </w:r>
+      <w:proofErr w:type="spellEnd"/>
+      <w:r>
+        <w:t xml:space="preserve"> address 192.168.1.1 255.255.255.0 </w:t>
       </w:r>
     </w:p>
     <w:p>
@@ -2864,7 +3034,15 @@
         <w:pStyle w:val="CMD"/>
       </w:pPr>
       <w:r>
-        <w:t xml:space="preserve"> no shutdown </w:t>
+        <w:t xml:space="preserve"> </w:t>
+      </w:r>
+      <w:proofErr w:type="gramStart"/>
+      <w:r>
+        <w:t>no</w:t>
+      </w:r>
+      <w:proofErr w:type="gramEnd"/>
+      <w:r>
+        <w:t xml:space="preserve"> shutdown </w:t>
       </w:r>
     </w:p>
     <w:p>
@@ -2896,7 +3074,15 @@
         <w:pStyle w:val="CMD"/>
       </w:pPr>
       <w:r>
-        <w:t>http server enable</w:t>
+        <w:t xml:space="preserve">http </w:t>
+      </w:r>
+      <w:proofErr w:type="gramStart"/>
+      <w:r>
+        <w:t>server</w:t>
+      </w:r>
+      <w:proofErr w:type="gramEnd"/>
+      <w:r>
+        <w:t xml:space="preserve"> enable</w:t>
       </w:r>
     </w:p>
     <w:p>
@@ -2927,8 +3113,13 @@
       <w:pPr>
         <w:pStyle w:val="CMD"/>
       </w:pPr>
-      <w:r>
-        <w:t>write mem</w:t>
+      <w:proofErr w:type="gramStart"/>
+      <w:r>
+        <w:t>write</w:t>
+      </w:r>
+      <w:proofErr w:type="gramEnd"/>
+      <w:r>
+        <w:t xml:space="preserve"> mem</w:t>
       </w:r>
     </w:p>
     <w:p>
@@ -3021,15 +3212,28 @@
         <w:pStyle w:val="CMD"/>
       </w:pPr>
       <w:r>
-        <w:t>enable algorithm-type scrypt secret cisco12345</w:t>
+        <w:t xml:space="preserve">enable algorithm-type </w:t>
+      </w:r>
+      <w:proofErr w:type="spellStart"/>
+      <w:r>
+        <w:t>scrypt</w:t>
+      </w:r>
+      <w:proofErr w:type="spellEnd"/>
+      <w:r>
+        <w:t xml:space="preserve"> secret cisco12345</w:t>
       </w:r>
     </w:p>
     <w:p>
       <w:pPr>
         <w:pStyle w:val="CMD"/>
       </w:pPr>
-      <w:r>
-        <w:t>ip domain name netsec.com</w:t>
+      <w:proofErr w:type="spellStart"/>
+      <w:r>
+        <w:t>ip</w:t>
+      </w:r>
+      <w:proofErr w:type="spellEnd"/>
+      <w:r>
+        <w:t xml:space="preserve"> domain name netsec.com</w:t>
       </w:r>
     </w:p>
     <w:p>
@@ -3037,7 +3241,15 @@
         <w:pStyle w:val="CMD"/>
       </w:pPr>
       <w:r>
-        <w:t>username admin01 algorithm-type scrypt secret cisco12345</w:t>
+        <w:t xml:space="preserve">username admin01 algorithm-type </w:t>
+      </w:r>
+      <w:proofErr w:type="spellStart"/>
+      <w:r>
+        <w:t>scrypt</w:t>
+      </w:r>
+      <w:proofErr w:type="spellEnd"/>
+      <w:r>
+        <w:t xml:space="preserve"> secret cisco12345</w:t>
       </w:r>
     </w:p>
     <w:p>
@@ -3053,7 +3265,15 @@
         <w:pStyle w:val="CMD"/>
       </w:pPr>
       <w:r>
-        <w:t xml:space="preserve"> ip address 172.16.3.1 255.255.255.0</w:t>
+        <w:t xml:space="preserve"> </w:t>
+      </w:r>
+      <w:proofErr w:type="spellStart"/>
+      <w:r>
+        <w:t>ip</w:t>
+      </w:r>
+      <w:proofErr w:type="spellEnd"/>
+      <w:r>
+        <w:t xml:space="preserve"> address 172.16.3.1 255.255.255.0</w:t>
       </w:r>
     </w:p>
     <w:p>
@@ -3061,7 +3281,15 @@
         <w:pStyle w:val="CMD"/>
       </w:pPr>
       <w:r>
-        <w:t xml:space="preserve"> no shutdown</w:t>
+        <w:t xml:space="preserve"> </w:t>
+      </w:r>
+      <w:proofErr w:type="gramStart"/>
+      <w:r>
+        <w:t>no</w:t>
+      </w:r>
+      <w:proofErr w:type="gramEnd"/>
+      <w:r>
+        <w:t xml:space="preserve"> shutdown</w:t>
       </w:r>
     </w:p>
     <w:p>
@@ -3077,7 +3305,15 @@
         <w:pStyle w:val="CMD"/>
       </w:pPr>
       <w:r>
-        <w:t xml:space="preserve"> ip address 209.165.200.225 255.255.255.248</w:t>
+        <w:t xml:space="preserve"> </w:t>
+      </w:r>
+      <w:proofErr w:type="spellStart"/>
+      <w:r>
+        <w:t>ip</w:t>
+      </w:r>
+      <w:proofErr w:type="spellEnd"/>
+      <w:r>
+        <w:t xml:space="preserve"> address 209.165.200.225 255.255.255.248</w:t>
       </w:r>
     </w:p>
     <w:p>
@@ -3085,7 +3321,15 @@
         <w:pStyle w:val="CMD"/>
       </w:pPr>
       <w:r>
-        <w:t xml:space="preserve"> no shutdown</w:t>
+        <w:t xml:space="preserve"> </w:t>
+      </w:r>
+      <w:proofErr w:type="gramStart"/>
+      <w:r>
+        <w:t>no</w:t>
+      </w:r>
+      <w:proofErr w:type="gramEnd"/>
+      <w:r>
+        <w:t xml:space="preserve"> shutdown</w:t>
       </w:r>
     </w:p>
     <w:p>
@@ -3093,15 +3337,36 @@
         <w:pStyle w:val="CMD"/>
       </w:pPr>
       <w:r>
-        <w:t>crypto key generate rsa general-keys modulus 1024</w:t>
+        <w:t xml:space="preserve">crypto </w:t>
+      </w:r>
+      <w:proofErr w:type="gramStart"/>
+      <w:r>
+        <w:t>key</w:t>
+      </w:r>
+      <w:proofErr w:type="gramEnd"/>
+      <w:r>
+        <w:t xml:space="preserve"> generate </w:t>
+      </w:r>
+      <w:proofErr w:type="spellStart"/>
+      <w:r>
+        <w:t>rsa</w:t>
+      </w:r>
+      <w:proofErr w:type="spellEnd"/>
+      <w:r>
+        <w:t xml:space="preserve"> general-keys modulus 1024</w:t>
       </w:r>
     </w:p>
     <w:p>
       <w:pPr>
         <w:pStyle w:val="CMD"/>
       </w:pPr>
-      <w:r>
-        <w:t>ip http server</w:t>
+      <w:proofErr w:type="spellStart"/>
+      <w:r>
+        <w:t>ip</w:t>
+      </w:r>
+      <w:proofErr w:type="spellEnd"/>
+      <w:r>
+        <w:t xml:space="preserve"> http server</w:t>
       </w:r>
     </w:p>
     <w:p>
@@ -3133,15 +3398,36 @@
         <w:pStyle w:val="CMD"/>
       </w:pPr>
       <w:r>
-        <w:t xml:space="preserve"> login local</w:t>
-      </w:r>
+        <w:t xml:space="preserve"> </w:t>
+      </w:r>
+      <w:proofErr w:type="gramStart"/>
+      <w:r>
+        <w:t>login</w:t>
+      </w:r>
+      <w:proofErr w:type="gramEnd"/>
+      <w:r>
+        <w:t xml:space="preserve"> </w:t>
+      </w:r>
+      <w:proofErr w:type="gramStart"/>
+      <w:r>
+        <w:t>local</w:t>
+      </w:r>
+      <w:proofErr w:type="gramEnd"/>
     </w:p>
     <w:p>
       <w:pPr>
         <w:pStyle w:val="CMD"/>
       </w:pPr>
       <w:r>
-        <w:t>line vty 0 4</w:t>
+        <w:t xml:space="preserve">line </w:t>
+      </w:r>
+      <w:proofErr w:type="spellStart"/>
+      <w:r>
+        <w:t>vty</w:t>
+      </w:r>
+      <w:proofErr w:type="spellEnd"/>
+      <w:r>
+        <w:t xml:space="preserve"> 0 4</w:t>
       </w:r>
     </w:p>
     <w:p>
@@ -3157,8 +3443,21 @@
         <w:pStyle w:val="CMD"/>
       </w:pPr>
       <w:r>
-        <w:t xml:space="preserve"> login local</w:t>
-      </w:r>
+        <w:t xml:space="preserve"> </w:t>
+      </w:r>
+      <w:proofErr w:type="gramStart"/>
+      <w:r>
+        <w:t>login</w:t>
+      </w:r>
+      <w:proofErr w:type="gramEnd"/>
+      <w:r>
+        <w:t xml:space="preserve"> </w:t>
+      </w:r>
+      <w:proofErr w:type="gramStart"/>
+      <w:r>
+        <w:t>local</w:t>
+      </w:r>
+      <w:proofErr w:type="gramEnd"/>
     </w:p>
     <w:p>
       <w:pPr>
@@ -3418,15 +3717,29 @@
         <w:spacing w:before="0"/>
       </w:pPr>
       <w:r>
-        <w:t>Was the ping successful?</w:t>
+        <w:t xml:space="preserve">Was the </w:t>
+      </w:r>
+      <w:proofErr w:type="gramStart"/>
+      <w:r>
+        <w:t>ping</w:t>
+      </w:r>
+      <w:proofErr w:type="gramEnd"/>
+      <w:r>
+        <w:t xml:space="preserve"> successful?</w:t>
       </w:r>
     </w:p>
     <w:p>
       <w:pPr>
         <w:pStyle w:val="AnswerLineL50"/>
-      </w:pPr>
-      <w:r>
-        <w:t>Type your answers here.</w:t>
+        <w:rPr>
+          <w:color w:val="EE0000"/>
+        </w:rPr>
+      </w:pPr>
+      <w:r>
+        <w:rPr>
+          <w:color w:val="EE0000"/>
+        </w:rPr>
+        <w:t>Yes, it’s direct network</w:t>
       </w:r>
     </w:p>
     <w:p>
@@ -3467,18 +3780,38 @@
         <w:spacing w:before="0"/>
       </w:pPr>
       <w:r>
-        <w:t>Was the p</w:t>
-      </w:r>
-      <w:r>
-        <w:t>ing successful?</w:t>
+        <w:t xml:space="preserve">Was the </w:t>
+      </w:r>
+      <w:proofErr w:type="gramStart"/>
+      <w:r>
+        <w:t>p</w:t>
+      </w:r>
+      <w:r>
+        <w:t>ing</w:t>
+      </w:r>
+      <w:proofErr w:type="gramEnd"/>
+      <w:r>
+        <w:t xml:space="preserve"> successful?</w:t>
       </w:r>
     </w:p>
     <w:p>
       <w:pPr>
         <w:pStyle w:val="AnswerLineL50"/>
-      </w:pPr>
-      <w:r>
-        <w:t>Type your answers here.</w:t>
+        <w:rPr>
+          <w:color w:val="EE0000"/>
+        </w:rPr>
+      </w:pPr>
+      <w:r>
+        <w:rPr>
+          <w:color w:val="EE0000"/>
+        </w:rPr>
+        <w:t>No, There’s no route</w:t>
+      </w:r>
+      <w:r>
+        <w:rPr>
+          <w:color w:val="EE0000"/>
+        </w:rPr>
+        <w:t>.</w:t>
       </w:r>
     </w:p>
     <w:p>
@@ -3552,10 +3885,18 @@
         <w:pStyle w:val="CMD"/>
       </w:pPr>
       <w:r>
-        <w:t>NETSEC-ASA</w:t>
-      </w:r>
-      <w:r>
-        <w:t xml:space="preserve">(config)# </w:t>
+        <w:t>NETSEC-</w:t>
+      </w:r>
+      <w:proofErr w:type="gramStart"/>
+      <w:r>
+        <w:t>ASA</w:t>
+      </w:r>
+      <w:r>
+        <w:t>(config)#</w:t>
+      </w:r>
+      <w:proofErr w:type="gramEnd"/>
+      <w:r>
+        <w:t xml:space="preserve"> </w:t>
       </w:r>
       <w:r>
         <w:rPr>
@@ -3604,10 +3945,18 @@
         <w:pStyle w:val="CMD"/>
       </w:pPr>
       <w:r>
-        <w:t>NETSEC-ASA</w:t>
-      </w:r>
-      <w:r>
-        <w:t xml:space="preserve">(config)# </w:t>
+        <w:t>NETSEC-</w:t>
+      </w:r>
+      <w:proofErr w:type="gramStart"/>
+      <w:r>
+        <w:t>ASA</w:t>
+      </w:r>
+      <w:r>
+        <w:t>(</w:t>
+      </w:r>
+      <w:proofErr w:type="gramEnd"/>
+      <w:r>
+        <w:t xml:space="preserve">config)# </w:t>
       </w:r>
       <w:r>
         <w:rPr>
@@ -3658,15 +4007,52 @@
         <w:pStyle w:val="CMDOutput"/>
       </w:pPr>
       <w:r>
-        <w:t xml:space="preserve">       i - IS-IS, su - IS-IS summary, L1 - IS-IS level-1, L2 - IS-IS level-2</w:t>
-      </w:r>
+        <w:t xml:space="preserve">       </w:t>
+      </w:r>
+      <w:proofErr w:type="spellStart"/>
+      <w:r>
+        <w:t>i</w:t>
+      </w:r>
+      <w:proofErr w:type="spellEnd"/>
+      <w:r>
+        <w:t xml:space="preserve"> - IS-IS, </w:t>
+      </w:r>
+      <w:proofErr w:type="spellStart"/>
+      <w:r>
+        <w:t>su</w:t>
+      </w:r>
+      <w:proofErr w:type="spellEnd"/>
+      <w:r>
+        <w:t xml:space="preserve"> - IS-IS summary, L1 - IS-IS </w:t>
+      </w:r>
+      <w:proofErr w:type="gramStart"/>
+      <w:r>
+        <w:t>level-1</w:t>
+      </w:r>
+      <w:proofErr w:type="gramEnd"/>
+      <w:r>
+        <w:t xml:space="preserve">, L2 - IS-IS </w:t>
+      </w:r>
+      <w:proofErr w:type="gramStart"/>
+      <w:r>
+        <w:t>level-2</w:t>
+      </w:r>
+      <w:proofErr w:type="gramEnd"/>
     </w:p>
     <w:p>
       <w:pPr>
         <w:pStyle w:val="CMDOutput"/>
       </w:pPr>
       <w:r>
-        <w:t xml:space="preserve">       ia - IS-IS inter area, * - candidate default, U - per-user static route</w:t>
+        <w:t xml:space="preserve">       </w:t>
+      </w:r>
+      <w:proofErr w:type="spellStart"/>
+      <w:r>
+        <w:t>ia</w:t>
+      </w:r>
+      <w:proofErr w:type="spellEnd"/>
+      <w:r>
+        <w:t xml:space="preserve"> - IS-IS inter area, * - candidate default, U - per-user static route</w:t>
       </w:r>
     </w:p>
     <w:p>
@@ -3752,6 +4138,48 @@
       </w:r>
       <w:r>
         <w:t>OUTSIDE</w:t>
+      </w:r>
+    </w:p>
+    <w:p>
+      <w:pPr>
+        <w:pStyle w:val="CMDOutput"/>
+      </w:pPr>
+      <w:r>
+        <w:drawing>
+          <wp:inline distT="0" distB="0" distL="0" distR="0" wp14:anchorId="7AB7DE38" wp14:editId="30DD4163">
+            <wp:extent cx="6400800" cy="2978150"/>
+            <wp:effectExtent l="0" t="0" r="0" b="0"/>
+            <wp:docPr id="101713001" name="Picture 1"/>
+            <wp:cNvGraphicFramePr>
+              <a:graphicFrameLocks xmlns:a="http://schemas.openxmlformats.org/drawingml/2006/main" noChangeAspect="1"/>
+            </wp:cNvGraphicFramePr>
+            <a:graphic xmlns:a="http://schemas.openxmlformats.org/drawingml/2006/main">
+              <a:graphicData uri="http://schemas.openxmlformats.org/drawingml/2006/picture">
+                <pic:pic xmlns:pic="http://schemas.openxmlformats.org/drawingml/2006/picture">
+                  <pic:nvPicPr>
+                    <pic:cNvPr id="101713001" name=""/>
+                    <pic:cNvPicPr/>
+                  </pic:nvPicPr>
+                  <pic:blipFill>
+                    <a:blip r:embed="rId9"/>
+                    <a:stretch>
+                      <a:fillRect/>
+                    </a:stretch>
+                  </pic:blipFill>
+                  <pic:spPr>
+                    <a:xfrm>
+                      <a:off x="0" y="0"/>
+                      <a:ext cx="6400800" cy="2978150"/>
+                    </a:xfrm>
+                    <a:prstGeom prst="rect">
+                      <a:avLst/>
+                    </a:prstGeom>
+                  </pic:spPr>
+                </pic:pic>
+              </a:graphicData>
+            </a:graphic>
+          </wp:inline>
+        </w:drawing>
       </w:r>
     </w:p>
     <w:p>
@@ -3793,16 +4221,27 @@
       <w:r>
         <w:t xml:space="preserve">Was the </w:t>
       </w:r>
-      <w:r>
-        <w:t>ping successful?</w:t>
+      <w:proofErr w:type="gramStart"/>
+      <w:r>
+        <w:t>ping</w:t>
+      </w:r>
+      <w:proofErr w:type="gramEnd"/>
+      <w:r>
+        <w:t xml:space="preserve"> successful?</w:t>
       </w:r>
     </w:p>
     <w:p>
       <w:pPr>
         <w:pStyle w:val="AnswerLineL50"/>
-      </w:pPr>
-      <w:r>
-        <w:t>Type your answers here.</w:t>
+        <w:rPr>
+          <w:color w:val="EE0000"/>
+        </w:rPr>
+      </w:pPr>
+      <w:r>
+        <w:rPr>
+          <w:color w:val="EE0000"/>
+        </w:rPr>
+        <w:t xml:space="preserve">Yes, ASA now has default route </w:t>
       </w:r>
     </w:p>
     <w:p>
@@ -3924,12 +4363,14 @@
       <w:r>
         <w:t xml:space="preserve"> and </w:t>
       </w:r>
+      <w:proofErr w:type="spellStart"/>
       <w:r>
         <w:rPr>
           <w:b/>
         </w:rPr>
         <w:t>nat</w:t>
       </w:r>
+      <w:proofErr w:type="spellEnd"/>
       <w:r>
         <w:t xml:space="preserve"> commands.</w:t>
       </w:r>
@@ -3939,10 +4380,18 @@
         <w:pStyle w:val="CMD"/>
       </w:pPr>
       <w:r>
-        <w:t>NETSEC-ASA</w:t>
-      </w:r>
-      <w:r>
-        <w:t xml:space="preserve">(config)# </w:t>
+        <w:t>NETSEC-</w:t>
+      </w:r>
+      <w:proofErr w:type="gramStart"/>
+      <w:r>
+        <w:t>ASA</w:t>
+      </w:r>
+      <w:r>
+        <w:t>(config)#</w:t>
+      </w:r>
+      <w:proofErr w:type="gramEnd"/>
+      <w:r>
+        <w:t xml:space="preserve"> </w:t>
       </w:r>
       <w:r>
         <w:rPr>
@@ -3962,10 +4411,26 @@
         <w:pStyle w:val="CMD"/>
       </w:pPr>
       <w:r>
-        <w:t>NETSEC-ASA</w:t>
-      </w:r>
-      <w:r>
-        <w:t xml:space="preserve">(config-network-object)# </w:t>
+        <w:t>NETSEC-</w:t>
+      </w:r>
+      <w:proofErr w:type="gramStart"/>
+      <w:r>
+        <w:t>ASA</w:t>
+      </w:r>
+      <w:r>
+        <w:t>(</w:t>
+      </w:r>
+      <w:proofErr w:type="gramEnd"/>
+      <w:r>
+        <w:t>config-network-</w:t>
+      </w:r>
+      <w:proofErr w:type="gramStart"/>
+      <w:r>
+        <w:t>object)#</w:t>
+      </w:r>
+      <w:proofErr w:type="gramEnd"/>
+      <w:r>
+        <w:t xml:space="preserve"> </w:t>
       </w:r>
       <w:r>
         <w:rPr>
@@ -3979,17 +4444,42 @@
         <w:pStyle w:val="CMD"/>
       </w:pPr>
       <w:r>
-        <w:t>NETSEC-ASA</w:t>
-      </w:r>
-      <w:r>
-        <w:t xml:space="preserve">(config-network-object)# </w:t>
-      </w:r>
-      <w:r>
-        <w:rPr>
-          <w:b/>
-        </w:rPr>
-        <w:t>nat (</w:t>
-      </w:r>
+        <w:t>NETSEC-</w:t>
+      </w:r>
+      <w:proofErr w:type="gramStart"/>
+      <w:r>
+        <w:t>ASA</w:t>
+      </w:r>
+      <w:r>
+        <w:t>(</w:t>
+      </w:r>
+      <w:proofErr w:type="gramEnd"/>
+      <w:r>
+        <w:t>config-network-</w:t>
+      </w:r>
+      <w:proofErr w:type="gramStart"/>
+      <w:r>
+        <w:t>object)#</w:t>
+      </w:r>
+      <w:proofErr w:type="gramEnd"/>
+      <w:r>
+        <w:t xml:space="preserve"> </w:t>
+      </w:r>
+      <w:proofErr w:type="spellStart"/>
+      <w:r>
+        <w:rPr>
+          <w:b/>
+        </w:rPr>
+        <w:t>nat</w:t>
+      </w:r>
+      <w:proofErr w:type="spellEnd"/>
+      <w:r>
+        <w:rPr>
+          <w:b/>
+        </w:rPr>
+        <w:t xml:space="preserve"> (</w:t>
+      </w:r>
+      <w:proofErr w:type="gramStart"/>
       <w:r>
         <w:rPr>
           <w:b/>
@@ -4008,6 +4498,7 @@
         </w:rPr>
         <w:t>OUTSIDE</w:t>
       </w:r>
+      <w:proofErr w:type="gramEnd"/>
       <w:r>
         <w:rPr>
           <w:b/>
@@ -4020,10 +4511,26 @@
         <w:pStyle w:val="CMD"/>
       </w:pPr>
       <w:r>
-        <w:t>NETSEC-ASA</w:t>
-      </w:r>
-      <w:r>
-        <w:t xml:space="preserve">(config-network-object)# </w:t>
+        <w:t>NETSEC-</w:t>
+      </w:r>
+      <w:proofErr w:type="gramStart"/>
+      <w:r>
+        <w:t>ASA</w:t>
+      </w:r>
+      <w:r>
+        <w:t>(</w:t>
+      </w:r>
+      <w:proofErr w:type="gramEnd"/>
+      <w:r>
+        <w:t>config-network-</w:t>
+      </w:r>
+      <w:proofErr w:type="gramStart"/>
+      <w:r>
+        <w:t>object)#</w:t>
+      </w:r>
+      <w:proofErr w:type="gramEnd"/>
+      <w:r>
+        <w:t xml:space="preserve"> </w:t>
       </w:r>
       <w:r>
         <w:rPr>
@@ -4041,12 +4548,14 @@
       <w:r>
         <w:t xml:space="preserve">The ASA splits the configuration into the object portion that defines the network to be translated and the actual </w:t>
       </w:r>
+      <w:proofErr w:type="spellStart"/>
       <w:r>
         <w:rPr>
           <w:b/>
         </w:rPr>
         <w:t>nat</w:t>
       </w:r>
+      <w:proofErr w:type="spellEnd"/>
       <w:r>
         <w:t xml:space="preserve"> command parameters. These appear in two different places in the running configuration. </w:t>
       </w:r>
@@ -4066,8 +4575,16 @@
         <w:rPr>
           <w:b/>
         </w:rPr>
-        <w:t>show run nat</w:t>
-      </w:r>
+        <w:t xml:space="preserve">show run </w:t>
+      </w:r>
+      <w:proofErr w:type="spellStart"/>
+      <w:r>
+        <w:rPr>
+          <w:b/>
+        </w:rPr>
+        <w:t>nat</w:t>
+      </w:r>
+      <w:proofErr w:type="spellEnd"/>
       <w:r>
         <w:t xml:space="preserve"> commands.</w:t>
       </w:r>
@@ -4125,8 +4642,16 @@
         <w:rPr>
           <w:b/>
         </w:rPr>
-        <w:t>show run nat</w:t>
-      </w:r>
+        <w:t xml:space="preserve">show run </w:t>
+      </w:r>
+      <w:proofErr w:type="spellStart"/>
+      <w:r>
+        <w:rPr>
+          <w:b/>
+        </w:rPr>
+        <w:t>nat</w:t>
+      </w:r>
+      <w:proofErr w:type="spellEnd"/>
     </w:p>
     <w:p>
       <w:pPr>
@@ -4152,8 +4677,17 @@
         <w:pStyle w:val="CMDOutput"/>
       </w:pPr>
       <w:r>
-        <w:t xml:space="preserve"> nat (</w:t>
-      </w:r>
+        <w:t xml:space="preserve"> </w:t>
+      </w:r>
+      <w:proofErr w:type="spellStart"/>
+      <w:r>
+        <w:t>nat</w:t>
+      </w:r>
+      <w:proofErr w:type="spellEnd"/>
+      <w:r>
+        <w:t xml:space="preserve"> (</w:t>
+      </w:r>
+      <w:proofErr w:type="gramStart"/>
       <w:r>
         <w:t>INSIDE</w:t>
       </w:r>
@@ -4163,6 +4697,7 @@
       <w:r>
         <w:t>OUTSIDE</w:t>
       </w:r>
+      <w:proofErr w:type="gramEnd"/>
       <w:r>
         <w:t>) dynamic interface</w:t>
       </w:r>
@@ -4237,9 +4772,15 @@
     <w:p>
       <w:pPr>
         <w:pStyle w:val="AnswerLineL50"/>
-      </w:pPr>
-      <w:r>
-        <w:t>Type your answers here.</w:t>
+        <w:rPr>
+          <w:color w:val="EE0000"/>
+        </w:rPr>
+      </w:pPr>
+      <w:r>
+        <w:rPr>
+          <w:color w:val="EE0000"/>
+        </w:rPr>
+        <w:t>NO</w:t>
       </w:r>
     </w:p>
     <w:p>
@@ -4259,8 +4800,16 @@
         <w:rPr>
           <w:b/>
         </w:rPr>
-        <w:t>show nat</w:t>
-      </w:r>
+        <w:t xml:space="preserve">show </w:t>
+      </w:r>
+      <w:proofErr w:type="spellStart"/>
+      <w:r>
+        <w:rPr>
+          <w:b/>
+        </w:rPr>
+        <w:t>nat</w:t>
+      </w:r>
+      <w:proofErr w:type="spellEnd"/>
       <w:r>
         <w:t xml:space="preserve"> command on the ASA to see the translated and untranslated hits. Notice that, of the pings from PC-B, four were </w:t>
       </w:r>
@@ -4318,7 +4867,15 @@
         <w:t xml:space="preserve"> </w:t>
       </w:r>
       <w:r>
-        <w:t>Depending on the processes and daemons running on the particular computer used as PC-B, you may see more translated and untranslated hits than the four echo requests and echo replies.</w:t>
+        <w:t xml:space="preserve">Depending on the processes and daemons running on the </w:t>
+      </w:r>
+      <w:proofErr w:type="gramStart"/>
+      <w:r>
+        <w:t>particular computer</w:t>
+      </w:r>
+      <w:proofErr w:type="gramEnd"/>
+      <w:r>
+        <w:t xml:space="preserve"> used as PC-B, you may see more translated and untranslated hits than the four echo requests and echo replies.</w:t>
       </w:r>
     </w:p>
     <w:p>
@@ -4335,8 +4892,16 @@
         <w:rPr>
           <w:b/>
         </w:rPr>
-        <w:t>show nat</w:t>
-      </w:r>
+        <w:t xml:space="preserve">show </w:t>
+      </w:r>
+      <w:proofErr w:type="spellStart"/>
+      <w:r>
+        <w:rPr>
+          <w:b/>
+        </w:rPr>
+        <w:t>nat</w:t>
+      </w:r>
+      <w:proofErr w:type="spellEnd"/>
     </w:p>
     <w:p>
       <w:pPr>
@@ -4382,7 +4947,23 @@
         <w:pStyle w:val="CMDOutput"/>
       </w:pPr>
       <w:r>
-        <w:t xml:space="preserve">    translate_hits = 4, untranslate_hits = 4</w:t>
+        <w:t xml:space="preserve">    </w:t>
+      </w:r>
+      <w:proofErr w:type="spellStart"/>
+      <w:r>
+        <w:t>translate_hits</w:t>
+      </w:r>
+      <w:proofErr w:type="spellEnd"/>
+      <w:r>
+        <w:t xml:space="preserve"> = 4, </w:t>
+      </w:r>
+      <w:proofErr w:type="spellStart"/>
+      <w:r>
+        <w:t>untranslate_hits</w:t>
+      </w:r>
+      <w:proofErr w:type="spellEnd"/>
+      <w:r>
+        <w:t xml:space="preserve"> = 4</w:t>
       </w:r>
     </w:p>
     <w:p>
@@ -4402,13 +4983,29 @@
         <w:rPr>
           <w:b/>
         </w:rPr>
-        <w:t>show xlate</w:t>
-      </w:r>
+        <w:t xml:space="preserve">show </w:t>
+      </w:r>
+      <w:proofErr w:type="spellStart"/>
+      <w:r>
+        <w:rPr>
+          <w:b/>
+        </w:rPr>
+        <w:t>xlate</w:t>
+      </w:r>
+      <w:proofErr w:type="spellEnd"/>
       <w:r>
         <w:t xml:space="preserve"> command to see the addresses being translated.</w:t>
       </w:r>
       <w:r>
-        <w:t xml:space="preserve"> However, ICMP is denied, by default, be the firewall inspection policy</w:t>
+        <w:t xml:space="preserve"> However, ICMP is denied, by default, </w:t>
+      </w:r>
+      <w:proofErr w:type="gramStart"/>
+      <w:r>
+        <w:t>be</w:t>
+      </w:r>
+      <w:proofErr w:type="gramEnd"/>
+      <w:r>
+        <w:t xml:space="preserve"> the firewall inspection policy</w:t>
       </w:r>
     </w:p>
     <w:p>
@@ -4428,8 +5025,16 @@
         <w:rPr>
           <w:b/>
         </w:rPr>
-        <w:t>show xlate</w:t>
-      </w:r>
+        <w:t xml:space="preserve">show </w:t>
+      </w:r>
+      <w:proofErr w:type="spellStart"/>
+      <w:r>
+        <w:rPr>
+          <w:b/>
+        </w:rPr>
+        <w:t>xlate</w:t>
+      </w:r>
+      <w:proofErr w:type="spellEnd"/>
     </w:p>
     <w:p>
       <w:pPr>
@@ -4444,7 +5049,23 @@
         <w:pStyle w:val="CMDOutput"/>
       </w:pPr>
       <w:r>
-        <w:t>Flags: D - DNS, e - extended, I - identity, i - dynamic, r - portmap,</w:t>
+        <w:t xml:space="preserve">Flags: D - DNS, e - extended, I - identity, </w:t>
+      </w:r>
+      <w:proofErr w:type="spellStart"/>
+      <w:r>
+        <w:t>i</w:t>
+      </w:r>
+      <w:proofErr w:type="spellEnd"/>
+      <w:r>
+        <w:t xml:space="preserve"> - dynamic, r - </w:t>
+      </w:r>
+      <w:proofErr w:type="spellStart"/>
+      <w:r>
+        <w:t>portmap</w:t>
+      </w:r>
+      <w:proofErr w:type="spellEnd"/>
+      <w:r>
+        <w:t>,</w:t>
       </w:r>
     </w:p>
     <w:p>
@@ -4483,8 +5104,13 @@
         <w:t>OUTSIDE</w:t>
       </w:r>
       <w:r>
-        <w:t>:209.165.200.226/1 flags ri</w:t>
-      </w:r>
+        <w:t xml:space="preserve">:209.165.200.226/1 flags </w:t>
+      </w:r>
+      <w:proofErr w:type="spellStart"/>
+      <w:r>
+        <w:t>ri</w:t>
+      </w:r>
+      <w:proofErr w:type="spellEnd"/>
     </w:p>
     <w:p>
       <w:pPr>
@@ -4508,7 +5134,23 @@
         <w:t>:</w:t>
       </w:r>
       <w:r>
-        <w:t xml:space="preserve"> The flags (r and i) indicate that the translation was based on a port map (r) and was done dynamically (i).</w:t>
+        <w:t xml:space="preserve"> The flags (r and </w:t>
+      </w:r>
+      <w:proofErr w:type="spellStart"/>
+      <w:r>
+        <w:t>i</w:t>
+      </w:r>
+      <w:proofErr w:type="spellEnd"/>
+      <w:r>
+        <w:t>) indicate that the translation was based on a port map (r) and was done dynamically (</w:t>
+      </w:r>
+      <w:proofErr w:type="spellStart"/>
+      <w:r>
+        <w:t>i</w:t>
+      </w:r>
+      <w:proofErr w:type="spellEnd"/>
+      <w:r>
+        <w:t>).</w:t>
       </w:r>
     </w:p>
     <w:p>
@@ -4552,7 +5194,23 @@
         <w:t xml:space="preserve">). </w:t>
       </w:r>
       <w:r>
-        <w:t>The connection will fail, but you will see a secure connection error message. These means PC-B received a replay from R1.The connection was denied because PC-B does not have a certificate for a Secure Socket Layer (SSL) connection. However,</w:t>
+        <w:t xml:space="preserve">The connection will fail, but you will see a secure connection error message. </w:t>
+      </w:r>
+      <w:proofErr w:type="gramStart"/>
+      <w:r>
+        <w:t>These</w:t>
+      </w:r>
+      <w:proofErr w:type="gramEnd"/>
+      <w:r>
+        <w:t xml:space="preserve"> means PC-B received a replay from R</w:t>
+      </w:r>
+      <w:proofErr w:type="gramStart"/>
+      <w:r>
+        <w:t>1.The</w:t>
+      </w:r>
+      <w:proofErr w:type="gramEnd"/>
+      <w:r>
+        <w:t xml:space="preserve"> connection was denied because PC-B does not have a certificate for a Secure Socket Layer (SSL) connection. However,</w:t>
       </w:r>
       <w:r>
         <w:t xml:space="preserve"> TCP-based HTTP traffic </w:t>
@@ -4599,8 +5257,16 @@
         <w:rPr>
           <w:b/>
         </w:rPr>
-        <w:t>show nat</w:t>
-      </w:r>
+        <w:t xml:space="preserve">show </w:t>
+      </w:r>
+      <w:proofErr w:type="spellStart"/>
+      <w:r>
+        <w:rPr>
+          <w:b/>
+        </w:rPr>
+        <w:t>nat</w:t>
+      </w:r>
+      <w:proofErr w:type="spellEnd"/>
       <w:r>
         <w:t xml:space="preserve"> and </w:t>
       </w:r>
@@ -4608,8 +5274,16 @@
         <w:rPr>
           <w:b/>
         </w:rPr>
-        <w:t>show xlate</w:t>
-      </w:r>
+        <w:t xml:space="preserve">show </w:t>
+      </w:r>
+      <w:proofErr w:type="spellStart"/>
+      <w:r>
+        <w:rPr>
+          <w:b/>
+        </w:rPr>
+        <w:t>xlate</w:t>
+      </w:r>
+      <w:proofErr w:type="spellEnd"/>
       <w:r>
         <w:t xml:space="preserve"> </w:t>
       </w:r>
@@ -4644,8 +5318,17 @@
           <w:b/>
           <w:bCs/>
         </w:rPr>
-        <w:t>show nat</w:t>
-      </w:r>
+        <w:t xml:space="preserve">show </w:t>
+      </w:r>
+      <w:proofErr w:type="spellStart"/>
+      <w:r>
+        <w:rPr>
+          <w:b/>
+          <w:bCs/>
+        </w:rPr>
+        <w:t>nat</w:t>
+      </w:r>
+      <w:proofErr w:type="spellEnd"/>
       <w:r>
         <w:t xml:space="preserve">  </w:t>
       </w:r>
@@ -4678,14 +5361,30 @@
       <w:r>
         <w:t xml:space="preserve">    </w:t>
       </w:r>
+      <w:proofErr w:type="spellStart"/>
       <w:r>
         <w:rPr>
           <w:highlight w:val="yellow"/>
         </w:rPr>
-        <w:t>translate_hits = 17</w:t>
-      </w:r>
-      <w:r>
-        <w:t>, untranslate_hits = 4</w:t>
+        <w:t>translate_hits</w:t>
+      </w:r>
+      <w:proofErr w:type="spellEnd"/>
+      <w:r>
+        <w:rPr>
+          <w:highlight w:val="yellow"/>
+        </w:rPr>
+        <w:t xml:space="preserve"> = 17</w:t>
+      </w:r>
+      <w:r>
+        <w:t xml:space="preserve">, </w:t>
+      </w:r>
+      <w:proofErr w:type="spellStart"/>
+      <w:r>
+        <w:t>untranslate_hits</w:t>
+      </w:r>
+      <w:proofErr w:type="spellEnd"/>
+      <w:r>
+        <w:t xml:space="preserve"> = 4</w:t>
       </w:r>
     </w:p>
     <w:p>
@@ -4700,8 +5399,17 @@
           <w:b/>
           <w:bCs/>
         </w:rPr>
-        <w:t>show xlate</w:t>
-      </w:r>
+        <w:t xml:space="preserve">show </w:t>
+      </w:r>
+      <w:proofErr w:type="spellStart"/>
+      <w:r>
+        <w:rPr>
+          <w:b/>
+          <w:bCs/>
+        </w:rPr>
+        <w:t>xlate</w:t>
+      </w:r>
+      <w:proofErr w:type="spellEnd"/>
     </w:p>
     <w:p>
       <w:pPr>
@@ -4716,7 +5424,23 @@
         <w:pStyle w:val="CMDOutput"/>
       </w:pPr>
       <w:r>
-        <w:t>Flags: D - DNS, e - extended, I - identity, i - dynamic, r - portmap,</w:t>
+        <w:t xml:space="preserve">Flags: D - DNS, e - extended, I - identity, </w:t>
+      </w:r>
+      <w:proofErr w:type="spellStart"/>
+      <w:r>
+        <w:t>i</w:t>
+      </w:r>
+      <w:proofErr w:type="spellEnd"/>
+      <w:r>
+        <w:t xml:space="preserve"> - dynamic, r - </w:t>
+      </w:r>
+      <w:proofErr w:type="spellStart"/>
+      <w:r>
+        <w:t>portmap</w:t>
+      </w:r>
+      <w:proofErr w:type="spellEnd"/>
+      <w:r>
+        <w:t>,</w:t>
       </w:r>
     </w:p>
     <w:p>
@@ -4743,7 +5467,15 @@
         <w:t>TCP PAT</w:t>
       </w:r>
       <w:r>
-        <w:t xml:space="preserve"> from INSIDE:192.168.1.3/49503 to OUTSIDE:209.165.200.226/49503 flags ri idle 0:01:24 timeout 0:00:30</w:t>
+        <w:t xml:space="preserve"> from INSIDE:192.168.1.3/49503 to OUTSIDE:209.165.200.226/49503 flags </w:t>
+      </w:r>
+      <w:proofErr w:type="spellStart"/>
+      <w:r>
+        <w:t>ri</w:t>
+      </w:r>
+      <w:proofErr w:type="spellEnd"/>
+      <w:r>
+        <w:t xml:space="preserve"> idle 0:01:24 timeout 0:00:30</w:t>
       </w:r>
     </w:p>
     <w:p>
@@ -4751,7 +5483,15 @@
         <w:pStyle w:val="CMDOutput"/>
       </w:pPr>
       <w:r>
-        <w:t>TCP PAT from INSIDE:192.168.1.3/49502 to OUTSIDE:209.165.200.226/49502 flags ri idle 0:01:24 timeout 0:00:30</w:t>
+        <w:t xml:space="preserve">TCP PAT from INSIDE:192.168.1.3/49502 to OUTSIDE:209.165.200.226/49502 flags </w:t>
+      </w:r>
+      <w:proofErr w:type="spellStart"/>
+      <w:r>
+        <w:t>ri</w:t>
+      </w:r>
+      <w:proofErr w:type="spellEnd"/>
+      <w:r>
+        <w:t xml:space="preserve"> idle 0:01:24 timeout 0:00:30</w:t>
       </w:r>
     </w:p>
     <w:p>
@@ -4759,7 +5499,15 @@
         <w:pStyle w:val="CMDOutput"/>
       </w:pPr>
       <w:r>
-        <w:t>TCP PAT from INSIDE:192.168.1.3/49501 to OUTSIDE:209.165.200.226/49501 flags ri idle 0:01:25 timeout 0:00:30</w:t>
+        <w:t xml:space="preserve">TCP PAT from INSIDE:192.168.1.3/49501 to OUTSIDE:209.165.200.226/49501 flags </w:t>
+      </w:r>
+      <w:proofErr w:type="spellStart"/>
+      <w:r>
+        <w:t>ri</w:t>
+      </w:r>
+      <w:proofErr w:type="spellEnd"/>
+      <w:r>
+        <w:t xml:space="preserve"> idle 0:01:25 timeout 0:00:30</w:t>
       </w:r>
     </w:p>
     <w:p>
@@ -4767,7 +5515,15 @@
         <w:pStyle w:val="CMDOutput"/>
       </w:pPr>
       <w:r>
-        <w:t>TCP PAT from INSIDE:192.168.1.3/49500 to OUTSIDE:209.165.200.226/49500 flags ri idle 0:01:25 timeout 0:00:30</w:t>
+        <w:t xml:space="preserve">TCP PAT from INSIDE:192.168.1.3/49500 to OUTSIDE:209.165.200.226/49500 flags </w:t>
+      </w:r>
+      <w:proofErr w:type="spellStart"/>
+      <w:r>
+        <w:t>ri</w:t>
+      </w:r>
+      <w:proofErr w:type="spellEnd"/>
+      <w:r>
+        <w:t xml:space="preserve"> idle 0:01:25 timeout 0:00:30</w:t>
       </w:r>
     </w:p>
     <w:p>
@@ -4871,7 +5627,23 @@
         <w:t>A</w:t>
       </w:r>
       <w:r>
-        <w:t>ssociate actions to the match criteria</w:t>
+        <w:t xml:space="preserve">ssociate actions </w:t>
+      </w:r>
+      <w:proofErr w:type="gramStart"/>
+      <w:r>
+        <w:t>to</w:t>
+      </w:r>
+      <w:proofErr w:type="gramEnd"/>
+      <w:r>
+        <w:t xml:space="preserve"> </w:t>
+      </w:r>
+      <w:proofErr w:type="gramStart"/>
+      <w:r>
+        <w:t>the match</w:t>
+      </w:r>
+      <w:proofErr w:type="gramEnd"/>
+      <w:r>
+        <w:t xml:space="preserve"> criteria</w:t>
       </w:r>
       <w:r>
         <w:t>.</w:t>
@@ -4919,7 +5691,15 @@
         <w:t xml:space="preserve">default MPF </w:t>
       </w:r>
       <w:r>
-        <w:t xml:space="preserve">policy map that performs the inspection on inside-to-outside traffic. Only traffic that was initiated from the inside is allowed back in to the </w:t>
+        <w:t xml:space="preserve">policy map that performs the inspection on inside-to-outside traffic. Only traffic that was initiated from the inside is allowed back </w:t>
+      </w:r>
+      <w:proofErr w:type="gramStart"/>
+      <w:r>
+        <w:t>in to</w:t>
+      </w:r>
+      <w:proofErr w:type="gramEnd"/>
+      <w:r>
+        <w:t xml:space="preserve"> the </w:t>
       </w:r>
       <w:r>
         <w:t>OUTSIDE</w:t>
@@ -4974,8 +5754,16 @@
         <w:rPr>
           <w:sz w:val="18"/>
         </w:rPr>
-        <w:t>class-map inspection_default</w:t>
-      </w:r>
+        <w:t xml:space="preserve">class-map </w:t>
+      </w:r>
+      <w:proofErr w:type="spellStart"/>
+      <w:r>
+        <w:rPr>
+          <w:sz w:val="18"/>
+        </w:rPr>
+        <w:t>inspection_default</w:t>
+      </w:r>
+      <w:proofErr w:type="spellEnd"/>
     </w:p>
     <w:p>
       <w:pPr>
@@ -5030,8 +5818,44 @@
         <w:rPr>
           <w:sz w:val="18"/>
         </w:rPr>
-        <w:t>policy-map type inspect dns preset_dns_map</w:t>
-      </w:r>
+        <w:t xml:space="preserve">policy-map type </w:t>
+      </w:r>
+      <w:proofErr w:type="gramStart"/>
+      <w:r>
+        <w:rPr>
+          <w:sz w:val="18"/>
+        </w:rPr>
+        <w:t>inspect</w:t>
+      </w:r>
+      <w:proofErr w:type="gramEnd"/>
+      <w:r>
+        <w:rPr>
+          <w:sz w:val="18"/>
+        </w:rPr>
+        <w:t xml:space="preserve"> </w:t>
+      </w:r>
+      <w:proofErr w:type="spellStart"/>
+      <w:r>
+        <w:rPr>
+          <w:sz w:val="18"/>
+        </w:rPr>
+        <w:t>dns</w:t>
+      </w:r>
+      <w:proofErr w:type="spellEnd"/>
+      <w:r>
+        <w:rPr>
+          <w:sz w:val="18"/>
+        </w:rPr>
+        <w:t xml:space="preserve"> </w:t>
+      </w:r>
+      <w:proofErr w:type="spellStart"/>
+      <w:r>
+        <w:rPr>
+          <w:sz w:val="18"/>
+        </w:rPr>
+        <w:t>preset_dns_map</w:t>
+      </w:r>
+      <w:proofErr w:type="spellEnd"/>
     </w:p>
     <w:p>
       <w:pPr>
@@ -5086,7 +5910,21 @@
         <w:rPr>
           <w:sz w:val="18"/>
         </w:rPr>
-        <w:t xml:space="preserve">  no tcp-inspection</w:t>
+        <w:t xml:space="preserve">  no </w:t>
+      </w:r>
+      <w:proofErr w:type="spellStart"/>
+      <w:r>
+        <w:rPr>
+          <w:sz w:val="18"/>
+        </w:rPr>
+        <w:t>tcp</w:t>
+      </w:r>
+      <w:proofErr w:type="spellEnd"/>
+      <w:r>
+        <w:rPr>
+          <w:sz w:val="18"/>
+        </w:rPr>
+        <w:t>-inspection</w:t>
       </w:r>
     </w:p>
     <w:p>
@@ -5102,23 +5940,17 @@
           <w:sz w:val="18"/>
           <w:highlight w:val="yellow"/>
         </w:rPr>
-        <w:t>policy-map global_policy</w:t>
-      </w:r>
-    </w:p>
-    <w:p>
-      <w:pPr>
-        <w:pStyle w:val="CMD"/>
-        <w:rPr>
-          <w:sz w:val="18"/>
-        </w:rPr>
-      </w:pPr>
+        <w:t xml:space="preserve">policy-map </w:t>
+      </w:r>
+      <w:proofErr w:type="spellStart"/>
       <w:r>
         <w:rPr>
           <w:sz w:val="18"/>
           <w:highlight w:val="yellow"/>
         </w:rPr>
-        <w:t xml:space="preserve"> class inspection_default</w:t>
-      </w:r>
+        <w:t>global_policy</w:t>
+      </w:r>
+      <w:proofErr w:type="spellEnd"/>
     </w:p>
     <w:p>
       <w:pPr>
@@ -5130,9 +5962,19 @@
       <w:r>
         <w:rPr>
           <w:sz w:val="18"/>
-        </w:rPr>
-        <w:t xml:space="preserve">  inspect snmp </w:t>
-      </w:r>
+          <w:highlight w:val="yellow"/>
+        </w:rPr>
+        <w:t xml:space="preserve"> class </w:t>
+      </w:r>
+      <w:proofErr w:type="spellStart"/>
+      <w:r>
+        <w:rPr>
+          <w:sz w:val="18"/>
+          <w:highlight w:val="yellow"/>
+        </w:rPr>
+        <w:t>inspection_default</w:t>
+      </w:r>
+      <w:proofErr w:type="spellEnd"/>
     </w:p>
     <w:p>
       <w:pPr>
@@ -5145,7 +5987,21 @@
         <w:rPr>
           <w:sz w:val="18"/>
         </w:rPr>
-        <w:t xml:space="preserve">  inspect dns preset_dns_map </w:t>
+        <w:t xml:space="preserve">  inspect </w:t>
+      </w:r>
+      <w:proofErr w:type="spellStart"/>
+      <w:r>
+        <w:rPr>
+          <w:sz w:val="18"/>
+        </w:rPr>
+        <w:t>snmp</w:t>
+      </w:r>
+      <w:proofErr w:type="spellEnd"/>
+      <w:r>
+        <w:rPr>
+          <w:sz w:val="18"/>
+        </w:rPr>
+        <w:t xml:space="preserve"> </w:t>
       </w:r>
     </w:p>
     <w:p>
@@ -5159,6 +6015,48 @@
         <w:rPr>
           <w:sz w:val="18"/>
         </w:rPr>
+        <w:t xml:space="preserve">  inspect </w:t>
+      </w:r>
+      <w:proofErr w:type="spellStart"/>
+      <w:r>
+        <w:rPr>
+          <w:sz w:val="18"/>
+        </w:rPr>
+        <w:t>dns</w:t>
+      </w:r>
+      <w:proofErr w:type="spellEnd"/>
+      <w:r>
+        <w:rPr>
+          <w:sz w:val="18"/>
+        </w:rPr>
+        <w:t xml:space="preserve"> </w:t>
+      </w:r>
+      <w:proofErr w:type="spellStart"/>
+      <w:r>
+        <w:rPr>
+          <w:sz w:val="18"/>
+        </w:rPr>
+        <w:t>preset_dns_map</w:t>
+      </w:r>
+      <w:proofErr w:type="spellEnd"/>
+      <w:r>
+        <w:rPr>
+          <w:sz w:val="18"/>
+        </w:rPr>
+        <w:t xml:space="preserve"> </w:t>
+      </w:r>
+    </w:p>
+    <w:p>
+      <w:pPr>
+        <w:pStyle w:val="CMD"/>
+        <w:rPr>
+          <w:sz w:val="18"/>
+        </w:rPr>
+      </w:pPr>
+      <w:r>
+        <w:rPr>
+          <w:sz w:val="18"/>
+        </w:rPr>
         <w:t xml:space="preserve">  inspect ftp </w:t>
       </w:r>
     </w:p>
@@ -5187,7 +6085,21 @@
         <w:rPr>
           <w:sz w:val="18"/>
         </w:rPr>
-        <w:t xml:space="preserve">  inspect h323 ras </w:t>
+        <w:t xml:space="preserve">  inspect h323 </w:t>
+      </w:r>
+      <w:proofErr w:type="spellStart"/>
+      <w:r>
+        <w:rPr>
+          <w:sz w:val="18"/>
+        </w:rPr>
+        <w:t>ras</w:t>
+      </w:r>
+      <w:proofErr w:type="spellEnd"/>
+      <w:r>
+        <w:rPr>
+          <w:sz w:val="18"/>
+        </w:rPr>
+        <w:t xml:space="preserve"> </w:t>
       </w:r>
     </w:p>
     <w:p>
@@ -5201,7 +6113,21 @@
         <w:rPr>
           <w:sz w:val="18"/>
         </w:rPr>
-        <w:t xml:space="preserve">  inspect ip-options </w:t>
+        <w:t xml:space="preserve">  inspect </w:t>
+      </w:r>
+      <w:proofErr w:type="spellStart"/>
+      <w:r>
+        <w:rPr>
+          <w:sz w:val="18"/>
+        </w:rPr>
+        <w:t>ip</w:t>
+      </w:r>
+      <w:proofErr w:type="spellEnd"/>
+      <w:r>
+        <w:rPr>
+          <w:sz w:val="18"/>
+        </w:rPr>
+        <w:t xml:space="preserve">-options </w:t>
       </w:r>
     </w:p>
     <w:p>
@@ -5215,7 +6141,21 @@
         <w:rPr>
           <w:sz w:val="18"/>
         </w:rPr>
-        <w:t xml:space="preserve">  inspect netbios </w:t>
+        <w:t xml:space="preserve">  inspect </w:t>
+      </w:r>
+      <w:proofErr w:type="spellStart"/>
+      <w:r>
+        <w:rPr>
+          <w:sz w:val="18"/>
+        </w:rPr>
+        <w:t>netbios</w:t>
+      </w:r>
+      <w:proofErr w:type="spellEnd"/>
+      <w:r>
+        <w:rPr>
+          <w:sz w:val="18"/>
+        </w:rPr>
+        <w:t xml:space="preserve"> </w:t>
       </w:r>
     </w:p>
     <w:p>
@@ -5229,7 +6169,21 @@
         <w:rPr>
           <w:sz w:val="18"/>
         </w:rPr>
-        <w:t xml:space="preserve">  inspect rsh </w:t>
+        <w:t xml:space="preserve">  inspect </w:t>
+      </w:r>
+      <w:proofErr w:type="spellStart"/>
+      <w:r>
+        <w:rPr>
+          <w:sz w:val="18"/>
+        </w:rPr>
+        <w:t>rsh</w:t>
+      </w:r>
+      <w:proofErr w:type="spellEnd"/>
+      <w:r>
+        <w:rPr>
+          <w:sz w:val="18"/>
+        </w:rPr>
+        <w:t xml:space="preserve"> </w:t>
       </w:r>
     </w:p>
     <w:p>
@@ -5243,7 +6197,21 @@
         <w:rPr>
           <w:sz w:val="18"/>
         </w:rPr>
-        <w:t xml:space="preserve">  inspect rtsp </w:t>
+        <w:t xml:space="preserve">  inspect </w:t>
+      </w:r>
+      <w:proofErr w:type="spellStart"/>
+      <w:r>
+        <w:rPr>
+          <w:sz w:val="18"/>
+        </w:rPr>
+        <w:t>rtsp</w:t>
+      </w:r>
+      <w:proofErr w:type="spellEnd"/>
+      <w:r>
+        <w:rPr>
+          <w:sz w:val="18"/>
+        </w:rPr>
+        <w:t xml:space="preserve"> </w:t>
       </w:r>
     </w:p>
     <w:p>
@@ -5271,7 +6239,21 @@
         <w:rPr>
           <w:sz w:val="18"/>
         </w:rPr>
-        <w:t xml:space="preserve">  inspect esmtp </w:t>
+        <w:t xml:space="preserve">  inspect </w:t>
+      </w:r>
+      <w:proofErr w:type="spellStart"/>
+      <w:r>
+        <w:rPr>
+          <w:sz w:val="18"/>
+        </w:rPr>
+        <w:t>esmtp</w:t>
+      </w:r>
+      <w:proofErr w:type="spellEnd"/>
+      <w:r>
+        <w:rPr>
+          <w:sz w:val="18"/>
+        </w:rPr>
+        <w:t xml:space="preserve"> </w:t>
       </w:r>
     </w:p>
     <w:p>
@@ -5285,7 +6267,21 @@
         <w:rPr>
           <w:sz w:val="18"/>
         </w:rPr>
-        <w:t xml:space="preserve">  inspect sqlnet </w:t>
+        <w:t xml:space="preserve">  inspect </w:t>
+      </w:r>
+      <w:proofErr w:type="spellStart"/>
+      <w:r>
+        <w:rPr>
+          <w:sz w:val="18"/>
+        </w:rPr>
+        <w:t>sqlnet</w:t>
+      </w:r>
+      <w:proofErr w:type="spellEnd"/>
+      <w:r>
+        <w:rPr>
+          <w:sz w:val="18"/>
+        </w:rPr>
+        <w:t xml:space="preserve"> </w:t>
       </w:r>
     </w:p>
     <w:p>
@@ -5299,7 +6295,21 @@
         <w:rPr>
           <w:sz w:val="18"/>
         </w:rPr>
-        <w:t xml:space="preserve">  inspect sunrpc </w:t>
+        <w:t xml:space="preserve">  inspect </w:t>
+      </w:r>
+      <w:proofErr w:type="spellStart"/>
+      <w:r>
+        <w:rPr>
+          <w:sz w:val="18"/>
+        </w:rPr>
+        <w:t>sunrpc</w:t>
+      </w:r>
+      <w:proofErr w:type="spellEnd"/>
+      <w:r>
+        <w:rPr>
+          <w:sz w:val="18"/>
+        </w:rPr>
+        <w:t xml:space="preserve"> </w:t>
       </w:r>
     </w:p>
     <w:p>
@@ -5313,7 +6323,21 @@
         <w:rPr>
           <w:sz w:val="18"/>
         </w:rPr>
-        <w:t xml:space="preserve">  inspect tftp </w:t>
+        <w:t xml:space="preserve">  inspect </w:t>
+      </w:r>
+      <w:proofErr w:type="spellStart"/>
+      <w:r>
+        <w:rPr>
+          <w:sz w:val="18"/>
+        </w:rPr>
+        <w:t>tftp</w:t>
+      </w:r>
+      <w:proofErr w:type="spellEnd"/>
+      <w:r>
+        <w:rPr>
+          <w:sz w:val="18"/>
+        </w:rPr>
+        <w:t xml:space="preserve"> </w:t>
       </w:r>
     </w:p>
     <w:p>
@@ -5355,7 +6379,21 @@
         <w:rPr>
           <w:sz w:val="18"/>
         </w:rPr>
-        <w:t>service-policy global_policy global</w:t>
+        <w:t xml:space="preserve">service-policy </w:t>
+      </w:r>
+      <w:proofErr w:type="spellStart"/>
+      <w:r>
+        <w:rPr>
+          <w:sz w:val="18"/>
+        </w:rPr>
+        <w:t>global_policy</w:t>
+      </w:r>
+      <w:proofErr w:type="spellEnd"/>
+      <w:r>
+        <w:rPr>
+          <w:sz w:val="18"/>
+        </w:rPr>
+        <w:t xml:space="preserve"> global</w:t>
       </w:r>
     </w:p>
     <w:p>
@@ -5417,34 +6455,79 @@
         <w:pStyle w:val="CMD"/>
       </w:pPr>
       <w:r>
-        <w:t>NETSEC-ASA</w:t>
-      </w:r>
-      <w:r>
-        <w:t xml:space="preserve">(config)# </w:t>
-      </w:r>
-      <w:r>
-        <w:rPr>
-          <w:b/>
-        </w:rPr>
-        <w:t>policy-map global_policy</w:t>
-      </w:r>
+        <w:t>NETSEC-</w:t>
+      </w:r>
+      <w:proofErr w:type="gramStart"/>
+      <w:r>
+        <w:t>ASA</w:t>
+      </w:r>
+      <w:r>
+        <w:t>(config)#</w:t>
+      </w:r>
+      <w:proofErr w:type="gramEnd"/>
+      <w:r>
+        <w:t xml:space="preserve"> </w:t>
+      </w:r>
+      <w:r>
+        <w:rPr>
+          <w:b/>
+        </w:rPr>
+        <w:t xml:space="preserve">policy-map </w:t>
+      </w:r>
+      <w:proofErr w:type="spellStart"/>
+      <w:r>
+        <w:rPr>
+          <w:b/>
+        </w:rPr>
+        <w:t>global_policy</w:t>
+      </w:r>
+      <w:proofErr w:type="spellEnd"/>
     </w:p>
     <w:p>
       <w:pPr>
         <w:pStyle w:val="CMD"/>
       </w:pPr>
       <w:r>
-        <w:t>NETSEC-ASA</w:t>
-      </w:r>
-      <w:r>
-        <w:t xml:space="preserve">(config-pmap)# </w:t>
-      </w:r>
-      <w:r>
-        <w:rPr>
-          <w:b/>
-        </w:rPr>
-        <w:t>class inspection_default</w:t>
-      </w:r>
+        <w:t>NETSEC-</w:t>
+      </w:r>
+      <w:proofErr w:type="gramStart"/>
+      <w:r>
+        <w:t>ASA</w:t>
+      </w:r>
+      <w:r>
+        <w:t>(</w:t>
+      </w:r>
+      <w:proofErr w:type="gramEnd"/>
+      <w:r>
+        <w:t>config-</w:t>
+      </w:r>
+      <w:proofErr w:type="spellStart"/>
+      <w:proofErr w:type="gramStart"/>
+      <w:r>
+        <w:t>pmap</w:t>
+      </w:r>
+      <w:proofErr w:type="spellEnd"/>
+      <w:r>
+        <w:t>)#</w:t>
+      </w:r>
+      <w:proofErr w:type="gramEnd"/>
+      <w:r>
+        <w:t xml:space="preserve"> </w:t>
+      </w:r>
+      <w:r>
+        <w:rPr>
+          <w:b/>
+        </w:rPr>
+        <w:t xml:space="preserve">class </w:t>
+      </w:r>
+      <w:proofErr w:type="spellStart"/>
+      <w:r>
+        <w:rPr>
+          <w:b/>
+        </w:rPr>
+        <w:t>inspection_default</w:t>
+      </w:r>
+      <w:proofErr w:type="spellEnd"/>
     </w:p>
     <w:p>
       <w:pPr>
@@ -5454,24 +6537,64 @@
         </w:rPr>
       </w:pPr>
       <w:r>
-        <w:t>NETSEC-ASA</w:t>
-      </w:r>
-      <w:r>
-        <w:t xml:space="preserve">(config-pmap-c)# </w:t>
-      </w:r>
-      <w:r>
-        <w:rPr>
-          <w:b/>
-        </w:rPr>
-        <w:t>inspect icmp</w:t>
-      </w:r>
+        <w:t>NETSEC-</w:t>
+      </w:r>
+      <w:proofErr w:type="gramStart"/>
+      <w:r>
+        <w:t>ASA</w:t>
+      </w:r>
+      <w:r>
+        <w:t>(</w:t>
+      </w:r>
+      <w:proofErr w:type="gramEnd"/>
+      <w:r>
+        <w:t>config-</w:t>
+      </w:r>
+      <w:proofErr w:type="spellStart"/>
+      <w:r>
+        <w:t>pmap</w:t>
+      </w:r>
+      <w:proofErr w:type="spellEnd"/>
+      <w:r>
+        <w:t>-</w:t>
+      </w:r>
+      <w:proofErr w:type="gramStart"/>
+      <w:r>
+        <w:t>c)#</w:t>
+      </w:r>
+      <w:proofErr w:type="gramEnd"/>
+      <w:r>
+        <w:t xml:space="preserve"> </w:t>
+      </w:r>
+      <w:r>
+        <w:rPr>
+          <w:b/>
+        </w:rPr>
+        <w:t xml:space="preserve">inspect </w:t>
+      </w:r>
+      <w:proofErr w:type="spellStart"/>
+      <w:r>
+        <w:rPr>
+          <w:b/>
+        </w:rPr>
+        <w:t>icmp</w:t>
+      </w:r>
+      <w:proofErr w:type="spellEnd"/>
     </w:p>
     <w:p>
       <w:pPr>
         <w:pStyle w:val="SubStepAlpha"/>
       </w:pPr>
       <w:r>
-        <w:t>Display the default MPF polich map to verify ICMP is now listed in the inspection rules.</w:t>
+        <w:t xml:space="preserve">Display the default MPF </w:t>
+      </w:r>
+      <w:proofErr w:type="spellStart"/>
+      <w:r>
+        <w:t>polich</w:t>
+      </w:r>
+      <w:proofErr w:type="spellEnd"/>
+      <w:r>
+        <w:t xml:space="preserve"> map to verify ICMP is now listed in the inspection rules.</w:t>
       </w:r>
     </w:p>
     <w:p>
@@ -5486,19 +6609,61 @@
         <w:rPr>
           <w:shd w:val="clear" w:color="auto" w:fill="FFFFFF"/>
         </w:rPr>
-        <w:t>NETSEC-ASA</w:t>
-      </w:r>
+        <w:t>NETSEC-</w:t>
+      </w:r>
+      <w:proofErr w:type="gramStart"/>
       <w:r>
         <w:rPr>
           <w:shd w:val="clear" w:color="auto" w:fill="FFFFFF"/>
         </w:rPr>
-        <w:t xml:space="preserve">(config-pmap-c)# </w:t>
-      </w:r>
-      <w:r>
-        <w:rPr>
-          <w:b/>
+        <w:t>ASA</w:t>
+      </w:r>
+      <w:r>
+        <w:rPr>
           <w:shd w:val="clear" w:color="auto" w:fill="FFFFFF"/>
         </w:rPr>
+        <w:t>(</w:t>
+      </w:r>
+      <w:proofErr w:type="gramEnd"/>
+      <w:r>
+        <w:rPr>
+          <w:shd w:val="clear" w:color="auto" w:fill="FFFFFF"/>
+        </w:rPr>
+        <w:t>config-</w:t>
+      </w:r>
+      <w:proofErr w:type="spellStart"/>
+      <w:r>
+        <w:rPr>
+          <w:shd w:val="clear" w:color="auto" w:fill="FFFFFF"/>
+        </w:rPr>
+        <w:t>pmap</w:t>
+      </w:r>
+      <w:proofErr w:type="spellEnd"/>
+      <w:r>
+        <w:rPr>
+          <w:shd w:val="clear" w:color="auto" w:fill="FFFFFF"/>
+        </w:rPr>
+        <w:t>-</w:t>
+      </w:r>
+      <w:proofErr w:type="gramStart"/>
+      <w:r>
+        <w:rPr>
+          <w:shd w:val="clear" w:color="auto" w:fill="FFFFFF"/>
+        </w:rPr>
+        <w:t>c)#</w:t>
+      </w:r>
+      <w:proofErr w:type="gramEnd"/>
+      <w:r>
+        <w:rPr>
+          <w:shd w:val="clear" w:color="auto" w:fill="FFFFFF"/>
+        </w:rPr>
+        <w:t xml:space="preserve"> </w:t>
+      </w:r>
+      <w:r>
+        <w:rPr>
+          <w:b/>
+          <w:shd w:val="clear" w:color="auto" w:fill="FFFFFF"/>
+        </w:rPr>
         <w:t>show run policy-map</w:t>
       </w:r>
     </w:p>
@@ -5515,8 +6680,29 @@
         <w:pStyle w:val="CMDOutput"/>
       </w:pPr>
       <w:r>
-        <w:t>policy-map type inspect dns preset_dns_map</w:t>
-      </w:r>
+        <w:t xml:space="preserve">policy-map type </w:t>
+      </w:r>
+      <w:proofErr w:type="gramStart"/>
+      <w:r>
+        <w:t>inspect</w:t>
+      </w:r>
+      <w:proofErr w:type="gramEnd"/>
+      <w:r>
+        <w:t xml:space="preserve"> </w:t>
+      </w:r>
+      <w:proofErr w:type="spellStart"/>
+      <w:r>
+        <w:t>dns</w:t>
+      </w:r>
+      <w:proofErr w:type="spellEnd"/>
+      <w:r>
+        <w:t xml:space="preserve"> </w:t>
+      </w:r>
+      <w:proofErr w:type="spellStart"/>
+      <w:r>
+        <w:t>preset_dns_map</w:t>
+      </w:r>
+      <w:proofErr w:type="spellEnd"/>
     </w:p>
     <w:p>
       <w:pPr>
@@ -5547,7 +6733,15 @@
         <w:pStyle w:val="CMDOutput"/>
       </w:pPr>
       <w:r>
-        <w:t xml:space="preserve">  no tcp-inspection</w:t>
+        <w:t xml:space="preserve">  no </w:t>
+      </w:r>
+      <w:proofErr w:type="spellStart"/>
+      <w:r>
+        <w:t>tcp</w:t>
+      </w:r>
+      <w:proofErr w:type="spellEnd"/>
+      <w:r>
+        <w:t>-inspection</w:t>
       </w:r>
     </w:p>
     <w:p>
@@ -5555,23 +6749,41 @@
         <w:pStyle w:val="CMDOutput"/>
       </w:pPr>
       <w:r>
-        <w:t>policy-map global_policy</w:t>
-      </w:r>
+        <w:t xml:space="preserve">policy-map </w:t>
+      </w:r>
+      <w:proofErr w:type="spellStart"/>
+      <w:r>
+        <w:t>global_policy</w:t>
+      </w:r>
+      <w:proofErr w:type="spellEnd"/>
     </w:p>
     <w:p>
       <w:pPr>
         <w:pStyle w:val="CMDOutput"/>
       </w:pPr>
       <w:r>
-        <w:t xml:space="preserve"> class inspection_default</w:t>
-      </w:r>
+        <w:t xml:space="preserve"> class </w:t>
+      </w:r>
+      <w:proofErr w:type="spellStart"/>
+      <w:r>
+        <w:t>inspection_default</w:t>
+      </w:r>
+      <w:proofErr w:type="spellEnd"/>
     </w:p>
     <w:p>
       <w:pPr>
         <w:pStyle w:val="CMDOutput"/>
       </w:pPr>
       <w:r>
-        <w:t xml:space="preserve">  inspect snmp </w:t>
+        <w:t xml:space="preserve">  inspect </w:t>
+      </w:r>
+      <w:proofErr w:type="spellStart"/>
+      <w:r>
+        <w:t>snmp</w:t>
+      </w:r>
+      <w:proofErr w:type="spellEnd"/>
+      <w:r>
+        <w:t xml:space="preserve"> </w:t>
       </w:r>
     </w:p>
     <w:p>
@@ -5579,7 +6791,23 @@
         <w:pStyle w:val="CMDOutput"/>
       </w:pPr>
       <w:r>
-        <w:t xml:space="preserve">  inspect dns preset_dns_map </w:t>
+        <w:t xml:space="preserve">  inspect </w:t>
+      </w:r>
+      <w:proofErr w:type="spellStart"/>
+      <w:r>
+        <w:t>dns</w:t>
+      </w:r>
+      <w:proofErr w:type="spellEnd"/>
+      <w:r>
+        <w:t xml:space="preserve"> </w:t>
+      </w:r>
+      <w:proofErr w:type="spellStart"/>
+      <w:r>
+        <w:t>preset_dns_map</w:t>
+      </w:r>
+      <w:proofErr w:type="spellEnd"/>
+      <w:r>
+        <w:t xml:space="preserve"> </w:t>
       </w:r>
     </w:p>
     <w:p>
@@ -5603,7 +6831,15 @@
         <w:pStyle w:val="CMDOutput"/>
       </w:pPr>
       <w:r>
-        <w:t xml:space="preserve">  inspect h323 ras </w:t>
+        <w:t xml:space="preserve">  inspect h323 </w:t>
+      </w:r>
+      <w:proofErr w:type="spellStart"/>
+      <w:r>
+        <w:t>ras</w:t>
+      </w:r>
+      <w:proofErr w:type="spellEnd"/>
+      <w:r>
+        <w:t xml:space="preserve"> </w:t>
       </w:r>
     </w:p>
     <w:p>
@@ -5611,7 +6847,15 @@
         <w:pStyle w:val="CMDOutput"/>
       </w:pPr>
       <w:r>
-        <w:t xml:space="preserve">  inspect ip-options </w:t>
+        <w:t xml:space="preserve">  inspect </w:t>
+      </w:r>
+      <w:proofErr w:type="spellStart"/>
+      <w:r>
+        <w:t>ip</w:t>
+      </w:r>
+      <w:proofErr w:type="spellEnd"/>
+      <w:r>
+        <w:t xml:space="preserve">-options </w:t>
       </w:r>
     </w:p>
     <w:p>
@@ -5619,7 +6863,15 @@
         <w:pStyle w:val="CMDOutput"/>
       </w:pPr>
       <w:r>
-        <w:t xml:space="preserve">  inspect netbios </w:t>
+        <w:t xml:space="preserve">  inspect </w:t>
+      </w:r>
+      <w:proofErr w:type="spellStart"/>
+      <w:r>
+        <w:t>netbios</w:t>
+      </w:r>
+      <w:proofErr w:type="spellEnd"/>
+      <w:r>
+        <w:t xml:space="preserve"> </w:t>
       </w:r>
     </w:p>
     <w:p>
@@ -5627,7 +6879,15 @@
         <w:pStyle w:val="CMDOutput"/>
       </w:pPr>
       <w:r>
-        <w:t xml:space="preserve">  inspect rsh </w:t>
+        <w:t xml:space="preserve">  inspect </w:t>
+      </w:r>
+      <w:proofErr w:type="spellStart"/>
+      <w:r>
+        <w:t>rsh</w:t>
+      </w:r>
+      <w:proofErr w:type="spellEnd"/>
+      <w:r>
+        <w:t xml:space="preserve"> </w:t>
       </w:r>
     </w:p>
     <w:p>
@@ -5635,7 +6895,15 @@
         <w:pStyle w:val="CMDOutput"/>
       </w:pPr>
       <w:r>
-        <w:t xml:space="preserve">  inspect rtsp </w:t>
+        <w:t xml:space="preserve">  inspect </w:t>
+      </w:r>
+      <w:proofErr w:type="spellStart"/>
+      <w:r>
+        <w:t>rtsp</w:t>
+      </w:r>
+      <w:proofErr w:type="spellEnd"/>
+      <w:r>
+        <w:t xml:space="preserve"> </w:t>
       </w:r>
     </w:p>
     <w:p>
@@ -5651,7 +6919,15 @@
         <w:pStyle w:val="CMDOutput"/>
       </w:pPr>
       <w:r>
-        <w:t xml:space="preserve">  inspect esmtp </w:t>
+        <w:t xml:space="preserve">  inspect </w:t>
+      </w:r>
+      <w:proofErr w:type="spellStart"/>
+      <w:r>
+        <w:t>esmtp</w:t>
+      </w:r>
+      <w:proofErr w:type="spellEnd"/>
+      <w:r>
+        <w:t xml:space="preserve"> </w:t>
       </w:r>
     </w:p>
     <w:p>
@@ -5659,7 +6935,15 @@
         <w:pStyle w:val="CMDOutput"/>
       </w:pPr>
       <w:r>
-        <w:t xml:space="preserve">  inspect sqlnet </w:t>
+        <w:t xml:space="preserve">  inspect </w:t>
+      </w:r>
+      <w:proofErr w:type="spellStart"/>
+      <w:r>
+        <w:t>sqlnet</w:t>
+      </w:r>
+      <w:proofErr w:type="spellEnd"/>
+      <w:r>
+        <w:t xml:space="preserve"> </w:t>
       </w:r>
     </w:p>
     <w:p>
@@ -5667,7 +6951,15 @@
         <w:pStyle w:val="CMDOutput"/>
       </w:pPr>
       <w:r>
-        <w:t xml:space="preserve">  inspect sunrpc </w:t>
+        <w:t xml:space="preserve">  inspect </w:t>
+      </w:r>
+      <w:proofErr w:type="spellStart"/>
+      <w:r>
+        <w:t>sunrpc</w:t>
+      </w:r>
+      <w:proofErr w:type="spellEnd"/>
+      <w:r>
+        <w:t xml:space="preserve"> </w:t>
       </w:r>
     </w:p>
     <w:p>
@@ -5675,7 +6967,15 @@
         <w:pStyle w:val="CMDOutput"/>
       </w:pPr>
       <w:r>
-        <w:t xml:space="preserve">  inspect tftp </w:t>
+        <w:t xml:space="preserve">  inspect </w:t>
+      </w:r>
+      <w:proofErr w:type="spellStart"/>
+      <w:r>
+        <w:t>tftp</w:t>
+      </w:r>
+      <w:proofErr w:type="spellEnd"/>
+      <w:r>
+        <w:t xml:space="preserve"> </w:t>
       </w:r>
     </w:p>
     <w:p>
@@ -5697,8 +6997,16 @@
         <w:rPr>
           <w:highlight w:val="yellow"/>
         </w:rPr>
-        <w:t>inspect icmp</w:t>
-      </w:r>
+        <w:t xml:space="preserve">inspect </w:t>
+      </w:r>
+      <w:proofErr w:type="spellStart"/>
+      <w:r>
+        <w:rPr>
+          <w:highlight w:val="yellow"/>
+        </w:rPr>
+        <w:t>icmp</w:t>
+      </w:r>
+      <w:proofErr w:type="spellEnd"/>
       <w:r>
         <w:t xml:space="preserve"> </w:t>
       </w:r>
@@ -5890,16 +7198,40 @@
         <w:pStyle w:val="CMD"/>
       </w:pPr>
       <w:r>
-        <w:t>NETSEC-ASA</w:t>
-      </w:r>
-      <w:r>
-        <w:t>(config</w:t>
-      </w:r>
-      <w:r>
-        <w:t>-pmap-c</w:t>
-      </w:r>
-      <w:r>
-        <w:t xml:space="preserve">)# </w:t>
+        <w:t>NETSEC-</w:t>
+      </w:r>
+      <w:proofErr w:type="gramStart"/>
+      <w:r>
+        <w:t>ASA</w:t>
+      </w:r>
+      <w:r>
+        <w:t>(</w:t>
+      </w:r>
+      <w:proofErr w:type="gramEnd"/>
+      <w:r>
+        <w:t>config</w:t>
+      </w:r>
+      <w:r>
+        <w:t>-</w:t>
+      </w:r>
+      <w:proofErr w:type="spellStart"/>
+      <w:r>
+        <w:t>pmap</w:t>
+      </w:r>
+      <w:proofErr w:type="spellEnd"/>
+      <w:r>
+        <w:t>-</w:t>
+      </w:r>
+      <w:proofErr w:type="gramStart"/>
+      <w:r>
+        <w:t>c</w:t>
+      </w:r>
+      <w:r>
+        <w:t>)#</w:t>
+      </w:r>
+      <w:proofErr w:type="gramEnd"/>
+      <w:r>
+        <w:t xml:space="preserve"> </w:t>
       </w:r>
       <w:r>
         <w:rPr>
@@ -5914,7 +7246,28 @@
         <w:pStyle w:val="CMD"/>
       </w:pPr>
       <w:r>
-        <w:t xml:space="preserve">NETSEC-ASA(config-pmap)# </w:t>
+        <w:t>NETSEC-</w:t>
+      </w:r>
+      <w:proofErr w:type="gramStart"/>
+      <w:r>
+        <w:t>ASA(</w:t>
+      </w:r>
+      <w:proofErr w:type="gramEnd"/>
+      <w:r>
+        <w:t>config-</w:t>
+      </w:r>
+      <w:proofErr w:type="spellStart"/>
+      <w:proofErr w:type="gramStart"/>
+      <w:r>
+        <w:t>pmap</w:t>
+      </w:r>
+      <w:proofErr w:type="spellEnd"/>
+      <w:r>
+        <w:t>)#</w:t>
+      </w:r>
+      <w:proofErr w:type="gramEnd"/>
+      <w:r>
+        <w:t xml:space="preserve"> </w:t>
       </w:r>
       <w:r>
         <w:rPr>
@@ -5929,16 +7282,32 @@
         <w:pStyle w:val="CMD"/>
       </w:pPr>
       <w:r>
-        <w:t>NETSEC-ASA</w:t>
-      </w:r>
-      <w:r>
-        <w:t xml:space="preserve">(config)# </w:t>
-      </w:r>
-      <w:r>
-        <w:rPr>
-          <w:b/>
-        </w:rPr>
-        <w:t xml:space="preserve">dhcpd address 192.168.1.5-192.168.1.100 </w:t>
+        <w:t>NETSEC-</w:t>
+      </w:r>
+      <w:proofErr w:type="gramStart"/>
+      <w:r>
+        <w:t>ASA</w:t>
+      </w:r>
+      <w:r>
+        <w:t>(config)#</w:t>
+      </w:r>
+      <w:proofErr w:type="gramEnd"/>
+      <w:r>
+        <w:t xml:space="preserve"> </w:t>
+      </w:r>
+      <w:proofErr w:type="spellStart"/>
+      <w:r>
+        <w:rPr>
+          <w:b/>
+        </w:rPr>
+        <w:t>dhcpd</w:t>
+      </w:r>
+      <w:proofErr w:type="spellEnd"/>
+      <w:r>
+        <w:rPr>
+          <w:b/>
+        </w:rPr>
+        <w:t xml:space="preserve"> address 192.168.1.5-192.168.1.100 </w:t>
       </w:r>
       <w:r>
         <w:rPr>
@@ -5966,16 +7335,46 @@
         <w:pStyle w:val="CMD"/>
       </w:pPr>
       <w:r>
-        <w:t>NETSEC-ASA</w:t>
-      </w:r>
-      <w:r>
-        <w:t xml:space="preserve">(config)# </w:t>
-      </w:r>
-      <w:r>
-        <w:rPr>
-          <w:b/>
-        </w:rPr>
-        <w:t>dhcpd dns 209.165.201.2</w:t>
+        <w:t>NETSEC-</w:t>
+      </w:r>
+      <w:proofErr w:type="gramStart"/>
+      <w:r>
+        <w:t>ASA</w:t>
+      </w:r>
+      <w:r>
+        <w:t>(config)#</w:t>
+      </w:r>
+      <w:proofErr w:type="gramEnd"/>
+      <w:r>
+        <w:t xml:space="preserve"> </w:t>
+      </w:r>
+      <w:proofErr w:type="spellStart"/>
+      <w:r>
+        <w:rPr>
+          <w:b/>
+        </w:rPr>
+        <w:t>dhcpd</w:t>
+      </w:r>
+      <w:proofErr w:type="spellEnd"/>
+      <w:r>
+        <w:rPr>
+          <w:b/>
+        </w:rPr>
+        <w:t xml:space="preserve"> </w:t>
+      </w:r>
+      <w:proofErr w:type="spellStart"/>
+      <w:r>
+        <w:rPr>
+          <w:b/>
+        </w:rPr>
+        <w:t>dns</w:t>
+      </w:r>
+      <w:proofErr w:type="spellEnd"/>
+      <w:r>
+        <w:rPr>
+          <w:b/>
+        </w:rPr>
+        <w:t xml:space="preserve"> 209.165.201.2</w:t>
       </w:r>
     </w:p>
     <w:p>
@@ -6015,16 +7414,46 @@
         <w:pStyle w:val="CMD"/>
       </w:pPr>
       <w:r>
-        <w:t>NETSEC-ASA</w:t>
-      </w:r>
-      <w:r>
-        <w:t xml:space="preserve">(config)# </w:t>
-      </w:r>
-      <w:r>
-        <w:rPr>
-          <w:b/>
-        </w:rPr>
-        <w:t>dhcpd option 3 ip 192.168.1.1</w:t>
+        <w:t>NETSEC-</w:t>
+      </w:r>
+      <w:proofErr w:type="gramStart"/>
+      <w:r>
+        <w:t>ASA</w:t>
+      </w:r>
+      <w:r>
+        <w:t>(config)#</w:t>
+      </w:r>
+      <w:proofErr w:type="gramEnd"/>
+      <w:r>
+        <w:t xml:space="preserve"> </w:t>
+      </w:r>
+      <w:proofErr w:type="spellStart"/>
+      <w:r>
+        <w:rPr>
+          <w:b/>
+        </w:rPr>
+        <w:t>dhcpd</w:t>
+      </w:r>
+      <w:proofErr w:type="spellEnd"/>
+      <w:r>
+        <w:rPr>
+          <w:b/>
+        </w:rPr>
+        <w:t xml:space="preserve"> option 3 </w:t>
+      </w:r>
+      <w:proofErr w:type="spellStart"/>
+      <w:r>
+        <w:rPr>
+          <w:b/>
+        </w:rPr>
+        <w:t>ip</w:t>
+      </w:r>
+      <w:proofErr w:type="spellEnd"/>
+      <w:r>
+        <w:rPr>
+          <w:b/>
+        </w:rPr>
+        <w:t xml:space="preserve"> 192.168.1.1</w:t>
       </w:r>
     </w:p>
     <w:p>
@@ -6049,16 +7478,32 @@
         <w:pStyle w:val="CMD"/>
       </w:pPr>
       <w:r>
-        <w:t>NETSEC-ASA</w:t>
-      </w:r>
-      <w:r>
-        <w:t xml:space="preserve">(config)# </w:t>
-      </w:r>
-      <w:r>
-        <w:rPr>
-          <w:b/>
-        </w:rPr>
-        <w:t xml:space="preserve">dhcpd enable </w:t>
+        <w:t>NETSEC-</w:t>
+      </w:r>
+      <w:proofErr w:type="gramStart"/>
+      <w:r>
+        <w:t>ASA</w:t>
+      </w:r>
+      <w:r>
+        <w:t>(config)#</w:t>
+      </w:r>
+      <w:proofErr w:type="gramEnd"/>
+      <w:r>
+        <w:t xml:space="preserve"> </w:t>
+      </w:r>
+      <w:proofErr w:type="spellStart"/>
+      <w:r>
+        <w:rPr>
+          <w:b/>
+        </w:rPr>
+        <w:t>dhcpd</w:t>
+      </w:r>
+      <w:proofErr w:type="spellEnd"/>
+      <w:r>
+        <w:rPr>
+          <w:b/>
+        </w:rPr>
+        <w:t xml:space="preserve"> enable </w:t>
       </w:r>
       <w:r>
         <w:rPr>
@@ -6084,8 +7529,16 @@
         <w:rPr>
           <w:b/>
         </w:rPr>
-        <w:t>show run dhcpd</w:t>
-      </w:r>
+        <w:t xml:space="preserve">show run </w:t>
+      </w:r>
+      <w:proofErr w:type="spellStart"/>
+      <w:r>
+        <w:rPr>
+          <w:b/>
+        </w:rPr>
+        <w:t>dhcpd</w:t>
+      </w:r>
+      <w:proofErr w:type="spellEnd"/>
       <w:r>
         <w:t xml:space="preserve"> command.</w:t>
       </w:r>
@@ -6095,32 +7548,74 @@
         <w:pStyle w:val="CMD"/>
       </w:pPr>
       <w:r>
-        <w:t>NETSEC-ASA</w:t>
-      </w:r>
-      <w:r>
-        <w:t xml:space="preserve">(config)# </w:t>
-      </w:r>
-      <w:r>
-        <w:rPr>
-          <w:b/>
-        </w:rPr>
-        <w:t>show run dhcpd</w:t>
-      </w:r>
+        <w:t>NETSEC-</w:t>
+      </w:r>
+      <w:proofErr w:type="gramStart"/>
+      <w:r>
+        <w:t>ASA</w:t>
+      </w:r>
+      <w:r>
+        <w:t>(config)#</w:t>
+      </w:r>
+      <w:proofErr w:type="gramEnd"/>
+      <w:r>
+        <w:t xml:space="preserve"> </w:t>
+      </w:r>
+      <w:r>
+        <w:rPr>
+          <w:b/>
+        </w:rPr>
+        <w:t xml:space="preserve">show run </w:t>
+      </w:r>
+      <w:proofErr w:type="spellStart"/>
+      <w:r>
+        <w:rPr>
+          <w:b/>
+        </w:rPr>
+        <w:t>dhcpd</w:t>
+      </w:r>
+      <w:proofErr w:type="spellEnd"/>
     </w:p>
     <w:p>
       <w:pPr>
         <w:pStyle w:val="CMDOutput"/>
       </w:pPr>
-      <w:r>
-        <w:t>dhcpd dns 209.165.201.2</w:t>
+      <w:proofErr w:type="spellStart"/>
+      <w:r>
+        <w:t>dhcpd</w:t>
+      </w:r>
+      <w:proofErr w:type="spellEnd"/>
+      <w:r>
+        <w:t xml:space="preserve"> </w:t>
+      </w:r>
+      <w:proofErr w:type="spellStart"/>
+      <w:r>
+        <w:t>dns</w:t>
+      </w:r>
+      <w:proofErr w:type="spellEnd"/>
+      <w:r>
+        <w:t xml:space="preserve"> 209.165.201.2</w:t>
       </w:r>
     </w:p>
     <w:p>
       <w:pPr>
         <w:pStyle w:val="CMDOutput"/>
       </w:pPr>
-      <w:r>
-        <w:t>dhcpd option 3 ip 192.168.1.1</w:t>
+      <w:proofErr w:type="spellStart"/>
+      <w:r>
+        <w:t>dhcpd</w:t>
+      </w:r>
+      <w:proofErr w:type="spellEnd"/>
+      <w:r>
+        <w:t xml:space="preserve"> option 3 </w:t>
+      </w:r>
+      <w:proofErr w:type="spellStart"/>
+      <w:r>
+        <w:t>ip</w:t>
+      </w:r>
+      <w:proofErr w:type="spellEnd"/>
+      <w:r>
+        <w:t xml:space="preserve"> 192.168.1.1</w:t>
       </w:r>
     </w:p>
     <w:p>
@@ -6135,8 +7630,13 @@
       <w:pPr>
         <w:pStyle w:val="CMDOutput"/>
       </w:pPr>
-      <w:r>
-        <w:t>dhcpd address 192.168.1.5-192.168.1.</w:t>
+      <w:proofErr w:type="spellStart"/>
+      <w:r>
+        <w:t>dhcpd</w:t>
+      </w:r>
+      <w:proofErr w:type="spellEnd"/>
+      <w:r>
+        <w:t xml:space="preserve"> address 192.168.1.5-192.168.1.</w:t>
       </w:r>
       <w:r>
         <w:t>100</w:t>
@@ -6155,8 +7655,13 @@
           <w:highlight w:val="yellow"/>
         </w:rPr>
       </w:pPr>
-      <w:r>
-        <w:t xml:space="preserve">dhcpd enable </w:t>
+      <w:proofErr w:type="spellStart"/>
+      <w:r>
+        <w:t>dhcpd</w:t>
+      </w:r>
+      <w:proofErr w:type="spellEnd"/>
+      <w:r>
+        <w:t xml:space="preserve"> enable </w:t>
       </w:r>
       <w:r>
         <w:t>INSIDE</w:t>
@@ -6167,7 +7672,23 @@
         <w:pStyle w:val="SubStepAlpha"/>
       </w:pPr>
       <w:r>
-        <w:t xml:space="preserve">Access the Network Connection IP Properties for PC-B, and change it from a static IP address to a DHCP client so that it obtains an IP address automatically from the ASA DHCP server. The procedure to do this varies depending on the PC operating system. It may be necessary to issue the </w:t>
+        <w:t>Access the Network Connection IP Properties for PC-</w:t>
+      </w:r>
+      <w:proofErr w:type="gramStart"/>
+      <w:r>
+        <w:t>B, and</w:t>
+      </w:r>
+      <w:proofErr w:type="gramEnd"/>
+      <w:r>
+        <w:t xml:space="preserve"> change it from a static IP address to a DHCP client so that it obtains an IP address automatically from the ASA DHCP server. The procedure </w:t>
+      </w:r>
+      <w:proofErr w:type="gramStart"/>
+      <w:r>
+        <w:t>to do</w:t>
+      </w:r>
+      <w:proofErr w:type="gramEnd"/>
+      <w:r>
+        <w:t xml:space="preserve"> this varies depending on the PC operating system. It may be necessary to issue the </w:t>
       </w:r>
       <w:r>
         <w:rPr>
@@ -6218,7 +7739,15 @@
         <w:t>username</w:t>
       </w:r>
       <w:r>
-        <w:t xml:space="preserve"> command. Specify a password of </w:t>
+        <w:t xml:space="preserve"> command. Specify </w:t>
+      </w:r>
+      <w:proofErr w:type="gramStart"/>
+      <w:r>
+        <w:t>a password</w:t>
+      </w:r>
+      <w:proofErr w:type="gramEnd"/>
+      <w:r>
+        <w:t xml:space="preserve"> of </w:t>
       </w:r>
       <w:r>
         <w:rPr>
@@ -6238,10 +7767,18 @@
         <w:pStyle w:val="CMD"/>
       </w:pPr>
       <w:r>
-        <w:t>NETSEC-ASA</w:t>
-      </w:r>
-      <w:r>
-        <w:t xml:space="preserve">(config)# </w:t>
+        <w:t>NETSEC-</w:t>
+      </w:r>
+      <w:proofErr w:type="gramStart"/>
+      <w:r>
+        <w:t>ASA</w:t>
+      </w:r>
+      <w:r>
+        <w:t>(config)#</w:t>
+      </w:r>
+      <w:proofErr w:type="gramEnd"/>
+      <w:r>
+        <w:t xml:space="preserve"> </w:t>
       </w:r>
       <w:r>
         <w:rPr>
@@ -6275,16 +7812,32 @@
         <w:pStyle w:val="CMD"/>
       </w:pPr>
       <w:r>
-        <w:t>NETSEC-ASA</w:t>
-      </w:r>
-      <w:r>
-        <w:t xml:space="preserve">(config)# </w:t>
-      </w:r>
-      <w:r>
-        <w:rPr>
-          <w:b/>
-        </w:rPr>
-        <w:t>aaa authentication ssh console LOCAL</w:t>
+        <w:t>NETSEC-</w:t>
+      </w:r>
+      <w:proofErr w:type="gramStart"/>
+      <w:r>
+        <w:t>ASA</w:t>
+      </w:r>
+      <w:r>
+        <w:t>(config)#</w:t>
+      </w:r>
+      <w:proofErr w:type="gramEnd"/>
+      <w:r>
+        <w:t xml:space="preserve"> </w:t>
+      </w:r>
+      <w:proofErr w:type="spellStart"/>
+      <w:r>
+        <w:rPr>
+          <w:b/>
+        </w:rPr>
+        <w:t>aaa</w:t>
+      </w:r>
+      <w:proofErr w:type="spellEnd"/>
+      <w:r>
+        <w:rPr>
+          <w:b/>
+        </w:rPr>
+        <w:t xml:space="preserve"> authentication ssh console LOCAL</w:t>
       </w:r>
     </w:p>
     <w:p>
@@ -6360,7 +7913,15 @@
         <w:pStyle w:val="Heading3"/>
       </w:pPr>
       <w:r>
-        <w:t>Configure SSH remote access to the ASA.</w:t>
+        <w:t xml:space="preserve">Configure </w:t>
+      </w:r>
+      <w:proofErr w:type="gramStart"/>
+      <w:r>
+        <w:t>SSH</w:t>
+      </w:r>
+      <w:proofErr w:type="gramEnd"/>
+      <w:r>
+        <w:t xml:space="preserve"> remote access to the ASA.</w:t>
       </w:r>
     </w:p>
     <w:p>
@@ -6411,16 +7972,52 @@
         <w:pStyle w:val="CMD"/>
       </w:pPr>
       <w:r>
-        <w:t>NETSEC-ASA</w:t>
-      </w:r>
-      <w:r>
-        <w:t xml:space="preserve">(config)# </w:t>
-      </w:r>
-      <w:r>
-        <w:rPr>
-          <w:b/>
-        </w:rPr>
-        <w:t xml:space="preserve">crypto key generate rsa modulus </w:t>
+        <w:t>NETSEC-</w:t>
+      </w:r>
+      <w:proofErr w:type="gramStart"/>
+      <w:r>
+        <w:t>ASA</w:t>
+      </w:r>
+      <w:r>
+        <w:t>(</w:t>
+      </w:r>
+      <w:proofErr w:type="gramEnd"/>
+      <w:r>
+        <w:t xml:space="preserve">config)# </w:t>
+      </w:r>
+      <w:r>
+        <w:rPr>
+          <w:b/>
+        </w:rPr>
+        <w:t xml:space="preserve">crypto key </w:t>
+      </w:r>
+      <w:proofErr w:type="gramStart"/>
+      <w:r>
+        <w:rPr>
+          <w:b/>
+        </w:rPr>
+        <w:t>generate</w:t>
+      </w:r>
+      <w:proofErr w:type="gramEnd"/>
+      <w:r>
+        <w:rPr>
+          <w:b/>
+        </w:rPr>
+        <w:t xml:space="preserve"> </w:t>
+      </w:r>
+      <w:proofErr w:type="spellStart"/>
+      <w:r>
+        <w:rPr>
+          <w:b/>
+        </w:rPr>
+        <w:t>rsa</w:t>
+      </w:r>
+      <w:proofErr w:type="spellEnd"/>
+      <w:r>
+        <w:rPr>
+          <w:b/>
+        </w:rPr>
+        <w:t xml:space="preserve"> modulus </w:t>
       </w:r>
       <w:r>
         <w:rPr>
@@ -6442,7 +8039,15 @@
         <w:pStyle w:val="CMDOutput"/>
       </w:pPr>
       <w:r>
-        <w:t xml:space="preserve">Keypair generation process begin. Please </w:t>
+        <w:t xml:space="preserve">Keypair generation process </w:t>
+      </w:r>
+      <w:proofErr w:type="gramStart"/>
+      <w:r>
+        <w:t>begin</w:t>
+      </w:r>
+      <w:proofErr w:type="gramEnd"/>
+      <w:r>
+        <w:t xml:space="preserve">. Please </w:t>
       </w:r>
       <w:r>
         <w:rPr>
@@ -6462,7 +8067,23 @@
         <w:t>Note</w:t>
       </w:r>
       <w:r>
-        <w:t xml:space="preserve">: You may receive a message that a RSA key pair is already defined. To replace the RSA key pair enter </w:t>
+        <w:t xml:space="preserve">: You may receive a message that </w:t>
+      </w:r>
+      <w:proofErr w:type="gramStart"/>
+      <w:r>
+        <w:t>a</w:t>
+      </w:r>
+      <w:proofErr w:type="gramEnd"/>
+      <w:r>
+        <w:t xml:space="preserve"> RSA key pair is already defined. To replace the RSA key </w:t>
+      </w:r>
+      <w:proofErr w:type="gramStart"/>
+      <w:r>
+        <w:t>pair</w:t>
+      </w:r>
+      <w:proofErr w:type="gramEnd"/>
+      <w:r>
+        <w:t xml:space="preserve"> enter </w:t>
       </w:r>
       <w:r>
         <w:rPr>
@@ -6497,7 +8118,15 @@
         <w:t xml:space="preserve"> command.</w:t>
       </w:r>
       <w:r>
-        <w:t xml:space="preserve"> Your "Cryptochecksum" values will be different</w:t>
+        <w:t xml:space="preserve"> Your "</w:t>
+      </w:r>
+      <w:proofErr w:type="spellStart"/>
+      <w:r>
+        <w:t>Cryptochecksum</w:t>
+      </w:r>
+      <w:proofErr w:type="spellEnd"/>
+      <w:r>
+        <w:t>" values will be different</w:t>
       </w:r>
     </w:p>
     <w:p>
@@ -6505,13 +8134,21 @@
         <w:pStyle w:val="CMD"/>
       </w:pPr>
       <w:r>
-        <w:t>NETSEC-ASA</w:t>
+        <w:t>NETSEC-</w:t>
+      </w:r>
+      <w:proofErr w:type="gramStart"/>
+      <w:r>
+        <w:t>ASA</w:t>
       </w:r>
       <w:r>
         <w:t>(config)</w:t>
       </w:r>
       <w:r>
-        <w:t xml:space="preserve"># </w:t>
+        <w:t>#</w:t>
+      </w:r>
+      <w:proofErr w:type="gramEnd"/>
+      <w:r>
+        <w:t xml:space="preserve"> </w:t>
       </w:r>
       <w:r>
         <w:rPr>
@@ -6538,8 +8175,13 @@
       <w:pPr>
         <w:pStyle w:val="CMDOutput"/>
       </w:pPr>
-      <w:r>
-        <w:t>Cryptochecksum: 3c845d0f b6b8839a f9e43be0 33feb4ef</w:t>
+      <w:proofErr w:type="spellStart"/>
+      <w:r>
+        <w:t>Cryptochecksum</w:t>
+      </w:r>
+      <w:proofErr w:type="spellEnd"/>
+      <w:r>
+        <w:t>: 3c845d0f b6b8839a f9e43be0 33feb4ef</w:t>
       </w:r>
     </w:p>
     <w:p>
@@ -6622,10 +8264,18 @@
         </w:rPr>
       </w:pPr>
       <w:r>
-        <w:t>NETSEC-ASA</w:t>
-      </w:r>
-      <w:r>
-        <w:t xml:space="preserve">(config)# </w:t>
+        <w:t>NETSEC-</w:t>
+      </w:r>
+      <w:proofErr w:type="gramStart"/>
+      <w:r>
+        <w:t>ASA</w:t>
+      </w:r>
+      <w:r>
+        <w:t>(config)#</w:t>
+      </w:r>
+      <w:proofErr w:type="gramEnd"/>
+      <w:r>
+        <w:t xml:space="preserve"> </w:t>
       </w:r>
       <w:r>
         <w:rPr>
@@ -6645,10 +8295,18 @@
         <w:pStyle w:val="CMD"/>
       </w:pPr>
       <w:r>
-        <w:t>NETSEC-ASA</w:t>
-      </w:r>
-      <w:r>
-        <w:t xml:space="preserve">(config)# </w:t>
+        <w:t>NETSEC-</w:t>
+      </w:r>
+      <w:proofErr w:type="gramStart"/>
+      <w:r>
+        <w:t>ASA</w:t>
+      </w:r>
+      <w:r>
+        <w:t>(config)#</w:t>
+      </w:r>
+      <w:proofErr w:type="gramEnd"/>
+      <w:r>
+        <w:t xml:space="preserve"> </w:t>
       </w:r>
       <w:r>
         <w:rPr>
@@ -6668,10 +8326,18 @@
         <w:pStyle w:val="CMD"/>
       </w:pPr>
       <w:r>
-        <w:t>NETSEC-ASA</w:t>
-      </w:r>
-      <w:r>
-        <w:t xml:space="preserve">(config)# </w:t>
+        <w:t>NETSEC-</w:t>
+      </w:r>
+      <w:proofErr w:type="gramStart"/>
+      <w:r>
+        <w:t>ASA</w:t>
+      </w:r>
+      <w:r>
+        <w:t>(config)#</w:t>
+      </w:r>
+      <w:proofErr w:type="gramEnd"/>
+      <w:r>
+        <w:t xml:space="preserve"> </w:t>
       </w:r>
       <w:r>
         <w:rPr>
@@ -6892,7 +8558,15 @@
         <w:t>192.168.2.1/24</w:t>
       </w:r>
       <w:r>
-        <w:t xml:space="preserve">, name it </w:t>
+        <w:t xml:space="preserve">, name </w:t>
+      </w:r>
+      <w:proofErr w:type="gramStart"/>
+      <w:r>
+        <w:t>it</w:t>
+      </w:r>
+      <w:proofErr w:type="gramEnd"/>
+      <w:r>
+        <w:t xml:space="preserve"> </w:t>
       </w:r>
       <w:r>
         <w:rPr>
@@ -6930,10 +8604,18 @@
         <w:pStyle w:val="CMD"/>
       </w:pPr>
       <w:r>
-        <w:t>NETSEC-ASA</w:t>
-      </w:r>
-      <w:r>
-        <w:t xml:space="preserve">(config)# </w:t>
+        <w:t>NETSEC-</w:t>
+      </w:r>
+      <w:proofErr w:type="gramStart"/>
+      <w:r>
+        <w:t>ASA</w:t>
+      </w:r>
+      <w:r>
+        <w:t>(config)#</w:t>
+      </w:r>
+      <w:proofErr w:type="gramEnd"/>
+      <w:r>
+        <w:t xml:space="preserve"> </w:t>
       </w:r>
       <w:r>
         <w:rPr>
@@ -6953,16 +8635,40 @@
         <w:pStyle w:val="CMD"/>
       </w:pPr>
       <w:r>
-        <w:t>NETSEC-ASA</w:t>
-      </w:r>
-      <w:r>
-        <w:t xml:space="preserve">(config-if)# </w:t>
-      </w:r>
-      <w:r>
-        <w:rPr>
-          <w:b/>
-        </w:rPr>
-        <w:t>ip address 192.168.2.1 255.255.255.0</w:t>
+        <w:t>NETSEC-</w:t>
+      </w:r>
+      <w:proofErr w:type="gramStart"/>
+      <w:r>
+        <w:t>ASA</w:t>
+      </w:r>
+      <w:r>
+        <w:t>(</w:t>
+      </w:r>
+      <w:proofErr w:type="gramEnd"/>
+      <w:r>
+        <w:t>config-</w:t>
+      </w:r>
+      <w:proofErr w:type="gramStart"/>
+      <w:r>
+        <w:t>if)#</w:t>
+      </w:r>
+      <w:proofErr w:type="gramEnd"/>
+      <w:r>
+        <w:t xml:space="preserve"> </w:t>
+      </w:r>
+      <w:proofErr w:type="spellStart"/>
+      <w:r>
+        <w:rPr>
+          <w:b/>
+        </w:rPr>
+        <w:t>ip</w:t>
+      </w:r>
+      <w:proofErr w:type="spellEnd"/>
+      <w:r>
+        <w:rPr>
+          <w:b/>
+        </w:rPr>
+        <w:t xml:space="preserve"> address 192.168.2.1 255.255.255.0</w:t>
       </w:r>
     </w:p>
     <w:p>
@@ -6970,16 +8676,40 @@
         <w:pStyle w:val="CMD"/>
       </w:pPr>
       <w:r>
-        <w:t>NETSEC-ASA</w:t>
-      </w:r>
-      <w:r>
-        <w:t xml:space="preserve">(config-if)# </w:t>
-      </w:r>
-      <w:r>
-        <w:rPr>
-          <w:b/>
-        </w:rPr>
-        <w:t xml:space="preserve">nameif </w:t>
+        <w:t>NETSEC-</w:t>
+      </w:r>
+      <w:proofErr w:type="gramStart"/>
+      <w:r>
+        <w:t>ASA</w:t>
+      </w:r>
+      <w:r>
+        <w:t>(</w:t>
+      </w:r>
+      <w:proofErr w:type="gramEnd"/>
+      <w:r>
+        <w:t>config-</w:t>
+      </w:r>
+      <w:proofErr w:type="gramStart"/>
+      <w:r>
+        <w:t>if)#</w:t>
+      </w:r>
+      <w:proofErr w:type="gramEnd"/>
+      <w:r>
+        <w:t xml:space="preserve"> </w:t>
+      </w:r>
+      <w:proofErr w:type="spellStart"/>
+      <w:r>
+        <w:rPr>
+          <w:b/>
+        </w:rPr>
+        <w:t>nameif</w:t>
+      </w:r>
+      <w:proofErr w:type="spellEnd"/>
+      <w:r>
+        <w:rPr>
+          <w:b/>
+        </w:rPr>
+        <w:t xml:space="preserve"> </w:t>
       </w:r>
       <w:r>
         <w:rPr>
@@ -7007,10 +8737,26 @@
         <w:pStyle w:val="CMD"/>
       </w:pPr>
       <w:r>
-        <w:t>NETSEC-ASA</w:t>
-      </w:r>
-      <w:r>
-        <w:t xml:space="preserve">(config-if)# </w:t>
+        <w:t>NETSEC-</w:t>
+      </w:r>
+      <w:proofErr w:type="gramStart"/>
+      <w:r>
+        <w:t>ASA</w:t>
+      </w:r>
+      <w:r>
+        <w:t>(</w:t>
+      </w:r>
+      <w:proofErr w:type="gramEnd"/>
+      <w:r>
+        <w:t>config-</w:t>
+      </w:r>
+      <w:proofErr w:type="gramStart"/>
+      <w:r>
+        <w:t>if)#</w:t>
+      </w:r>
+      <w:proofErr w:type="gramEnd"/>
+      <w:r>
+        <w:t xml:space="preserve"> </w:t>
       </w:r>
       <w:r>
         <w:rPr>
@@ -7027,10 +8773,26 @@
         </w:rPr>
       </w:pPr>
       <w:r>
-        <w:t>NETSEC-ASA</w:t>
-      </w:r>
-      <w:r>
-        <w:t xml:space="preserve">(config-if)# </w:t>
+        <w:t>NETSEC-</w:t>
+      </w:r>
+      <w:proofErr w:type="gramStart"/>
+      <w:r>
+        <w:t>ASA</w:t>
+      </w:r>
+      <w:r>
+        <w:t>(</w:t>
+      </w:r>
+      <w:proofErr w:type="gramEnd"/>
+      <w:r>
+        <w:t>config-</w:t>
+      </w:r>
+      <w:proofErr w:type="gramStart"/>
+      <w:r>
+        <w:t>if)#</w:t>
+      </w:r>
+      <w:proofErr w:type="gramEnd"/>
+      <w:r>
+        <w:t xml:space="preserve"> </w:t>
       </w:r>
       <w:r>
         <w:rPr>
@@ -7044,7 +8806,23 @@
         <w:pStyle w:val="CMD"/>
       </w:pPr>
       <w:r>
-        <w:t xml:space="preserve">NETSEC-ASA(config-if)# </w:t>
+        <w:t>NETSEC-</w:t>
+      </w:r>
+      <w:proofErr w:type="gramStart"/>
+      <w:r>
+        <w:t>ASA(</w:t>
+      </w:r>
+      <w:proofErr w:type="gramEnd"/>
+      <w:r>
+        <w:t>config-</w:t>
+      </w:r>
+      <w:proofErr w:type="gramStart"/>
+      <w:r>
+        <w:t>if)#</w:t>
+      </w:r>
+      <w:proofErr w:type="gramEnd"/>
+      <w:r>
+        <w:t xml:space="preserve"> </w:t>
       </w:r>
       <w:r>
         <w:rPr>
@@ -7082,7 +8860,21 @@
         <w:rPr>
           <w:b/>
         </w:rPr>
-        <w:t>show interface ip brief</w:t>
+        <w:t xml:space="preserve">show interface </w:t>
+      </w:r>
+      <w:proofErr w:type="spellStart"/>
+      <w:r>
+        <w:rPr>
+          <w:b/>
+        </w:rPr>
+        <w:t>ip</w:t>
+      </w:r>
+      <w:proofErr w:type="spellEnd"/>
+      <w:r>
+        <w:rPr>
+          <w:b/>
+        </w:rPr>
+        <w:t xml:space="preserve"> brief</w:t>
       </w:r>
       <w:r>
         <w:t xml:space="preserve"> command.</w:t>
@@ -7105,7 +8897,21 @@
         <w:rPr>
           <w:b/>
         </w:rPr>
-        <w:t>show interface ip brief</w:t>
+        <w:t xml:space="preserve">show interface </w:t>
+      </w:r>
+      <w:proofErr w:type="spellStart"/>
+      <w:r>
+        <w:rPr>
+          <w:b/>
+        </w:rPr>
+        <w:t>ip</w:t>
+      </w:r>
+      <w:proofErr w:type="spellEnd"/>
+      <w:r>
+        <w:rPr>
+          <w:b/>
+        </w:rPr>
+        <w:t xml:space="preserve"> brief</w:t>
       </w:r>
     </w:p>
     <w:p>
@@ -7113,7 +8919,15 @@
         <w:pStyle w:val="CMDOutput"/>
       </w:pPr>
       <w:r>
-        <w:t>Interface                  IP-Address      OK? Method Status                Protocol</w:t>
+        <w:t>Interface                  IP-</w:t>
+      </w:r>
+      <w:proofErr w:type="gramStart"/>
+      <w:r>
+        <w:t>Address</w:t>
+      </w:r>
+      <w:proofErr w:type="gramEnd"/>
+      <w:r>
+        <w:t xml:space="preserve">      OK? Method Status                Protocol</w:t>
       </w:r>
     </w:p>
     <w:p>
@@ -7121,7 +8935,23 @@
         <w:pStyle w:val="CMDOutput"/>
       </w:pPr>
       <w:r>
-        <w:t xml:space="preserve">Virtual0                   127.1.0.1       YES unset  up                    up  </w:t>
+        <w:t xml:space="preserve">Virtual0                   127.1.0.1       YES </w:t>
+      </w:r>
+      <w:proofErr w:type="gramStart"/>
+      <w:r>
+        <w:t>unset  up</w:t>
+      </w:r>
+      <w:proofErr w:type="gramEnd"/>
+      <w:r>
+        <w:t xml:space="preserve">                    </w:t>
+      </w:r>
+      <w:proofErr w:type="spellStart"/>
+      <w:r>
+        <w:t>up</w:t>
+      </w:r>
+      <w:proofErr w:type="spellEnd"/>
+      <w:r>
+        <w:t xml:space="preserve">  </w:t>
       </w:r>
     </w:p>
     <w:p>
@@ -7129,7 +8959,15 @@
         <w:pStyle w:val="CMDOutput"/>
       </w:pPr>
       <w:r>
-        <w:t xml:space="preserve">GigabitEthernet1/1         209.165.200.226 YES manual up                    up  </w:t>
+        <w:t xml:space="preserve">GigabitEthernet1/1         209.165.200.226 YES manual up                    </w:t>
+      </w:r>
+      <w:proofErr w:type="spellStart"/>
+      <w:r>
+        <w:t>up</w:t>
+      </w:r>
+      <w:proofErr w:type="spellEnd"/>
+      <w:r>
+        <w:t xml:space="preserve">  </w:t>
       </w:r>
     </w:p>
     <w:p>
@@ -7137,7 +8975,15 @@
         <w:pStyle w:val="CMDOutput"/>
       </w:pPr>
       <w:r>
-        <w:t xml:space="preserve">GigabitEthernet1/2         192.168.1.1     YES manual up                    up  </w:t>
+        <w:t xml:space="preserve">GigabitEthernet1/2         192.168.1.1     YES manual up                    </w:t>
+      </w:r>
+      <w:proofErr w:type="spellStart"/>
+      <w:r>
+        <w:t>up</w:t>
+      </w:r>
+      <w:proofErr w:type="spellEnd"/>
+      <w:r>
+        <w:t xml:space="preserve">  </w:t>
       </w:r>
     </w:p>
     <w:p>
@@ -7148,8 +8994,16 @@
         <w:rPr>
           <w:highlight w:val="yellow"/>
         </w:rPr>
-        <w:t>GigabitEthernet1/3         192.168.2.1     YES manual up                    up</w:t>
-      </w:r>
+        <w:t xml:space="preserve">GigabitEthernet1/3         192.168.2.1     YES manual up                    </w:t>
+      </w:r>
+      <w:proofErr w:type="spellStart"/>
+      <w:r>
+        <w:rPr>
+          <w:highlight w:val="yellow"/>
+        </w:rPr>
+        <w:t>up</w:t>
+      </w:r>
+      <w:proofErr w:type="spellEnd"/>
       <w:r>
         <w:t xml:space="preserve">  </w:t>
       </w:r>
@@ -7159,71 +9013,191 @@
         <w:pStyle w:val="CMDOutput"/>
       </w:pPr>
       <w:r>
-        <w:t>GigabitEthernet1/4         unassigned      YES unset  administratively down down</w:t>
-      </w:r>
+        <w:t xml:space="preserve">GigabitEthernet1/4         unassigned      YES </w:t>
+      </w:r>
+      <w:proofErr w:type="gramStart"/>
+      <w:r>
+        <w:t>unset  administratively</w:t>
+      </w:r>
+      <w:proofErr w:type="gramEnd"/>
+      <w:r>
+        <w:t xml:space="preserve"> down </w:t>
+      </w:r>
+      <w:proofErr w:type="spellStart"/>
+      <w:r>
+        <w:t>down</w:t>
+      </w:r>
+      <w:proofErr w:type="spellEnd"/>
     </w:p>
     <w:p>
       <w:pPr>
         <w:pStyle w:val="CMDOutput"/>
       </w:pPr>
       <w:r>
-        <w:t>GigabitEthernet1/5         unassigned      YES unset  administratively down down</w:t>
-      </w:r>
+        <w:t xml:space="preserve">GigabitEthernet1/5         unassigned      YES </w:t>
+      </w:r>
+      <w:proofErr w:type="gramStart"/>
+      <w:r>
+        <w:t>unset  administratively</w:t>
+      </w:r>
+      <w:proofErr w:type="gramEnd"/>
+      <w:r>
+        <w:t xml:space="preserve"> down </w:t>
+      </w:r>
+      <w:proofErr w:type="spellStart"/>
+      <w:r>
+        <w:t>down</w:t>
+      </w:r>
+      <w:proofErr w:type="spellEnd"/>
     </w:p>
     <w:p>
       <w:pPr>
         <w:pStyle w:val="CMDOutput"/>
       </w:pPr>
       <w:r>
-        <w:t>GigabitEthernet1/6         unassigned      YES unset  administratively down down</w:t>
-      </w:r>
+        <w:t xml:space="preserve">GigabitEthernet1/6         unassigned      YES </w:t>
+      </w:r>
+      <w:proofErr w:type="gramStart"/>
+      <w:r>
+        <w:t>unset  administratively</w:t>
+      </w:r>
+      <w:proofErr w:type="gramEnd"/>
+      <w:r>
+        <w:t xml:space="preserve"> down </w:t>
+      </w:r>
+      <w:proofErr w:type="spellStart"/>
+      <w:r>
+        <w:t>down</w:t>
+      </w:r>
+      <w:proofErr w:type="spellEnd"/>
     </w:p>
     <w:p>
       <w:pPr>
         <w:pStyle w:val="CMDOutput"/>
       </w:pPr>
       <w:r>
-        <w:t>GigabitEthernet1/7         unassigned      YES unset  administratively down down</w:t>
-      </w:r>
+        <w:t xml:space="preserve">GigabitEthernet1/7         unassigned      YES </w:t>
+      </w:r>
+      <w:proofErr w:type="gramStart"/>
+      <w:r>
+        <w:t>unset  administratively</w:t>
+      </w:r>
+      <w:proofErr w:type="gramEnd"/>
+      <w:r>
+        <w:t xml:space="preserve"> down </w:t>
+      </w:r>
+      <w:proofErr w:type="spellStart"/>
+      <w:r>
+        <w:t>down</w:t>
+      </w:r>
+      <w:proofErr w:type="spellEnd"/>
     </w:p>
     <w:p>
       <w:pPr>
         <w:pStyle w:val="CMDOutput"/>
       </w:pPr>
       <w:r>
-        <w:t>GigabitEthernet1/8         unassigned      YES unset  administratively down down</w:t>
-      </w:r>
+        <w:t xml:space="preserve">GigabitEthernet1/8         unassigned      YES </w:t>
+      </w:r>
+      <w:proofErr w:type="gramStart"/>
+      <w:r>
+        <w:t>unset  administratively</w:t>
+      </w:r>
+      <w:proofErr w:type="gramEnd"/>
+      <w:r>
+        <w:t xml:space="preserve"> down </w:t>
+      </w:r>
+      <w:proofErr w:type="spellStart"/>
+      <w:r>
+        <w:t>down</w:t>
+      </w:r>
+      <w:proofErr w:type="spellEnd"/>
     </w:p>
     <w:p>
       <w:pPr>
         <w:pStyle w:val="CMDOutput"/>
       </w:pPr>
       <w:r>
-        <w:t>Internal-Control1/1        unassigned      YES unset  down                  down</w:t>
-      </w:r>
+        <w:t xml:space="preserve">Internal-Control1/1        unassigned      YES </w:t>
+      </w:r>
+      <w:proofErr w:type="gramStart"/>
+      <w:r>
+        <w:t>unset  down</w:t>
+      </w:r>
+      <w:proofErr w:type="gramEnd"/>
+      <w:r>
+        <w:t xml:space="preserve">                  </w:t>
+      </w:r>
+      <w:proofErr w:type="spellStart"/>
+      <w:r>
+        <w:t>down</w:t>
+      </w:r>
+      <w:proofErr w:type="spellEnd"/>
     </w:p>
     <w:p>
       <w:pPr>
         <w:pStyle w:val="CMDOutput"/>
       </w:pPr>
       <w:r>
-        <w:t>Internal-Data1/1           unassigned      YES unset  down                  down</w:t>
-      </w:r>
+        <w:t xml:space="preserve">Internal-Data1/1           unassigned      YES </w:t>
+      </w:r>
+      <w:proofErr w:type="gramStart"/>
+      <w:r>
+        <w:t>unset  down</w:t>
+      </w:r>
+      <w:proofErr w:type="gramEnd"/>
+      <w:r>
+        <w:t xml:space="preserve">                  </w:t>
+      </w:r>
+      <w:proofErr w:type="spellStart"/>
+      <w:r>
+        <w:t>down</w:t>
+      </w:r>
+      <w:proofErr w:type="spellEnd"/>
     </w:p>
     <w:p>
       <w:pPr>
         <w:pStyle w:val="CMDOutput"/>
       </w:pPr>
       <w:r>
-        <w:t>Internal-Data1/2           unassigned      YES unset  down                  down</w:t>
-      </w:r>
+        <w:t xml:space="preserve">Internal-Data1/2           unassigned      YES </w:t>
+      </w:r>
+      <w:proofErr w:type="gramStart"/>
+      <w:r>
+        <w:t>unset  down</w:t>
+      </w:r>
+      <w:proofErr w:type="gramEnd"/>
+      <w:r>
+        <w:t xml:space="preserve">                  </w:t>
+      </w:r>
+      <w:proofErr w:type="spellStart"/>
+      <w:r>
+        <w:t>down</w:t>
+      </w:r>
+      <w:proofErr w:type="spellEnd"/>
     </w:p>
     <w:p>
       <w:pPr>
         <w:pStyle w:val="CMDOutput"/>
       </w:pPr>
       <w:r>
-        <w:t xml:space="preserve">Internal-Data1/3           unassigned      YES unset  up                    up  </w:t>
+        <w:t xml:space="preserve">Internal-Data1/3           unassigned      YES </w:t>
+      </w:r>
+      <w:proofErr w:type="gramStart"/>
+      <w:r>
+        <w:t>unset  up</w:t>
+      </w:r>
+      <w:proofErr w:type="gramEnd"/>
+      <w:r>
+        <w:t xml:space="preserve">                    </w:t>
+      </w:r>
+      <w:proofErr w:type="spellStart"/>
+      <w:r>
+        <w:t>up</w:t>
+      </w:r>
+      <w:proofErr w:type="spellEnd"/>
+      <w:r>
+        <w:t xml:space="preserve">  </w:t>
       </w:r>
     </w:p>
     <w:p>
@@ -7231,7 +9205,23 @@
         <w:pStyle w:val="CMDOutput"/>
       </w:pPr>
       <w:r>
-        <w:t xml:space="preserve">Internal-Data1/4           169.254.1.1     YES unset  up                    up  </w:t>
+        <w:t xml:space="preserve">Internal-Data1/4           169.254.1.1     YES </w:t>
+      </w:r>
+      <w:proofErr w:type="gramStart"/>
+      <w:r>
+        <w:t>unset  up</w:t>
+      </w:r>
+      <w:proofErr w:type="gramEnd"/>
+      <w:r>
+        <w:t xml:space="preserve">                    </w:t>
+      </w:r>
+      <w:proofErr w:type="spellStart"/>
+      <w:r>
+        <w:t>up</w:t>
+      </w:r>
+      <w:proofErr w:type="spellEnd"/>
+      <w:r>
+        <w:t xml:space="preserve">  </w:t>
       </w:r>
     </w:p>
     <w:p>
@@ -7239,8 +9229,21 @@
         <w:pStyle w:val="CMDOutput"/>
       </w:pPr>
       <w:r>
-        <w:t>Management1/1              unassigned      YES unset  administratively down down</w:t>
-      </w:r>
+        <w:t xml:space="preserve">Management1/1              unassigned      YES </w:t>
+      </w:r>
+      <w:proofErr w:type="gramStart"/>
+      <w:r>
+        <w:t>unset  administratively</w:t>
+      </w:r>
+      <w:proofErr w:type="gramEnd"/>
+      <w:r>
+        <w:t xml:space="preserve"> down </w:t>
+      </w:r>
+      <w:proofErr w:type="spellStart"/>
+      <w:r>
+        <w:t>down</w:t>
+      </w:r>
+      <w:proofErr w:type="spellEnd"/>
     </w:p>
     <w:p>
       <w:pPr>
@@ -7259,7 +9262,21 @@
         <w:rPr>
           <w:b/>
         </w:rPr>
-        <w:t>show ip address</w:t>
+        <w:t xml:space="preserve">show </w:t>
+      </w:r>
+      <w:proofErr w:type="spellStart"/>
+      <w:r>
+        <w:rPr>
+          <w:b/>
+        </w:rPr>
+        <w:t>ip</w:t>
+      </w:r>
+      <w:proofErr w:type="spellEnd"/>
+      <w:r>
+        <w:rPr>
+          <w:b/>
+        </w:rPr>
+        <w:t xml:space="preserve"> address</w:t>
       </w:r>
       <w:r>
         <w:t xml:space="preserve"> command.</w:t>
@@ -7282,7 +9299,21 @@
         <w:rPr>
           <w:b/>
         </w:rPr>
-        <w:t>show ip address</w:t>
+        <w:t xml:space="preserve">show </w:t>
+      </w:r>
+      <w:proofErr w:type="spellStart"/>
+      <w:r>
+        <w:rPr>
+          <w:b/>
+        </w:rPr>
+        <w:t>ip</w:t>
+      </w:r>
+      <w:proofErr w:type="spellEnd"/>
+      <w:r>
+        <w:rPr>
+          <w:b/>
+        </w:rPr>
+        <w:t xml:space="preserve"> address</w:t>
       </w:r>
     </w:p>
     <w:p>
@@ -7476,12 +9507,14 @@
       <w:r>
         <w:t xml:space="preserve">). While in object definition mode, use the </w:t>
       </w:r>
+      <w:proofErr w:type="spellStart"/>
       <w:r>
         <w:rPr>
           <w:b/>
         </w:rPr>
         <w:t>nat</w:t>
       </w:r>
+      <w:proofErr w:type="spellEnd"/>
       <w:r>
         <w:t xml:space="preserve"> command to specify that this object is used to translate a DMZ address to an outside address using static NAT, and specify a public translated address of </w:t>
       </w:r>
@@ -7519,299 +9552,1106 @@
         <w:pStyle w:val="CMD"/>
       </w:pPr>
       <w:r>
+        <w:t>NETSEC-</w:t>
+      </w:r>
+      <w:proofErr w:type="gramStart"/>
+      <w:r>
+        <w:t>ASA</w:t>
+      </w:r>
+      <w:r>
+        <w:t>(config)#</w:t>
+      </w:r>
+      <w:proofErr w:type="gramEnd"/>
+      <w:r>
+        <w:t xml:space="preserve"> </w:t>
+      </w:r>
+      <w:r>
+        <w:rPr>
+          <w:b/>
+        </w:rPr>
+        <w:t xml:space="preserve">object network </w:t>
+      </w:r>
+      <w:r>
+        <w:rPr>
+          <w:b/>
+        </w:rPr>
+        <w:t>DMZ</w:t>
+      </w:r>
+      <w:r>
+        <w:rPr>
+          <w:b/>
+        </w:rPr>
+        <w:t>-</w:t>
+      </w:r>
+      <w:r>
+        <w:rPr>
+          <w:b/>
+        </w:rPr>
+        <w:t>SERVER</w:t>
+      </w:r>
+    </w:p>
+    <w:p>
+      <w:pPr>
+        <w:pStyle w:val="CMD"/>
+        <w:rPr>
+          <w:b/>
+        </w:rPr>
+      </w:pPr>
+      <w:r>
+        <w:t>NETSEC-</w:t>
+      </w:r>
+      <w:proofErr w:type="gramStart"/>
+      <w:r>
+        <w:t>ASA</w:t>
+      </w:r>
+      <w:r>
+        <w:t>(</w:t>
+      </w:r>
+      <w:proofErr w:type="gramEnd"/>
+      <w:r>
+        <w:t>config-network-</w:t>
+      </w:r>
+      <w:proofErr w:type="gramStart"/>
+      <w:r>
+        <w:t>object)#</w:t>
+      </w:r>
+      <w:proofErr w:type="gramEnd"/>
+      <w:r>
+        <w:t xml:space="preserve"> </w:t>
+      </w:r>
+      <w:r>
+        <w:rPr>
+          <w:b/>
+        </w:rPr>
+        <w:t>host 192.168.2.3</w:t>
+      </w:r>
+    </w:p>
+    <w:p>
+      <w:pPr>
+        <w:pStyle w:val="CMD"/>
+        <w:rPr>
+          <w:b/>
+        </w:rPr>
+      </w:pPr>
+      <w:r>
+        <w:t>NETSEC-</w:t>
+      </w:r>
+      <w:proofErr w:type="gramStart"/>
+      <w:r>
+        <w:t>ASA</w:t>
+      </w:r>
+      <w:r>
+        <w:t>(</w:t>
+      </w:r>
+      <w:proofErr w:type="gramEnd"/>
+      <w:r>
+        <w:t>config-network-</w:t>
+      </w:r>
+      <w:proofErr w:type="gramStart"/>
+      <w:r>
+        <w:t>object)#</w:t>
+      </w:r>
+      <w:proofErr w:type="gramEnd"/>
+      <w:r>
+        <w:t xml:space="preserve"> </w:t>
+      </w:r>
+      <w:proofErr w:type="spellStart"/>
+      <w:r>
+        <w:rPr>
+          <w:b/>
+        </w:rPr>
+        <w:t>nat</w:t>
+      </w:r>
+      <w:proofErr w:type="spellEnd"/>
+      <w:r>
+        <w:rPr>
+          <w:b/>
+        </w:rPr>
+        <w:t xml:space="preserve"> (</w:t>
+      </w:r>
+      <w:proofErr w:type="gramStart"/>
+      <w:r>
+        <w:rPr>
+          <w:b/>
+        </w:rPr>
+        <w:t>DMZ</w:t>
+      </w:r>
+      <w:r>
+        <w:rPr>
+          <w:b/>
+        </w:rPr>
+        <w:t>,</w:t>
+      </w:r>
+      <w:r>
+        <w:rPr>
+          <w:b/>
+        </w:rPr>
+        <w:t>OUTSIDE</w:t>
+      </w:r>
+      <w:proofErr w:type="gramEnd"/>
+      <w:r>
+        <w:rPr>
+          <w:b/>
+        </w:rPr>
+        <w:t>) static 209.165.200.227</w:t>
+      </w:r>
+    </w:p>
+    <w:p>
+      <w:pPr>
+        <w:pStyle w:val="CMD"/>
+        <w:rPr>
+          <w:b/>
+        </w:rPr>
+      </w:pPr>
+      <w:r>
+        <w:t>NETSEC-</w:t>
+      </w:r>
+      <w:proofErr w:type="gramStart"/>
+      <w:r>
+        <w:t>ASA</w:t>
+      </w:r>
+      <w:r>
+        <w:t>(</w:t>
+      </w:r>
+      <w:proofErr w:type="gramEnd"/>
+      <w:r>
+        <w:t>config-network-</w:t>
+      </w:r>
+      <w:proofErr w:type="gramStart"/>
+      <w:r>
+        <w:t>object)#</w:t>
+      </w:r>
+      <w:proofErr w:type="gramEnd"/>
+      <w:r>
+        <w:t xml:space="preserve"> </w:t>
+      </w:r>
+      <w:r>
+        <w:rPr>
+          <w:b/>
+        </w:rPr>
+        <w:t>exit</w:t>
+      </w:r>
+    </w:p>
+    <w:p>
+      <w:pPr>
+        <w:pStyle w:val="CMD"/>
+      </w:pPr>
+      <w:r>
+        <w:t>NETSEC-</w:t>
+      </w:r>
+      <w:proofErr w:type="gramStart"/>
+      <w:r>
+        <w:t>ASA(</w:t>
+      </w:r>
+      <w:proofErr w:type="gramEnd"/>
+      <w:r>
+        <w:t>config)#</w:t>
+      </w:r>
+    </w:p>
+    <w:p>
+      <w:pPr>
+        <w:pStyle w:val="Heading3"/>
+      </w:pPr>
+      <w:r>
+        <w:t xml:space="preserve">Configure </w:t>
+      </w:r>
+      <w:r>
+        <w:t>an ACL to allow access to the DMZ server from the Internet.</w:t>
+      </w:r>
+    </w:p>
+    <w:p>
+      <w:pPr>
+        <w:pStyle w:val="BodyTextL25"/>
+      </w:pPr>
+      <w:r>
+        <w:t>Configure a named access list (</w:t>
+      </w:r>
+      <w:r>
+        <w:rPr>
+          <w:b/>
+        </w:rPr>
+        <w:t>OUTSIDE-DMZ</w:t>
+      </w:r>
+      <w:r>
+        <w:t xml:space="preserve">) that permits any IP protocol from any external host to </w:t>
+      </w:r>
+      <w:r>
+        <w:t xml:space="preserve">the internal IP address of the DMZ server. Apply the access list to the ASA </w:t>
+      </w:r>
+      <w:r>
+        <w:t>OUTSIDE</w:t>
+      </w:r>
+      <w:r>
+        <w:t xml:space="preserve"> interface in the </w:t>
+      </w:r>
+      <w:r>
+        <w:rPr>
+          <w:b/>
+        </w:rPr>
+        <w:t>IN</w:t>
+      </w:r>
+      <w:r>
+        <w:t xml:space="preserve"> direction.</w:t>
+      </w:r>
+    </w:p>
+    <w:p>
+      <w:pPr>
+        <w:pStyle w:val="CMD"/>
+      </w:pPr>
+      <w:r>
+        <w:t>NETSEC-</w:t>
+      </w:r>
+      <w:proofErr w:type="gramStart"/>
+      <w:r>
+        <w:t>ASA</w:t>
+      </w:r>
+      <w:r>
+        <w:t>(config)#</w:t>
+      </w:r>
+      <w:proofErr w:type="gramEnd"/>
+      <w:r>
+        <w:t xml:space="preserve"> </w:t>
+      </w:r>
+      <w:r>
+        <w:rPr>
+          <w:b/>
+        </w:rPr>
+        <w:t xml:space="preserve">access-list OUTSIDE-DMZ permit </w:t>
+      </w:r>
+      <w:proofErr w:type="spellStart"/>
+      <w:r>
+        <w:rPr>
+          <w:b/>
+        </w:rPr>
+        <w:t>ip</w:t>
+      </w:r>
+      <w:proofErr w:type="spellEnd"/>
+      <w:r>
+        <w:rPr>
+          <w:b/>
+        </w:rPr>
+        <w:t xml:space="preserve"> any host 192.168.2.3</w:t>
+      </w:r>
+    </w:p>
+    <w:p>
+      <w:pPr>
+        <w:pStyle w:val="CMD"/>
+      </w:pPr>
+      <w:r>
+        <w:t>NETSEC-</w:t>
+      </w:r>
+      <w:proofErr w:type="gramStart"/>
+      <w:r>
+        <w:t>ASA</w:t>
+      </w:r>
+      <w:r>
+        <w:t>(config)#</w:t>
+      </w:r>
+      <w:proofErr w:type="gramEnd"/>
+      <w:r>
+        <w:t xml:space="preserve"> </w:t>
+      </w:r>
+      <w:r>
+        <w:rPr>
+          <w:b/>
+        </w:rPr>
+        <w:t xml:space="preserve">access-group OUTSIDE-DMZ in interface </w:t>
+      </w:r>
+      <w:r>
+        <w:rPr>
+          <w:b/>
+        </w:rPr>
+        <w:t>OUTSIDE</w:t>
+      </w:r>
+    </w:p>
+    <w:p>
+      <w:pPr>
+        <w:pStyle w:val="BodyTextL25"/>
+      </w:pPr>
+      <w:r>
+        <w:rPr>
+          <w:b/>
+        </w:rPr>
+        <w:t>Note</w:t>
+      </w:r>
+      <w:r>
+        <w:t>:</w:t>
+      </w:r>
+      <w:r>
+        <w:t xml:space="preserve"> Unlike IOS ACLs, the ASA ACL </w:t>
+      </w:r>
+      <w:r>
+        <w:rPr>
+          <w:b/>
+        </w:rPr>
+        <w:t>permit</w:t>
+      </w:r>
+      <w:r>
+        <w:t xml:space="preserve"> statement must permit access to the internal private DMZ address. External hosts access the server using its public static NAT address, the ASA translates it to the internal host IP </w:t>
+      </w:r>
+      <w:proofErr w:type="gramStart"/>
+      <w:r>
+        <w:rPr>
+          <w:noProof/>
+        </w:rPr>
+        <w:t>address,</w:t>
+      </w:r>
+      <w:r>
+        <w:t xml:space="preserve"> and</w:t>
+      </w:r>
+      <w:proofErr w:type="gramEnd"/>
+      <w:r>
+        <w:t xml:space="preserve"> then applies the ACL.</w:t>
+      </w:r>
+    </w:p>
+    <w:p>
+      <w:pPr>
+        <w:pStyle w:val="BodyTextL25"/>
+      </w:pPr>
+      <w:r>
+        <w:t>You can modify this ACL to allow only services that you want to be exposed to external hosts, such as web (HTTP) or file transfer (FTP).</w:t>
+      </w:r>
+    </w:p>
+    <w:p>
+      <w:pPr>
+        <w:pStyle w:val="Heading3"/>
+      </w:pPr>
+      <w:r>
+        <w:t>Test access to the DMZ server</w:t>
+      </w:r>
+      <w:r>
+        <w:rPr>
+          <w:rFonts w:cs="Arial"/>
+        </w:rPr>
+        <w:t>.</w:t>
+      </w:r>
+    </w:p>
+    <w:p>
+      <w:pPr>
+        <w:pStyle w:val="SubStepAlpha"/>
+      </w:pPr>
+      <w:r>
+        <w:t>Source a ping from the G0/0/0 interface on R1 (172.16.3.1) to the public IP address for the DMZ server.</w:t>
+      </w:r>
+      <w:r>
+        <w:t xml:space="preserve"> The pings should be successful.</w:t>
+      </w:r>
+    </w:p>
+    <w:p>
+      <w:pPr>
+        <w:pStyle w:val="CMD"/>
+        <w:rPr>
+          <w:b/>
+          <w:bCs/>
+        </w:rPr>
+      </w:pPr>
+      <w:r>
+        <w:t xml:space="preserve">R1# </w:t>
+      </w:r>
+      <w:r>
+        <w:rPr>
+          <w:b/>
+          <w:bCs/>
+        </w:rPr>
+        <w:t>ping 209.165.200.227 source g0/0/0</w:t>
+      </w:r>
+    </w:p>
+    <w:p>
+      <w:pPr>
+        <w:pStyle w:val="CMDOutput"/>
+      </w:pPr>
+      <w:r>
+        <w:t>Type escape sequence to abort.</w:t>
+      </w:r>
+    </w:p>
+    <w:p>
+      <w:pPr>
+        <w:pStyle w:val="CMDOutput"/>
+      </w:pPr>
+      <w:r>
+        <w:t xml:space="preserve">Sending 5, 100-byte ICMP </w:t>
+      </w:r>
+      <w:proofErr w:type="spellStart"/>
+      <w:r>
+        <w:t>Echos</w:t>
+      </w:r>
+      <w:proofErr w:type="spellEnd"/>
+      <w:r>
+        <w:t xml:space="preserve"> to 209.165.200.227, timeout is 2 seconds:</w:t>
+      </w:r>
+    </w:p>
+    <w:p>
+      <w:pPr>
+        <w:pStyle w:val="CMDOutput"/>
+      </w:pPr>
+      <w:r>
+        <w:t xml:space="preserve">Packet sent with a source address of 172.16.3.1 </w:t>
+      </w:r>
+    </w:p>
+    <w:p>
+      <w:pPr>
+        <w:pStyle w:val="CMDOutput"/>
+      </w:pPr>
+      <w:r>
+        <w:t>!!!!!</w:t>
+      </w:r>
+    </w:p>
+    <w:p>
+      <w:pPr>
+        <w:pStyle w:val="CMDOutput"/>
+      </w:pPr>
+      <w:r>
+        <w:t xml:space="preserve">Success rate is 100 percent (5/5), round-trip min/avg/max = 1/1/1 </w:t>
+      </w:r>
+      <w:proofErr w:type="spellStart"/>
+      <w:r>
+        <w:t>ms</w:t>
+      </w:r>
+      <w:proofErr w:type="spellEnd"/>
+    </w:p>
+    <w:p>
+      <w:pPr>
+        <w:pStyle w:val="CMD"/>
+      </w:pPr>
+      <w:r>
+        <w:t>R1#</w:t>
+      </w:r>
+    </w:p>
+    <w:p>
+      <w:pPr>
+        <w:pStyle w:val="SubStepAlpha"/>
+      </w:pPr>
+      <w:r>
+        <w:t xml:space="preserve">Clear the NAT counters using the </w:t>
+      </w:r>
+      <w:r>
+        <w:rPr>
+          <w:b/>
+        </w:rPr>
+        <w:t xml:space="preserve">clear </w:t>
+      </w:r>
+      <w:proofErr w:type="spellStart"/>
+      <w:r>
+        <w:rPr>
+          <w:b/>
+        </w:rPr>
+        <w:t>nat</w:t>
+      </w:r>
+      <w:proofErr w:type="spellEnd"/>
+      <w:r>
+        <w:rPr>
+          <w:b/>
+        </w:rPr>
+        <w:t xml:space="preserve"> counters</w:t>
+      </w:r>
+      <w:r>
+        <w:t xml:space="preserve"> command.</w:t>
+      </w:r>
+    </w:p>
+    <w:p>
+      <w:pPr>
+        <w:pStyle w:val="CMD"/>
+      </w:pPr>
+      <w:r>
         <w:t>NETSEC-ASA</w:t>
       </w:r>
       <w:r>
-        <w:t xml:space="preserve">(config)# </w:t>
-      </w:r>
-      <w:r>
-        <w:rPr>
-          <w:b/>
-        </w:rPr>
-        <w:t xml:space="preserve">object network </w:t>
-      </w:r>
-      <w:r>
-        <w:rPr>
-          <w:b/>
-        </w:rPr>
+        <w:t xml:space="preserve"># </w:t>
+      </w:r>
+      <w:r>
+        <w:rPr>
+          <w:b/>
+        </w:rPr>
+        <w:t xml:space="preserve">clear </w:t>
+      </w:r>
+      <w:proofErr w:type="spellStart"/>
+      <w:r>
+        <w:rPr>
+          <w:b/>
+        </w:rPr>
+        <w:t>nat</w:t>
+      </w:r>
+      <w:proofErr w:type="spellEnd"/>
+      <w:r>
+        <w:rPr>
+          <w:b/>
+        </w:rPr>
+        <w:t xml:space="preserve"> counters</w:t>
+      </w:r>
+    </w:p>
+    <w:p>
+      <w:pPr>
+        <w:pStyle w:val="SubStepAlpha"/>
+      </w:pPr>
+      <w:r>
+        <w:t xml:space="preserve">Ping from PC-C to the DMZ server at the public address </w:t>
+      </w:r>
+      <w:r>
+        <w:rPr>
+          <w:b/>
+        </w:rPr>
+        <w:t>209.165.200.227</w:t>
+      </w:r>
+      <w:r>
+        <w:t>. The pings should be successful.</w:t>
+      </w:r>
+    </w:p>
+    <w:p>
+      <w:pPr>
+        <w:pStyle w:val="SubStepAlpha"/>
+      </w:pPr>
+      <w:r>
+        <w:t xml:space="preserve">Issue the </w:t>
+      </w:r>
+      <w:r>
+        <w:rPr>
+          <w:b/>
+        </w:rPr>
+        <w:t xml:space="preserve">show </w:t>
+      </w:r>
+      <w:proofErr w:type="spellStart"/>
+      <w:r>
+        <w:rPr>
+          <w:b/>
+        </w:rPr>
+        <w:t>nat</w:t>
+      </w:r>
+      <w:proofErr w:type="spellEnd"/>
+      <w:r>
+        <w:t xml:space="preserve"> and </w:t>
+      </w:r>
+      <w:r>
+        <w:rPr>
+          <w:b/>
+        </w:rPr>
+        <w:t xml:space="preserve">show </w:t>
+      </w:r>
+      <w:proofErr w:type="spellStart"/>
+      <w:r>
+        <w:rPr>
+          <w:b/>
+        </w:rPr>
+        <w:t>xlate</w:t>
+      </w:r>
+      <w:proofErr w:type="spellEnd"/>
+      <w:r>
+        <w:t xml:space="preserve"> </w:t>
+      </w:r>
+      <w:r>
+        <w:rPr>
+          <w:noProof/>
+        </w:rPr>
+        <w:t>commands</w:t>
+      </w:r>
+      <w:r>
+        <w:t xml:space="preserve"> on the ASA to see the effect of the ping</w:t>
+      </w:r>
+      <w:r>
+        <w:t>s. Both the PAT (</w:t>
+      </w:r>
+      <w:r>
+        <w:t>INSIDE</w:t>
+      </w:r>
+      <w:r>
+        <w:t xml:space="preserve"> to </w:t>
+      </w:r>
+      <w:r>
+        <w:t>OUTSIDE</w:t>
+      </w:r>
+      <w:r>
+        <w:t>) and static NAT (</w:t>
+      </w:r>
+      <w:r>
         <w:t>DMZ</w:t>
       </w:r>
       <w:r>
-        <w:rPr>
-          <w:b/>
-        </w:rPr>
-        <w:t>-</w:t>
-      </w:r>
-      <w:r>
-        <w:rPr>
-          <w:b/>
-        </w:rPr>
-        <w:t>SERVER</w:t>
+        <w:t xml:space="preserve"> to </w:t>
+      </w:r>
+      <w:r>
+        <w:t>OUTSIDE</w:t>
+      </w:r>
+      <w:r>
+        <w:t>) policies are shown.</w:t>
       </w:r>
     </w:p>
     <w:p>
       <w:pPr>
         <w:pStyle w:val="CMD"/>
-        <w:rPr>
-          <w:b/>
-        </w:rPr>
       </w:pPr>
       <w:r>
         <w:t>NETSEC-ASA</w:t>
       </w:r>
       <w:r>
-        <w:t xml:space="preserve">(config-network-object)# </w:t>
-      </w:r>
-      <w:r>
-        <w:rPr>
-          <w:b/>
-        </w:rPr>
-        <w:t>host 192.168.2.3</w:t>
+        <w:t xml:space="preserve"># </w:t>
+      </w:r>
+      <w:r>
+        <w:rPr>
+          <w:b/>
+        </w:rPr>
+        <w:t xml:space="preserve">show </w:t>
+      </w:r>
+      <w:proofErr w:type="spellStart"/>
+      <w:r>
+        <w:rPr>
+          <w:b/>
+        </w:rPr>
+        <w:t>nat</w:t>
+      </w:r>
+      <w:proofErr w:type="spellEnd"/>
+    </w:p>
+    <w:p>
+      <w:pPr>
+        <w:pStyle w:val="CMDOutput"/>
+      </w:pPr>
+    </w:p>
+    <w:p>
+      <w:pPr>
+        <w:pStyle w:val="CMDOutput"/>
+      </w:pPr>
+      <w:r>
+        <w:t>Auto NAT Policies (Section 2)</w:t>
+      </w:r>
+    </w:p>
+    <w:p>
+      <w:pPr>
+        <w:pStyle w:val="CMDOutput"/>
+      </w:pPr>
+      <w:r>
+        <w:t>1 (</w:t>
+      </w:r>
+      <w:r>
+        <w:t>DMZ</w:t>
+      </w:r>
+      <w:r>
+        <w:t>) to (</w:t>
+      </w:r>
+      <w:r>
+        <w:t>OUTSIDE</w:t>
+      </w:r>
+      <w:r>
+        <w:t xml:space="preserve">) source static </w:t>
+      </w:r>
+      <w:r>
+        <w:t>DMZ</w:t>
+      </w:r>
+      <w:r>
+        <w:t>-server 209.165.200.227</w:t>
+      </w:r>
+    </w:p>
+    <w:p>
+      <w:pPr>
+        <w:pStyle w:val="CMDOutput"/>
+      </w:pPr>
+      <w:r>
+        <w:t xml:space="preserve">    </w:t>
+      </w:r>
+      <w:proofErr w:type="spellStart"/>
+      <w:r>
+        <w:t>translate_hits</w:t>
+      </w:r>
+      <w:proofErr w:type="spellEnd"/>
+      <w:r>
+        <w:t xml:space="preserve"> = 0, </w:t>
+      </w:r>
+      <w:proofErr w:type="spellStart"/>
+      <w:r>
+        <w:t>untranslate_hits</w:t>
+      </w:r>
+      <w:proofErr w:type="spellEnd"/>
+      <w:r>
+        <w:t xml:space="preserve"> = 4</w:t>
+      </w:r>
+    </w:p>
+    <w:p>
+      <w:pPr>
+        <w:pStyle w:val="CMDOutput"/>
+      </w:pPr>
+      <w:r>
+        <w:t>2 (</w:t>
+      </w:r>
+      <w:r>
+        <w:t>INSIDE</w:t>
+      </w:r>
+      <w:r>
+        <w:t>) to (</w:t>
+      </w:r>
+      <w:r>
+        <w:t>OUTSIDE</w:t>
+      </w:r>
+      <w:r>
+        <w:t xml:space="preserve">) source dynamic </w:t>
+      </w:r>
+      <w:r>
+        <w:t>INSIDE-NET</w:t>
+      </w:r>
+      <w:r>
+        <w:t xml:space="preserve"> interface</w:t>
+      </w:r>
+    </w:p>
+    <w:p>
+      <w:pPr>
+        <w:pStyle w:val="CMDOutput"/>
+      </w:pPr>
+      <w:r>
+        <w:t xml:space="preserve">    </w:t>
+      </w:r>
+      <w:proofErr w:type="spellStart"/>
+      <w:r>
+        <w:t>translate_hits</w:t>
+      </w:r>
+      <w:proofErr w:type="spellEnd"/>
+      <w:r>
+        <w:t xml:space="preserve"> = </w:t>
+      </w:r>
+      <w:r>
+        <w:t>1</w:t>
+      </w:r>
+      <w:r>
+        <w:t xml:space="preserve">, </w:t>
+      </w:r>
+      <w:proofErr w:type="spellStart"/>
+      <w:r>
+        <w:t>untranslate_hits</w:t>
+      </w:r>
+      <w:proofErr w:type="spellEnd"/>
+      <w:r>
+        <w:t xml:space="preserve"> = </w:t>
+      </w:r>
+      <w:r>
+        <w:t>3</w:t>
+      </w:r>
+    </w:p>
+    <w:p>
+      <w:pPr>
+        <w:pStyle w:val="BodyTextL50"/>
+      </w:pPr>
+      <w:r>
+        <w:rPr>
+          <w:b/>
+        </w:rPr>
+        <w:t>Note</w:t>
+      </w:r>
+      <w:r>
+        <w:t>:</w:t>
+      </w:r>
+      <w:r>
+        <w:t xml:space="preserve"> </w:t>
+      </w:r>
+      <w:r>
+        <w:t>P</w:t>
+      </w:r>
+      <w:r>
+        <w:t xml:space="preserve">ings from </w:t>
+      </w:r>
+      <w:r>
+        <w:t>inside to outside are translated hits. P</w:t>
+      </w:r>
+      <w:r>
+        <w:t xml:space="preserve">ings from </w:t>
+      </w:r>
+      <w:r>
+        <w:t xml:space="preserve">outside </w:t>
+      </w:r>
+      <w:r>
+        <w:t xml:space="preserve">host PC-C </w:t>
+      </w:r>
+      <w:r>
+        <w:t xml:space="preserve">to the DMZ </w:t>
+      </w:r>
+      <w:r>
+        <w:t>are considered untranslated hits.</w:t>
       </w:r>
     </w:p>
     <w:p>
       <w:pPr>
         <w:pStyle w:val="CMD"/>
-        <w:rPr>
-          <w:b/>
-        </w:rPr>
       </w:pPr>
       <w:r>
         <w:t>NETSEC-ASA</w:t>
       </w:r>
       <w:r>
-        <w:t xml:space="preserve">(config-network-object)# </w:t>
-      </w:r>
-      <w:r>
-        <w:rPr>
-          <w:b/>
-        </w:rPr>
-        <w:t>nat (</w:t>
-      </w:r>
-      <w:r>
-        <w:rPr>
-          <w:b/>
+        <w:t xml:space="preserve"># </w:t>
+      </w:r>
+      <w:r>
+        <w:rPr>
+          <w:b/>
+        </w:rPr>
+        <w:t xml:space="preserve">show </w:t>
+      </w:r>
+      <w:proofErr w:type="spellStart"/>
+      <w:r>
+        <w:rPr>
+          <w:b/>
+        </w:rPr>
+        <w:t>xlate</w:t>
+      </w:r>
+      <w:proofErr w:type="spellEnd"/>
+    </w:p>
+    <w:p>
+      <w:pPr>
+        <w:pStyle w:val="CMDOutput"/>
+      </w:pPr>
+      <w:r>
+        <w:t>1 in use, 3 most used</w:t>
+      </w:r>
+    </w:p>
+    <w:p>
+      <w:pPr>
+        <w:pStyle w:val="CMDOutput"/>
+      </w:pPr>
+      <w:r>
+        <w:t xml:space="preserve">Flags: D - DNS, </w:t>
+      </w:r>
+      <w:proofErr w:type="spellStart"/>
+      <w:r>
+        <w:t>i</w:t>
+      </w:r>
+      <w:proofErr w:type="spellEnd"/>
+      <w:r>
+        <w:t xml:space="preserve"> - dynamic, r - </w:t>
+      </w:r>
+      <w:proofErr w:type="spellStart"/>
+      <w:r>
+        <w:t>portmap</w:t>
+      </w:r>
+      <w:proofErr w:type="spellEnd"/>
+      <w:r>
+        <w:t>, s - static, I - identity, T - twice</w:t>
+      </w:r>
+    </w:p>
+    <w:p>
+      <w:pPr>
+        <w:pStyle w:val="CMDOutput"/>
+      </w:pPr>
+      <w:r>
+        <w:rPr>
+          <w:highlight w:val="yellow"/>
+        </w:rPr>
+        <w:t xml:space="preserve">NAT from </w:t>
+      </w:r>
+      <w:r>
+        <w:rPr>
+          <w:highlight w:val="yellow"/>
         </w:rPr>
         <w:t>DMZ</w:t>
       </w:r>
       <w:r>
         <w:rPr>
-          <w:b/>
+          <w:highlight w:val="yellow"/>
+        </w:rPr>
+        <w:t xml:space="preserve">:192.168.2.3 to </w:t>
+      </w:r>
+      <w:r>
+        <w:rPr>
+          <w:highlight w:val="yellow"/>
+        </w:rPr>
+        <w:t>OUTSIDE</w:t>
+      </w:r>
+      <w:r>
+        <w:rPr>
+          <w:highlight w:val="yellow"/>
+        </w:rPr>
+        <w:t>:209.165.200.227</w:t>
+      </w:r>
+    </w:p>
+    <w:p>
+      <w:pPr>
+        <w:pStyle w:val="CMDOutput"/>
+      </w:pPr>
+      <w:r>
+        <w:t xml:space="preserve">    </w:t>
+      </w:r>
+      <w:r>
+        <w:rPr>
+          <w:highlight w:val="yellow"/>
+        </w:rPr>
+        <w:t>flags s</w:t>
+      </w:r>
+      <w:r>
+        <w:t xml:space="preserve"> idle 0:22:58 timeout 0:00:00</w:t>
+      </w:r>
+    </w:p>
+    <w:p>
+      <w:pPr>
+        <w:pStyle w:val="BodyTextL50"/>
+      </w:pPr>
+      <w:r>
+        <w:rPr>
+          <w:b/>
+        </w:rPr>
+        <w:t>Note</w:t>
+      </w:r>
+      <w:r>
+        <w:t>:</w:t>
+      </w:r>
+      <w:r>
+        <w:t xml:space="preserve"> </w:t>
+      </w:r>
+      <w:r>
+        <w:t xml:space="preserve">This time </w:t>
+      </w:r>
+      <w:r>
+        <w:t>the flag is “</w:t>
+      </w:r>
+      <w:r>
+        <w:rPr>
+          <w:b/>
+        </w:rPr>
+        <w:t>s</w:t>
+      </w:r>
+      <w:r>
+        <w:t>”</w:t>
+      </w:r>
+      <w:r>
+        <w:t>, which</w:t>
+      </w:r>
+      <w:r>
+        <w:t xml:space="preserve"> indicat</w:t>
+      </w:r>
+      <w:r>
+        <w:t>es</w:t>
+      </w:r>
+      <w:r>
+        <w:t xml:space="preserve"> a static translation.</w:t>
+      </w:r>
+    </w:p>
+    <w:p>
+      <w:pPr>
+        <w:pStyle w:val="SubStepAlpha"/>
+      </w:pPr>
+      <w:r>
+        <w:t>You can also access the DMZ server from a host on the inside network</w:t>
+      </w:r>
+      <w:r>
+        <w:t xml:space="preserve"> </w:t>
+      </w:r>
+      <w:r>
+        <w:t xml:space="preserve">because the ASA </w:t>
+      </w:r>
+      <w:r>
+        <w:t>INSIDE</w:t>
+      </w:r>
+      <w:r>
+        <w:t xml:space="preserve"> interface (G1/2) is set to a security level of 100 (the highest) and the DMZ interface (G1/3) is set to 70. The ASA </w:t>
+      </w:r>
+      <w:r>
+        <w:rPr>
+          <w:noProof/>
+        </w:rPr>
+        <w:t>acts like</w:t>
+      </w:r>
+      <w:r>
+        <w:t xml:space="preserve"> a router between the two networks. Ping the DMZ server (PC-A) internal address (</w:t>
+      </w:r>
+      <w:r>
+        <w:rPr>
+          <w:b/>
+        </w:rPr>
+        <w:t>192.168.2.3</w:t>
+      </w:r>
+      <w:r>
+        <w:t>) from inside network host PC-B (</w:t>
+      </w:r>
+      <w:proofErr w:type="gramStart"/>
+      <w:r>
+        <w:t>192.168.1</w:t>
+      </w:r>
+      <w:proofErr w:type="gramEnd"/>
+      <w:r>
+        <w:t xml:space="preserve">.X). The pings should be successful because of the interface security level and the fact that ICMP is being inspected on the </w:t>
+      </w:r>
+      <w:r>
+        <w:t>INSIDE</w:t>
+      </w:r>
+      <w:r>
+        <w:t xml:space="preserve"> interface by the global inspection policy. The pings from PC-B to PC-A will not affect the NAT translation </w:t>
+      </w:r>
+      <w:r>
+        <w:rPr>
+          <w:noProof/>
+        </w:rPr>
+        <w:t>counts</w:t>
+      </w:r>
+      <w:r>
+        <w:t xml:space="preserve"> because both PC-B and PC-A are behind the </w:t>
+      </w:r>
+      <w:r>
+        <w:rPr>
+          <w:noProof/>
+        </w:rPr>
+        <w:t>firewall</w:t>
+      </w:r>
+      <w:r>
+        <w:rPr>
+          <w:noProof/>
         </w:rPr>
         <w:t>,</w:t>
       </w:r>
       <w:r>
-        <w:rPr>
-          <w:b/>
-        </w:rPr>
-        <w:t>OUTSIDE</w:t>
-      </w:r>
-      <w:r>
-        <w:rPr>
-          <w:b/>
-        </w:rPr>
-        <w:t>) static 209.165.200.227</w:t>
+        <w:t xml:space="preserve"> and no translation takes place.</w:t>
+      </w:r>
+    </w:p>
+    <w:p>
+      <w:pPr>
+        <w:pStyle w:val="BodyTextL50"/>
+      </w:pPr>
+      <w:r>
+        <w:t xml:space="preserve">The DMZ server cannot ping PC-B on the inside network because the DMZ interface has a lower security level. Try to ping from the DMZ server PC-A to PC-B at IP address </w:t>
+      </w:r>
+      <w:r>
+        <w:rPr>
+          <w:b/>
+        </w:rPr>
+        <w:t>192.168.1.3</w:t>
+      </w:r>
+      <w:r>
+        <w:t>. The pings should not be successful.</w:t>
+      </w:r>
+    </w:p>
+    <w:p>
+      <w:pPr>
+        <w:pStyle w:val="BodyTextL50"/>
+      </w:pPr>
+      <w:r>
+        <w:t xml:space="preserve">Use the </w:t>
+      </w:r>
+      <w:r>
+        <w:rPr>
+          <w:b/>
+        </w:rPr>
+        <w:t>show run</w:t>
+      </w:r>
+      <w:r>
+        <w:t xml:space="preserve"> command to display the configuration for </w:t>
+      </w:r>
+      <w:r>
+        <w:t>G1/3</w:t>
+      </w:r>
+      <w:r>
+        <w:t>.</w:t>
       </w:r>
     </w:p>
     <w:p>
       <w:pPr>
         <w:pStyle w:val="CMD"/>
-        <w:rPr>
-          <w:b/>
-        </w:rPr>
       </w:pPr>
       <w:r>
         <w:t>NETSEC-ASA</w:t>
       </w:r>
       <w:r>
-        <w:t xml:space="preserve">(config-network-object)# </w:t>
-      </w:r>
-      <w:r>
-        <w:rPr>
-          <w:b/>
-        </w:rPr>
-        <w:t>exit</w:t>
-      </w:r>
-    </w:p>
-    <w:p>
-      <w:pPr>
-        <w:pStyle w:val="CMD"/>
-      </w:pPr>
-      <w:r>
-        <w:t>NETSEC-ASA(config)#</w:t>
-      </w:r>
-    </w:p>
-    <w:p>
-      <w:pPr>
-        <w:pStyle w:val="Heading3"/>
-      </w:pPr>
-      <w:r>
-        <w:t xml:space="preserve">Configure </w:t>
-      </w:r>
-      <w:r>
-        <w:t>an ACL to allow access to the DMZ server from the Internet.</w:t>
-      </w:r>
-    </w:p>
-    <w:p>
-      <w:pPr>
-        <w:pStyle w:val="BodyTextL25"/>
-      </w:pPr>
-      <w:r>
-        <w:t>Configure a named access list (</w:t>
-      </w:r>
-      <w:r>
-        <w:rPr>
-          <w:b/>
-        </w:rPr>
-        <w:t>OUTSIDE-DMZ</w:t>
-      </w:r>
-      <w:r>
-        <w:t xml:space="preserve">) that permits any IP protocol from any external host to </w:t>
-      </w:r>
-      <w:r>
-        <w:t xml:space="preserve">the internal IP address of the DMZ server. Apply the access list to the ASA </w:t>
-      </w:r>
-      <w:r>
-        <w:t>OUTSIDE</w:t>
-      </w:r>
-      <w:r>
-        <w:t xml:space="preserve"> interface in the </w:t>
-      </w:r>
-      <w:r>
-        <w:rPr>
-          <w:b/>
-        </w:rPr>
-        <w:t>IN</w:t>
-      </w:r>
-      <w:r>
-        <w:t xml:space="preserve"> direction.</w:t>
-      </w:r>
-    </w:p>
-    <w:p>
-      <w:pPr>
-        <w:pStyle w:val="CMD"/>
-      </w:pPr>
-      <w:r>
-        <w:t>NETSEC-ASA</w:t>
-      </w:r>
-      <w:r>
-        <w:t xml:space="preserve">(config)# </w:t>
-      </w:r>
-      <w:r>
-        <w:rPr>
-          <w:b/>
-        </w:rPr>
-        <w:t>access-list OUTSIDE-DMZ permit ip any host 192.168.2.3</w:t>
-      </w:r>
-    </w:p>
-    <w:p>
-      <w:pPr>
-        <w:pStyle w:val="CMD"/>
-      </w:pPr>
-      <w:r>
-        <w:t>NETSEC-ASA</w:t>
-      </w:r>
-      <w:r>
-        <w:t xml:space="preserve">(config)# </w:t>
-      </w:r>
-      <w:r>
-        <w:rPr>
-          <w:b/>
-        </w:rPr>
-        <w:t xml:space="preserve">access-group OUTSIDE-DMZ in interface </w:t>
-      </w:r>
-      <w:r>
-        <w:rPr>
-          <w:b/>
-        </w:rPr>
-        <w:t>OUTSIDE</w:t>
-      </w:r>
-    </w:p>
-    <w:p>
-      <w:pPr>
-        <w:pStyle w:val="BodyTextL25"/>
-      </w:pPr>
-      <w:r>
-        <w:rPr>
-          <w:b/>
-        </w:rPr>
-        <w:t>Note</w:t>
-      </w:r>
-      <w:r>
-        <w:t>:</w:t>
-      </w:r>
-      <w:r>
-        <w:t xml:space="preserve"> Unlike IOS ACLs, the ASA ACL </w:t>
-      </w:r>
-      <w:r>
-        <w:rPr>
-          <w:b/>
-        </w:rPr>
-        <w:t>permit</w:t>
-      </w:r>
-      <w:r>
-        <w:t xml:space="preserve"> statement must permit access to the internal private DMZ address. External hosts access the server using its public static NAT address, the ASA translates it to the internal host IP </w:t>
-      </w:r>
-      <w:r>
-        <w:rPr>
-          <w:noProof/>
-        </w:rPr>
-        <w:t>address,</w:t>
-      </w:r>
-      <w:r>
-        <w:t xml:space="preserve"> and then applies the ACL.</w:t>
-      </w:r>
-    </w:p>
-    <w:p>
-      <w:pPr>
-        <w:pStyle w:val="BodyTextL25"/>
-      </w:pPr>
-      <w:r>
-        <w:t>You can modify this ACL to allow only services that you want to be exposed to external hosts, such as web (HTTP) or file transfer (FTP).</w:t>
-      </w:r>
-    </w:p>
-    <w:p>
-      <w:pPr>
-        <w:pStyle w:val="Heading3"/>
-      </w:pPr>
-      <w:r>
-        <w:t>Test access to the DMZ server</w:t>
-      </w:r>
-      <w:r>
-        <w:rPr>
-          <w:rFonts w:cs="Arial"/>
-        </w:rPr>
-        <w:t>.</w:t>
-      </w:r>
-    </w:p>
-    <w:p>
-      <w:pPr>
-        <w:pStyle w:val="SubStepAlpha"/>
-      </w:pPr>
-      <w:r>
-        <w:t>Source a ping from the G0/0/0 interface on R1 (172.16.3.1) to the public IP address for the DMZ server.</w:t>
-      </w:r>
-      <w:r>
-        <w:t xml:space="preserve"> The pings should be successful.</w:t>
-      </w:r>
-    </w:p>
-    <w:p>
-      <w:pPr>
-        <w:pStyle w:val="CMD"/>
-        <w:rPr>
-          <w:b/>
-          <w:bCs/>
-        </w:rPr>
-      </w:pPr>
-      <w:r>
-        <w:t xml:space="preserve">R1# </w:t>
-      </w:r>
-      <w:r>
-        <w:rPr>
-          <w:b/>
-          <w:bCs/>
-        </w:rPr>
-        <w:t>ping 209.165.200.227 source g0/0/0</w:t>
+        <w:t xml:space="preserve"># </w:t>
+      </w:r>
+      <w:r>
+        <w:rPr>
+          <w:b/>
+        </w:rPr>
+        <w:t xml:space="preserve">show run interface </w:t>
+      </w:r>
+      <w:r>
+        <w:rPr>
+          <w:b/>
+        </w:rPr>
+        <w:t>g1/3</w:t>
       </w:r>
     </w:p>
     <w:p>
@@ -7819,7 +10659,7 @@
         <w:pStyle w:val="CMDOutput"/>
       </w:pPr>
       <w:r>
-        <w:t>Type escape sequence to abort.</w:t>
+        <w:t>!</w:t>
       </w:r>
     </w:p>
     <w:p>
@@ -7827,15 +10667,26 @@
         <w:pStyle w:val="CMDOutput"/>
       </w:pPr>
       <w:r>
-        <w:t>Sending 5, 100-byte ICMP Echos to 209.165.200.227, timeout is 2 seconds:</w:t>
+        <w:t xml:space="preserve">interface </w:t>
+      </w:r>
+      <w:r>
+        <w:t>g1/3</w:t>
       </w:r>
     </w:p>
     <w:p>
       <w:pPr>
         <w:pStyle w:val="CMDOutput"/>
       </w:pPr>
-      <w:r>
-        <w:t xml:space="preserve">Packet sent with a source address of 172.16.3.1 </w:t>
+      <w:proofErr w:type="spellStart"/>
+      <w:r>
+        <w:t>nameif</w:t>
+      </w:r>
+      <w:proofErr w:type="spellEnd"/>
+      <w:r>
+        <w:t xml:space="preserve"> </w:t>
+      </w:r>
+      <w:r>
+        <w:t>DMZ</w:t>
       </w:r>
     </w:p>
     <w:p>
@@ -7843,7 +10694,7 @@
         <w:pStyle w:val="CMDOutput"/>
       </w:pPr>
       <w:r>
-        <w:t>!!!!!</w:t>
+        <w:t xml:space="preserve"> security-level 70</w:t>
       </w:r>
     </w:p>
     <w:p>
@@ -7851,582 +10702,15 @@
         <w:pStyle w:val="CMDOutput"/>
       </w:pPr>
       <w:r>
-        <w:t>Success rate is 100 percent (5/5), round-trip min/avg/max = 1/1/1 ms</w:t>
-      </w:r>
-    </w:p>
-    <w:p>
-      <w:pPr>
-        <w:pStyle w:val="CMD"/>
-      </w:pPr>
-      <w:r>
-        <w:t>R1#</w:t>
-      </w:r>
-    </w:p>
-    <w:p>
-      <w:pPr>
-        <w:pStyle w:val="SubStepAlpha"/>
-      </w:pPr>
-      <w:r>
-        <w:t xml:space="preserve">Clear the NAT counters using the </w:t>
-      </w:r>
-      <w:r>
-        <w:rPr>
-          <w:b/>
-        </w:rPr>
-        <w:t>clear nat counters</w:t>
-      </w:r>
-      <w:r>
-        <w:t xml:space="preserve"> command.</w:t>
-      </w:r>
-    </w:p>
-    <w:p>
-      <w:pPr>
-        <w:pStyle w:val="CMD"/>
-      </w:pPr>
-      <w:r>
-        <w:t>NETSEC-ASA</w:t>
-      </w:r>
-      <w:r>
-        <w:t xml:space="preserve"># </w:t>
-      </w:r>
-      <w:r>
-        <w:rPr>
-          <w:b/>
-        </w:rPr>
-        <w:t>clear nat counters</w:t>
-      </w:r>
-    </w:p>
-    <w:p>
-      <w:pPr>
-        <w:pStyle w:val="SubStepAlpha"/>
-      </w:pPr>
-      <w:r>
-        <w:t xml:space="preserve">Ping from PC-C to the DMZ server at the public address </w:t>
-      </w:r>
-      <w:r>
-        <w:rPr>
-          <w:b/>
-        </w:rPr>
-        <w:t>209.165.200.227</w:t>
-      </w:r>
-      <w:r>
-        <w:t>. The pings should be successful.</w:t>
-      </w:r>
-    </w:p>
-    <w:p>
-      <w:pPr>
-        <w:pStyle w:val="SubStepAlpha"/>
-      </w:pPr>
-      <w:r>
-        <w:t xml:space="preserve">Issue the </w:t>
-      </w:r>
-      <w:r>
-        <w:rPr>
-          <w:b/>
-        </w:rPr>
-        <w:t>show nat</w:t>
-      </w:r>
-      <w:r>
-        <w:t xml:space="preserve"> and </w:t>
-      </w:r>
-      <w:r>
-        <w:rPr>
-          <w:b/>
-        </w:rPr>
-        <w:t>show xlate</w:t>
-      </w:r>
-      <w:r>
         <w:t xml:space="preserve"> </w:t>
       </w:r>
-      <w:r>
-        <w:rPr>
-          <w:noProof/>
-        </w:rPr>
-        <w:t>commands</w:t>
-      </w:r>
-      <w:r>
-        <w:t xml:space="preserve"> on the ASA to see the effect of the ping</w:t>
-      </w:r>
-      <w:r>
-        <w:t>s. Both the PAT (</w:t>
-      </w:r>
-      <w:r>
-        <w:t>INSIDE</w:t>
-      </w:r>
-      <w:r>
-        <w:t xml:space="preserve"> to </w:t>
-      </w:r>
-      <w:r>
-        <w:t>OUTSIDE</w:t>
-      </w:r>
-      <w:r>
-        <w:t>) and static NAT (</w:t>
-      </w:r>
-      <w:r>
-        <w:t>DMZ</w:t>
-      </w:r>
-      <w:r>
-        <w:t xml:space="preserve"> to </w:t>
-      </w:r>
-      <w:r>
-        <w:t>OUTSIDE</w:t>
-      </w:r>
-      <w:r>
-        <w:t>) policies are shown.</w:t>
-      </w:r>
-    </w:p>
-    <w:p>
-      <w:pPr>
-        <w:pStyle w:val="CMD"/>
-      </w:pPr>
-      <w:r>
-        <w:t>NETSEC-ASA</w:t>
-      </w:r>
-      <w:r>
-        <w:t xml:space="preserve"># </w:t>
-      </w:r>
-      <w:r>
-        <w:rPr>
-          <w:b/>
-        </w:rPr>
-        <w:t>show nat</w:t>
-      </w:r>
-    </w:p>
-    <w:p>
-      <w:pPr>
-        <w:pStyle w:val="CMDOutput"/>
-      </w:pPr>
-    </w:p>
-    <w:p>
-      <w:pPr>
-        <w:pStyle w:val="CMDOutput"/>
-      </w:pPr>
-      <w:r>
-        <w:t>Auto NAT Policies (Section 2)</w:t>
-      </w:r>
-    </w:p>
-    <w:p>
-      <w:pPr>
-        <w:pStyle w:val="CMDOutput"/>
-      </w:pPr>
-      <w:r>
-        <w:t>1 (</w:t>
-      </w:r>
-      <w:r>
-        <w:t>DMZ</w:t>
-      </w:r>
-      <w:r>
-        <w:t>) to (</w:t>
-      </w:r>
-      <w:r>
-        <w:t>OUTSIDE</w:t>
-      </w:r>
-      <w:r>
-        <w:t xml:space="preserve">) source static </w:t>
-      </w:r>
-      <w:r>
-        <w:t>DMZ</w:t>
-      </w:r>
-      <w:r>
-        <w:t>-server 209.165.200.227</w:t>
-      </w:r>
-    </w:p>
-    <w:p>
-      <w:pPr>
-        <w:pStyle w:val="CMDOutput"/>
-      </w:pPr>
-      <w:r>
-        <w:t xml:space="preserve">    translate_hits = 0, untranslate_hits = 4</w:t>
-      </w:r>
-    </w:p>
-    <w:p>
-      <w:pPr>
-        <w:pStyle w:val="CMDOutput"/>
-      </w:pPr>
-      <w:r>
-        <w:t>2 (</w:t>
-      </w:r>
-      <w:r>
-        <w:t>INSIDE</w:t>
-      </w:r>
-      <w:r>
-        <w:t>) to (</w:t>
-      </w:r>
-      <w:r>
-        <w:t>OUTSIDE</w:t>
-      </w:r>
-      <w:r>
-        <w:t xml:space="preserve">) source dynamic </w:t>
-      </w:r>
-      <w:r>
-        <w:t>INSIDE-NET</w:t>
-      </w:r>
-      <w:r>
-        <w:t xml:space="preserve"> interface</w:t>
-      </w:r>
-    </w:p>
-    <w:p>
-      <w:pPr>
-        <w:pStyle w:val="CMDOutput"/>
-      </w:pPr>
-      <w:r>
-        <w:t xml:space="preserve">    translate_hits = </w:t>
-      </w:r>
-      <w:r>
-        <w:t>1</w:t>
-      </w:r>
-      <w:r>
-        <w:t xml:space="preserve">, untranslate_hits = </w:t>
-      </w:r>
-      <w:r>
-        <w:t>3</w:t>
-      </w:r>
-    </w:p>
-    <w:p>
-      <w:pPr>
-        <w:pStyle w:val="BodyTextL50"/>
-      </w:pPr>
-      <w:r>
-        <w:rPr>
-          <w:b/>
-        </w:rPr>
-        <w:t>Note</w:t>
-      </w:r>
-      <w:r>
-        <w:t>:</w:t>
-      </w:r>
-      <w:r>
-        <w:t xml:space="preserve"> </w:t>
-      </w:r>
-      <w:r>
-        <w:t>P</w:t>
-      </w:r>
-      <w:r>
-        <w:t xml:space="preserve">ings from </w:t>
-      </w:r>
-      <w:r>
-        <w:t>inside to outside are translated hits. P</w:t>
-      </w:r>
-      <w:r>
-        <w:t xml:space="preserve">ings from </w:t>
-      </w:r>
-      <w:r>
-        <w:t xml:space="preserve">outside </w:t>
-      </w:r>
-      <w:r>
-        <w:t xml:space="preserve">host PC-C </w:t>
-      </w:r>
-      <w:r>
-        <w:t xml:space="preserve">to the DMZ </w:t>
-      </w:r>
-      <w:r>
-        <w:t>are considered untranslated hits.</w:t>
-      </w:r>
-    </w:p>
-    <w:p>
-      <w:pPr>
-        <w:pStyle w:val="CMD"/>
-      </w:pPr>
-      <w:r>
-        <w:t>NETSEC-ASA</w:t>
-      </w:r>
-      <w:r>
-        <w:t xml:space="preserve"># </w:t>
-      </w:r>
-      <w:r>
-        <w:rPr>
-          <w:b/>
-        </w:rPr>
-        <w:t>show xlate</w:t>
-      </w:r>
-    </w:p>
-    <w:p>
-      <w:pPr>
-        <w:pStyle w:val="CMDOutput"/>
-      </w:pPr>
-      <w:r>
-        <w:t>1 in use, 3 most used</w:t>
-      </w:r>
-    </w:p>
-    <w:p>
-      <w:pPr>
-        <w:pStyle w:val="CMDOutput"/>
-      </w:pPr>
-      <w:r>
-        <w:t>Flags: D - DNS, i - dynamic, r - portmap, s - static, I - identity, T - twice</w:t>
-      </w:r>
-    </w:p>
-    <w:p>
-      <w:pPr>
-        <w:pStyle w:val="CMDOutput"/>
-      </w:pPr>
-      <w:r>
-        <w:rPr>
-          <w:highlight w:val="yellow"/>
-        </w:rPr>
-        <w:t xml:space="preserve">NAT from </w:t>
-      </w:r>
-      <w:r>
-        <w:rPr>
-          <w:highlight w:val="yellow"/>
-        </w:rPr>
-        <w:t>DMZ</w:t>
-      </w:r>
-      <w:r>
-        <w:rPr>
-          <w:highlight w:val="yellow"/>
-        </w:rPr>
-        <w:t xml:space="preserve">:192.168.2.3 to </w:t>
-      </w:r>
-      <w:r>
-        <w:rPr>
-          <w:highlight w:val="yellow"/>
-        </w:rPr>
-        <w:t>OUTSIDE</w:t>
-      </w:r>
-      <w:r>
-        <w:rPr>
-          <w:highlight w:val="yellow"/>
-        </w:rPr>
-        <w:t>:209.165.200.227</w:t>
-      </w:r>
-    </w:p>
-    <w:p>
-      <w:pPr>
-        <w:pStyle w:val="CMDOutput"/>
-      </w:pPr>
-      <w:r>
-        <w:t xml:space="preserve">    </w:t>
-      </w:r>
-      <w:r>
-        <w:rPr>
-          <w:highlight w:val="yellow"/>
-        </w:rPr>
-        <w:t>flags s</w:t>
-      </w:r>
-      <w:r>
-        <w:t xml:space="preserve"> idle 0:22:58 timeout 0:00:00</w:t>
-      </w:r>
-    </w:p>
-    <w:p>
-      <w:pPr>
-        <w:pStyle w:val="BodyTextL50"/>
-      </w:pPr>
-      <w:r>
-        <w:rPr>
-          <w:b/>
-        </w:rPr>
-        <w:t>Note</w:t>
-      </w:r>
-      <w:r>
-        <w:t>:</w:t>
-      </w:r>
-      <w:r>
-        <w:t xml:space="preserve"> </w:t>
-      </w:r>
-      <w:r>
-        <w:t xml:space="preserve">This time </w:t>
-      </w:r>
-      <w:r>
-        <w:t>the flag is “</w:t>
-      </w:r>
-      <w:r>
-        <w:rPr>
-          <w:b/>
-        </w:rPr>
-        <w:t>s</w:t>
-      </w:r>
-      <w:r>
-        <w:t>”</w:t>
-      </w:r>
-      <w:r>
-        <w:t>, which</w:t>
-      </w:r>
-      <w:r>
-        <w:t xml:space="preserve"> indicat</w:t>
-      </w:r>
-      <w:r>
-        <w:t>es</w:t>
-      </w:r>
-      <w:r>
-        <w:t xml:space="preserve"> a static translation.</w:t>
-      </w:r>
-    </w:p>
-    <w:p>
-      <w:pPr>
-        <w:pStyle w:val="SubStepAlpha"/>
-      </w:pPr>
-      <w:r>
-        <w:t>You can also access the DMZ server from a host on the inside network</w:t>
-      </w:r>
-      <w:r>
-        <w:t xml:space="preserve"> </w:t>
-      </w:r>
-      <w:r>
-        <w:t xml:space="preserve">because the ASA </w:t>
-      </w:r>
-      <w:r>
-        <w:t>INSIDE</w:t>
-      </w:r>
-      <w:r>
-        <w:t xml:space="preserve"> interface (G1/2) is set to a security level of 100 (the highest) and the DMZ interface (G1/3) is set to 70. The ASA </w:t>
-      </w:r>
-      <w:r>
-        <w:rPr>
-          <w:noProof/>
-        </w:rPr>
-        <w:t>acts like</w:t>
-      </w:r>
-      <w:r>
-        <w:t xml:space="preserve"> a router between the two networks. Ping the DMZ server (PC-A) internal address (</w:t>
-      </w:r>
-      <w:r>
-        <w:rPr>
-          <w:b/>
-        </w:rPr>
-        <w:t>192.168.2.3</w:t>
-      </w:r>
-      <w:r>
-        <w:t xml:space="preserve">) from inside network host PC-B (192.168.1.X). The pings should be successful because of the interface security level and the fact that ICMP is being inspected on the </w:t>
-      </w:r>
-      <w:r>
-        <w:t>INSIDE</w:t>
-      </w:r>
-      <w:r>
-        <w:t xml:space="preserve"> interface by the global inspection policy. The pings from PC-B to PC-A will not affect the NAT translation </w:t>
-      </w:r>
-      <w:r>
-        <w:rPr>
-          <w:noProof/>
-        </w:rPr>
-        <w:t>counts</w:t>
-      </w:r>
-      <w:r>
-        <w:t xml:space="preserve"> because both PC-B and PC-A are behind the </w:t>
-      </w:r>
-      <w:r>
-        <w:rPr>
-          <w:noProof/>
-        </w:rPr>
-        <w:t>firewall</w:t>
-      </w:r>
-      <w:r>
-        <w:rPr>
-          <w:noProof/>
-        </w:rPr>
-        <w:t>,</w:t>
-      </w:r>
-      <w:r>
-        <w:t xml:space="preserve"> and no translation takes place.</w:t>
-      </w:r>
-    </w:p>
-    <w:p>
-      <w:pPr>
-        <w:pStyle w:val="BodyTextL50"/>
-      </w:pPr>
-      <w:r>
-        <w:t xml:space="preserve">The DMZ server cannot ping PC-B on the inside network because the DMZ interface has a lower security level. Try to ping from the DMZ server PC-A to PC-B at IP address </w:t>
-      </w:r>
-      <w:r>
-        <w:rPr>
-          <w:b/>
-        </w:rPr>
-        <w:t>192.168.1.3</w:t>
-      </w:r>
-      <w:r>
-        <w:t>. The pings should not be successful.</w:t>
-      </w:r>
-    </w:p>
-    <w:p>
-      <w:pPr>
-        <w:pStyle w:val="BodyTextL50"/>
-      </w:pPr>
-      <w:r>
-        <w:t xml:space="preserve">Use the </w:t>
-      </w:r>
-      <w:r>
-        <w:rPr>
-          <w:b/>
-        </w:rPr>
-        <w:t>show run</w:t>
-      </w:r>
-      <w:r>
-        <w:t xml:space="preserve"> command to display the configuration for </w:t>
-      </w:r>
-      <w:r>
-        <w:t>G1/3</w:t>
-      </w:r>
-      <w:r>
-        <w:t>.</w:t>
-      </w:r>
-    </w:p>
-    <w:p>
-      <w:pPr>
-        <w:pStyle w:val="CMD"/>
-      </w:pPr>
-      <w:r>
-        <w:t>NETSEC-ASA</w:t>
-      </w:r>
-      <w:r>
-        <w:t xml:space="preserve"># </w:t>
-      </w:r>
-      <w:r>
-        <w:rPr>
-          <w:b/>
-        </w:rPr>
-        <w:t xml:space="preserve">show run interface </w:t>
-      </w:r>
-      <w:r>
-        <w:rPr>
-          <w:b/>
-        </w:rPr>
-        <w:t>g1/3</w:t>
-      </w:r>
-    </w:p>
-    <w:p>
-      <w:pPr>
-        <w:pStyle w:val="CMDOutput"/>
-      </w:pPr>
-      <w:r>
-        <w:t>!</w:t>
-      </w:r>
-    </w:p>
-    <w:p>
-      <w:pPr>
-        <w:pStyle w:val="CMDOutput"/>
-      </w:pPr>
-      <w:r>
-        <w:t xml:space="preserve">interface </w:t>
-      </w:r>
-      <w:r>
-        <w:t>g1/3</w:t>
-      </w:r>
-    </w:p>
-    <w:p>
-      <w:pPr>
-        <w:pStyle w:val="CMDOutput"/>
-      </w:pPr>
-      <w:r>
-        <w:t xml:space="preserve">nameif </w:t>
-      </w:r>
-      <w:r>
-        <w:t>DMZ</w:t>
-      </w:r>
-    </w:p>
-    <w:p>
-      <w:pPr>
-        <w:pStyle w:val="CMDOutput"/>
-      </w:pPr>
-      <w:r>
-        <w:t xml:space="preserve"> security-level 70</w:t>
-      </w:r>
-    </w:p>
-    <w:p>
-      <w:pPr>
-        <w:pStyle w:val="CMDOutput"/>
-      </w:pPr>
-      <w:r>
-        <w:t xml:space="preserve"> ip address 192.168.2.1 255.255.255.0</w:t>
+      <w:proofErr w:type="spellStart"/>
+      <w:r>
+        <w:t>ip</w:t>
+      </w:r>
+      <w:proofErr w:type="spellEnd"/>
+      <w:r>
+        <w:t xml:space="preserve"> address 192.168.2.1 255.255.255.0</w:t>
       </w:r>
     </w:p>
     <w:p>
@@ -8475,9 +10759,21 @@
     <w:p>
       <w:pPr>
         <w:pStyle w:val="AnswerLineL25"/>
-      </w:pPr>
-      <w:r>
-        <w:t>Type your answers here.</w:t>
+        <w:rPr>
+          <w:color w:val="EE0000"/>
+        </w:rPr>
+      </w:pPr>
+      <w:r>
+        <w:rPr>
+          <w:color w:val="EE0000"/>
+        </w:rPr>
+        <w:t>T</w:t>
+      </w:r>
+      <w:r>
+        <w:rPr>
+          <w:color w:val="EE0000"/>
+        </w:rPr>
+        <w:t>here’s int security levels, default policy and built in ACLs</w:t>
       </w:r>
     </w:p>
     <w:p>
@@ -8495,9 +10791,15 @@
     <w:p>
       <w:pPr>
         <w:pStyle w:val="AnswerLineL25"/>
-      </w:pPr>
-      <w:r>
-        <w:t>Type your answers here.</w:t>
+        <w:rPr>
+          <w:color w:val="EE0000"/>
+        </w:rPr>
+      </w:pPr>
+      <w:r>
+        <w:rPr>
+          <w:color w:val="EE0000"/>
+        </w:rPr>
+        <w:t>Objects and groups both allow modular structures and config of attributes</w:t>
       </w:r>
     </w:p>
     <w:p>
@@ -9020,10 +11322,10 @@
       </w:r>
     </w:p>
     <w:sectPr>
-      <w:headerReference w:type="default" r:id="rId9"/>
-      <w:footerReference w:type="default" r:id="rId10"/>
-      <w:headerReference w:type="first" r:id="rId11"/>
-      <w:footerReference w:type="first" r:id="rId12"/>
+      <w:headerReference w:type="default" r:id="rId10"/>
+      <w:footerReference w:type="default" r:id="rId11"/>
+      <w:headerReference w:type="first" r:id="rId12"/>
+      <w:footerReference w:type="first" r:id="rId13"/>
       <w:pgSz w:w="12240" w:h="15840" w:code="1"/>
       <w:pgMar w:top="1526" w:right="1080" w:bottom="1296" w:left="1080" w:header="720" w:footer="720" w:gutter="0"/>
       <w:cols w:space="720"/>
@@ -9035,7 +11337,7 @@
 </file>
 
 <file path=word/endnotes.xml><?xml version="1.0" encoding="utf-8"?>
-<w:endnotes xmlns:wpc="http://schemas.microsoft.com/office/word/2010/wordprocessingCanvas" xmlns:cx="http://schemas.microsoft.com/office/drawing/2014/chartex" xmlns:cx1="http://schemas.microsoft.com/office/drawing/2015/9/8/chartex" xmlns:cx2="http://schemas.microsoft.com/office/drawing/2015/10/21/chartex" xmlns:cx3="http://schemas.microsoft.com/office/drawing/2016/5/9/chartex" xmlns:cx4="http://schemas.microsoft.com/office/drawing/2016/5/10/chartex" xmlns:cx5="http://schemas.microsoft.com/office/drawing/2016/5/11/chartex" xmlns:cx6="http://schemas.microsoft.com/office/drawing/2016/5/12/chartex" xmlns:cx7="http://schemas.microsoft.com/office/drawing/2016/5/13/chartex" xmlns:cx8="http://schemas.microsoft.com/office/drawing/2016/5/14/chartex" xmlns:mc="http://schemas.openxmlformats.org/markup-compatibility/2006" xmlns:aink="http://schemas.microsoft.com/office/drawing/2016/ink" xmlns:am3d="http://schemas.microsoft.com/office/drawing/2017/model3d" xmlns:o="urn:schemas-microsoft-com:office:office" xmlns:r="http://schemas.openxmlformats.org/officeDocument/2006/relationships" xmlns:m="http://schemas.openxmlformats.org/officeDocument/2006/math" xmlns:v="urn:schemas-microsoft-com:vml" xmlns:wp14="http://schemas.microsoft.com/office/word/2010/wordprocessingDrawing" xmlns:wp="http://schemas.openxmlformats.org/drawingml/2006/wordprocessingDrawing" xmlns:w10="urn:schemas-microsoft-com:office:word" xmlns:w="http://schemas.openxmlformats.org/wordprocessingml/2006/main" xmlns:w14="http://schemas.microsoft.com/office/word/2010/wordml" xmlns:w15="http://schemas.microsoft.com/office/word/2012/wordml" xmlns:w16cex="http://schemas.microsoft.com/office/word/2018/wordml/cex" xmlns:w16cid="http://schemas.microsoft.com/office/word/2016/wordml/cid" xmlns:w16="http://schemas.microsoft.com/office/word/2018/wordml" xmlns:w16se="http://schemas.microsoft.com/office/word/2015/wordml/symex" xmlns:wpg="http://schemas.microsoft.com/office/word/2010/wordprocessingGroup" xmlns:wpi="http://schemas.microsoft.com/office/word/2010/wordprocessingInk" xmlns:wne="http://schemas.microsoft.com/office/word/2006/wordml" xmlns:wps="http://schemas.microsoft.com/office/word/2010/wordprocessingShape" mc:Ignorable="w14 w15 w16se w16cid w16 w16cex wp14">
+<w:endnotes xmlns:wpc="http://schemas.microsoft.com/office/word/2010/wordprocessingCanvas" xmlns:cx="http://schemas.microsoft.com/office/drawing/2014/chartex" xmlns:cx1="http://schemas.microsoft.com/office/drawing/2015/9/8/chartex" xmlns:cx2="http://schemas.microsoft.com/office/drawing/2015/10/21/chartex" xmlns:cx3="http://schemas.microsoft.com/office/drawing/2016/5/9/chartex" xmlns:cx4="http://schemas.microsoft.com/office/drawing/2016/5/10/chartex" xmlns:cx5="http://schemas.microsoft.com/office/drawing/2016/5/11/chartex" xmlns:cx6="http://schemas.microsoft.com/office/drawing/2016/5/12/chartex" xmlns:cx7="http://schemas.microsoft.com/office/drawing/2016/5/13/chartex" xmlns:cx8="http://schemas.microsoft.com/office/drawing/2016/5/14/chartex" xmlns:mc="http://schemas.openxmlformats.org/markup-compatibility/2006" xmlns:aink="http://schemas.microsoft.com/office/drawing/2016/ink" xmlns:am3d="http://schemas.microsoft.com/office/drawing/2017/model3d" xmlns:o="urn:schemas-microsoft-com:office:office" xmlns:oel="http://schemas.microsoft.com/office/2019/extlst" xmlns:r="http://schemas.openxmlformats.org/officeDocument/2006/relationships" xmlns:m="http://schemas.openxmlformats.org/officeDocument/2006/math" xmlns:v="urn:schemas-microsoft-com:vml" xmlns:wp14="http://schemas.microsoft.com/office/word/2010/wordprocessingDrawing" xmlns:wp="http://schemas.openxmlformats.org/drawingml/2006/wordprocessingDrawing" xmlns:w10="urn:schemas-microsoft-com:office:word" xmlns:w="http://schemas.openxmlformats.org/wordprocessingml/2006/main" xmlns:w14="http://schemas.microsoft.com/office/word/2010/wordml" xmlns:w15="http://schemas.microsoft.com/office/word/2012/wordml" xmlns:w16cex="http://schemas.microsoft.com/office/word/2018/wordml/cex" xmlns:w16cid="http://schemas.microsoft.com/office/word/2016/wordml/cid" xmlns:w16="http://schemas.microsoft.com/office/word/2018/wordml" xmlns:w16du="http://schemas.microsoft.com/office/word/2023/wordml/word16du" xmlns:w16sdtdh="http://schemas.microsoft.com/office/word/2020/wordml/sdtdatahash" xmlns:w16sdtfl="http://schemas.microsoft.com/office/word/2024/wordml/sdtformatlock" xmlns:w16se="http://schemas.microsoft.com/office/word/2015/wordml/symex" xmlns:wpg="http://schemas.microsoft.com/office/word/2010/wordprocessingGroup" xmlns:wpi="http://schemas.microsoft.com/office/word/2010/wordprocessingInk" xmlns:wne="http://schemas.microsoft.com/office/word/2006/wordml" xmlns:wps="http://schemas.microsoft.com/office/word/2010/wordprocessingShape" mc:Ignorable="w14 w15 w16se w16cid w16 w16cex w16sdtdh w16sdtfl w16du wp14">
   <w:endnote w:type="separator" w:id="-1">
     <w:p>
       <w:pPr>
@@ -9062,7 +11364,7 @@
 </file>
 
 <file path=word/footer1.xml><?xml version="1.0" encoding="utf-8"?>
-<w:ftr xmlns:wpc="http://schemas.microsoft.com/office/word/2010/wordprocessingCanvas" xmlns:cx="http://schemas.microsoft.com/office/drawing/2014/chartex" xmlns:cx1="http://schemas.microsoft.com/office/drawing/2015/9/8/chartex" xmlns:cx2="http://schemas.microsoft.com/office/drawing/2015/10/21/chartex" xmlns:cx3="http://schemas.microsoft.com/office/drawing/2016/5/9/chartex" xmlns:cx4="http://schemas.microsoft.com/office/drawing/2016/5/10/chartex" xmlns:cx5="http://schemas.microsoft.com/office/drawing/2016/5/11/chartex" xmlns:cx6="http://schemas.microsoft.com/office/drawing/2016/5/12/chartex" xmlns:cx7="http://schemas.microsoft.com/office/drawing/2016/5/13/chartex" xmlns:cx8="http://schemas.microsoft.com/office/drawing/2016/5/14/chartex" xmlns:mc="http://schemas.openxmlformats.org/markup-compatibility/2006" xmlns:aink="http://schemas.microsoft.com/office/drawing/2016/ink" xmlns:am3d="http://schemas.microsoft.com/office/drawing/2017/model3d" xmlns:o="urn:schemas-microsoft-com:office:office" xmlns:r="http://schemas.openxmlformats.org/officeDocument/2006/relationships" xmlns:m="http://schemas.openxmlformats.org/officeDocument/2006/math" xmlns:v="urn:schemas-microsoft-com:vml" xmlns:wp14="http://schemas.microsoft.com/office/word/2010/wordprocessingDrawing" xmlns:wp="http://schemas.openxmlformats.org/drawingml/2006/wordprocessingDrawing" xmlns:w10="urn:schemas-microsoft-com:office:word" xmlns:w="http://schemas.openxmlformats.org/wordprocessingml/2006/main" xmlns:w14="http://schemas.microsoft.com/office/word/2010/wordml" xmlns:w15="http://schemas.microsoft.com/office/word/2012/wordml" xmlns:w16cex="http://schemas.microsoft.com/office/word/2018/wordml/cex" xmlns:w16cid="http://schemas.microsoft.com/office/word/2016/wordml/cid" xmlns:w16="http://schemas.microsoft.com/office/word/2018/wordml" xmlns:w16se="http://schemas.microsoft.com/office/word/2015/wordml/symex" xmlns:wpg="http://schemas.microsoft.com/office/word/2010/wordprocessingGroup" xmlns:wpi="http://schemas.microsoft.com/office/word/2010/wordprocessingInk" xmlns:wne="http://schemas.microsoft.com/office/word/2006/wordml" xmlns:wps="http://schemas.microsoft.com/office/word/2010/wordprocessingShape" mc:Ignorable="w14 w15 w16se w16cid w16 w16cex wp14">
+<w:ftr xmlns:wpc="http://schemas.microsoft.com/office/word/2010/wordprocessingCanvas" xmlns:cx="http://schemas.microsoft.com/office/drawing/2014/chartex" xmlns:cx1="http://schemas.microsoft.com/office/drawing/2015/9/8/chartex" xmlns:cx2="http://schemas.microsoft.com/office/drawing/2015/10/21/chartex" xmlns:cx3="http://schemas.microsoft.com/office/drawing/2016/5/9/chartex" xmlns:cx4="http://schemas.microsoft.com/office/drawing/2016/5/10/chartex" xmlns:cx5="http://schemas.microsoft.com/office/drawing/2016/5/11/chartex" xmlns:cx6="http://schemas.microsoft.com/office/drawing/2016/5/12/chartex" xmlns:cx7="http://schemas.microsoft.com/office/drawing/2016/5/13/chartex" xmlns:cx8="http://schemas.microsoft.com/office/drawing/2016/5/14/chartex" xmlns:mc="http://schemas.openxmlformats.org/markup-compatibility/2006" xmlns:aink="http://schemas.microsoft.com/office/drawing/2016/ink" xmlns:am3d="http://schemas.microsoft.com/office/drawing/2017/model3d" xmlns:o="urn:schemas-microsoft-com:office:office" xmlns:oel="http://schemas.microsoft.com/office/2019/extlst" xmlns:r="http://schemas.openxmlformats.org/officeDocument/2006/relationships" xmlns:m="http://schemas.openxmlformats.org/officeDocument/2006/math" xmlns:v="urn:schemas-microsoft-com:vml" xmlns:wp14="http://schemas.microsoft.com/office/word/2010/wordprocessingDrawing" xmlns:wp="http://schemas.openxmlformats.org/drawingml/2006/wordprocessingDrawing" xmlns:w10="urn:schemas-microsoft-com:office:word" xmlns:w="http://schemas.openxmlformats.org/wordprocessingml/2006/main" xmlns:w14="http://schemas.microsoft.com/office/word/2010/wordml" xmlns:w15="http://schemas.microsoft.com/office/word/2012/wordml" xmlns:w16cex="http://schemas.microsoft.com/office/word/2018/wordml/cex" xmlns:w16cid="http://schemas.microsoft.com/office/word/2016/wordml/cid" xmlns:w16="http://schemas.microsoft.com/office/word/2018/wordml" xmlns:w16du="http://schemas.microsoft.com/office/word/2023/wordml/word16du" xmlns:w16sdtdh="http://schemas.microsoft.com/office/word/2020/wordml/sdtdatahash" xmlns:w16sdtfl="http://schemas.microsoft.com/office/word/2024/wordml/sdtformatlock" xmlns:w16se="http://schemas.microsoft.com/office/word/2015/wordml/symex" xmlns:wpg="http://schemas.microsoft.com/office/word/2010/wordprocessingGroup" xmlns:wpi="http://schemas.microsoft.com/office/word/2010/wordprocessingInk" xmlns:wne="http://schemas.microsoft.com/office/word/2006/wordml" xmlns:wps="http://schemas.microsoft.com/office/word/2010/wordprocessingShape" mc:Ignorable="w14 w15 w16se w16cid w16 w16cex w16sdtdh w16sdtfl w16du wp14">
   <w:p>
     <w:pPr>
       <w:pStyle w:val="Footer"/>
@@ -9084,7 +11386,6 @@
         <w:dataBinding w:prefixMappings="xmlns:ns0='http://purl.org/dc/elements/1.1/' xmlns:ns1='http://schemas.openxmlformats.org/package/2006/metadata/core-properties' " w:xpath="/ns1:coreProperties[1]/ns0:description[1]" w:storeItemID="{6C3C8BC8-F283-45AE-878A-BAB7291924A1}"/>
         <w:text w:multiLine="1"/>
       </w:sdtPr>
-      <w:sdtEndPr/>
       <w:sdtContent>
         <w:r>
           <w:t>2019</w:t>
@@ -9222,7 +11523,7 @@
 </file>
 
 <file path=word/footer2.xml><?xml version="1.0" encoding="utf-8"?>
-<w:ftr xmlns:wpc="http://schemas.microsoft.com/office/word/2010/wordprocessingCanvas" xmlns:cx="http://schemas.microsoft.com/office/drawing/2014/chartex" xmlns:cx1="http://schemas.microsoft.com/office/drawing/2015/9/8/chartex" xmlns:cx2="http://schemas.microsoft.com/office/drawing/2015/10/21/chartex" xmlns:cx3="http://schemas.microsoft.com/office/drawing/2016/5/9/chartex" xmlns:cx4="http://schemas.microsoft.com/office/drawing/2016/5/10/chartex" xmlns:cx5="http://schemas.microsoft.com/office/drawing/2016/5/11/chartex" xmlns:cx6="http://schemas.microsoft.com/office/drawing/2016/5/12/chartex" xmlns:cx7="http://schemas.microsoft.com/office/drawing/2016/5/13/chartex" xmlns:cx8="http://schemas.microsoft.com/office/drawing/2016/5/14/chartex" xmlns:mc="http://schemas.openxmlformats.org/markup-compatibility/2006" xmlns:aink="http://schemas.microsoft.com/office/drawing/2016/ink" xmlns:am3d="http://schemas.microsoft.com/office/drawing/2017/model3d" xmlns:o="urn:schemas-microsoft-com:office:office" xmlns:r="http://schemas.openxmlformats.org/officeDocument/2006/relationships" xmlns:m="http://schemas.openxmlformats.org/officeDocument/2006/math" xmlns:v="urn:schemas-microsoft-com:vml" xmlns:wp14="http://schemas.microsoft.com/office/word/2010/wordprocessingDrawing" xmlns:wp="http://schemas.openxmlformats.org/drawingml/2006/wordprocessingDrawing" xmlns:w10="urn:schemas-microsoft-com:office:word" xmlns:w="http://schemas.openxmlformats.org/wordprocessingml/2006/main" xmlns:w14="http://schemas.microsoft.com/office/word/2010/wordml" xmlns:w15="http://schemas.microsoft.com/office/word/2012/wordml" xmlns:w16cex="http://schemas.microsoft.com/office/word/2018/wordml/cex" xmlns:w16cid="http://schemas.microsoft.com/office/word/2016/wordml/cid" xmlns:w16="http://schemas.microsoft.com/office/word/2018/wordml" xmlns:w16se="http://schemas.microsoft.com/office/word/2015/wordml/symex" xmlns:wpg="http://schemas.microsoft.com/office/word/2010/wordprocessingGroup" xmlns:wpi="http://schemas.microsoft.com/office/word/2010/wordprocessingInk" xmlns:wne="http://schemas.microsoft.com/office/word/2006/wordml" xmlns:wps="http://schemas.microsoft.com/office/word/2010/wordprocessingShape" mc:Ignorable="w14 w15 w16se w16cid w16 w16cex wp14">
+<w:ftr xmlns:wpc="http://schemas.microsoft.com/office/word/2010/wordprocessingCanvas" xmlns:cx="http://schemas.microsoft.com/office/drawing/2014/chartex" xmlns:cx1="http://schemas.microsoft.com/office/drawing/2015/9/8/chartex" xmlns:cx2="http://schemas.microsoft.com/office/drawing/2015/10/21/chartex" xmlns:cx3="http://schemas.microsoft.com/office/drawing/2016/5/9/chartex" xmlns:cx4="http://schemas.microsoft.com/office/drawing/2016/5/10/chartex" xmlns:cx5="http://schemas.microsoft.com/office/drawing/2016/5/11/chartex" xmlns:cx6="http://schemas.microsoft.com/office/drawing/2016/5/12/chartex" xmlns:cx7="http://schemas.microsoft.com/office/drawing/2016/5/13/chartex" xmlns:cx8="http://schemas.microsoft.com/office/drawing/2016/5/14/chartex" xmlns:mc="http://schemas.openxmlformats.org/markup-compatibility/2006" xmlns:aink="http://schemas.microsoft.com/office/drawing/2016/ink" xmlns:am3d="http://schemas.microsoft.com/office/drawing/2017/model3d" xmlns:o="urn:schemas-microsoft-com:office:office" xmlns:oel="http://schemas.microsoft.com/office/2019/extlst" xmlns:r="http://schemas.openxmlformats.org/officeDocument/2006/relationships" xmlns:m="http://schemas.openxmlformats.org/officeDocument/2006/math" xmlns:v="urn:schemas-microsoft-com:vml" xmlns:wp14="http://schemas.microsoft.com/office/word/2010/wordprocessingDrawing" xmlns:wp="http://schemas.openxmlformats.org/drawingml/2006/wordprocessingDrawing" xmlns:w10="urn:schemas-microsoft-com:office:word" xmlns:w="http://schemas.openxmlformats.org/wordprocessingml/2006/main" xmlns:w14="http://schemas.microsoft.com/office/word/2010/wordml" xmlns:w15="http://schemas.microsoft.com/office/word/2012/wordml" xmlns:w16cex="http://schemas.microsoft.com/office/word/2018/wordml/cex" xmlns:w16cid="http://schemas.microsoft.com/office/word/2016/wordml/cid" xmlns:w16="http://schemas.microsoft.com/office/word/2018/wordml" xmlns:w16du="http://schemas.microsoft.com/office/word/2023/wordml/word16du" xmlns:w16sdtdh="http://schemas.microsoft.com/office/word/2020/wordml/sdtdatahash" xmlns:w16sdtfl="http://schemas.microsoft.com/office/word/2024/wordml/sdtformatlock" xmlns:w16se="http://schemas.microsoft.com/office/word/2015/wordml/symex" xmlns:wpg="http://schemas.microsoft.com/office/word/2010/wordprocessingGroup" xmlns:wpi="http://schemas.microsoft.com/office/word/2010/wordprocessingInk" xmlns:wne="http://schemas.microsoft.com/office/word/2006/wordml" xmlns:wps="http://schemas.microsoft.com/office/word/2010/wordprocessingShape" mc:Ignorable="w14 w15 w16se w16cid w16 w16cex w16sdtdh w16sdtfl w16du wp14">
   <w:p>
     <w:pPr>
       <w:pStyle w:val="Footer"/>
@@ -9244,7 +11545,6 @@
         <w:dataBinding w:prefixMappings="xmlns:ns0='http://purl.org/dc/elements/1.1/' xmlns:ns1='http://schemas.openxmlformats.org/package/2006/metadata/core-properties' " w:xpath="/ns1:coreProperties[1]/ns0:description[1]" w:storeItemID="{6C3C8BC8-F283-45AE-878A-BAB7291924A1}"/>
         <w:text w:multiLine="1"/>
       </w:sdtPr>
-      <w:sdtEndPr/>
       <w:sdtContent>
         <w:r>
           <w:t>2019</w:t>
@@ -9382,7 +11682,7 @@
 </file>
 
 <file path=word/footnotes.xml><?xml version="1.0" encoding="utf-8"?>
-<w:footnotes xmlns:wpc="http://schemas.microsoft.com/office/word/2010/wordprocessingCanvas" xmlns:cx="http://schemas.microsoft.com/office/drawing/2014/chartex" xmlns:cx1="http://schemas.microsoft.com/office/drawing/2015/9/8/chartex" xmlns:cx2="http://schemas.microsoft.com/office/drawing/2015/10/21/chartex" xmlns:cx3="http://schemas.microsoft.com/office/drawing/2016/5/9/chartex" xmlns:cx4="http://schemas.microsoft.com/office/drawing/2016/5/10/chartex" xmlns:cx5="http://schemas.microsoft.com/office/drawing/2016/5/11/chartex" xmlns:cx6="http://schemas.microsoft.com/office/drawing/2016/5/12/chartex" xmlns:cx7="http://schemas.microsoft.com/office/drawing/2016/5/13/chartex" xmlns:cx8="http://schemas.microsoft.com/office/drawing/2016/5/14/chartex" xmlns:mc="http://schemas.openxmlformats.org/markup-compatibility/2006" xmlns:aink="http://schemas.microsoft.com/office/drawing/2016/ink" xmlns:am3d="http://schemas.microsoft.com/office/drawing/2017/model3d" xmlns:o="urn:schemas-microsoft-com:office:office" xmlns:r="http://schemas.openxmlformats.org/officeDocument/2006/relationships" xmlns:m="http://schemas.openxmlformats.org/officeDocument/2006/math" xmlns:v="urn:schemas-microsoft-com:vml" xmlns:wp14="http://schemas.microsoft.com/office/word/2010/wordprocessingDrawing" xmlns:wp="http://schemas.openxmlformats.org/drawingml/2006/wordprocessingDrawing" xmlns:w10="urn:schemas-microsoft-com:office:word" xmlns:w="http://schemas.openxmlformats.org/wordprocessingml/2006/main" xmlns:w14="http://schemas.microsoft.com/office/word/2010/wordml" xmlns:w15="http://schemas.microsoft.com/office/word/2012/wordml" xmlns:w16cex="http://schemas.microsoft.com/office/word/2018/wordml/cex" xmlns:w16cid="http://schemas.microsoft.com/office/word/2016/wordml/cid" xmlns:w16="http://schemas.microsoft.com/office/word/2018/wordml" xmlns:w16se="http://schemas.microsoft.com/office/word/2015/wordml/symex" xmlns:wpg="http://schemas.microsoft.com/office/word/2010/wordprocessingGroup" xmlns:wpi="http://schemas.microsoft.com/office/word/2010/wordprocessingInk" xmlns:wne="http://schemas.microsoft.com/office/word/2006/wordml" xmlns:wps="http://schemas.microsoft.com/office/word/2010/wordprocessingShape" mc:Ignorable="w14 w15 w16se w16cid w16 w16cex wp14">
+<w:footnotes xmlns:wpc="http://schemas.microsoft.com/office/word/2010/wordprocessingCanvas" xmlns:cx="http://schemas.microsoft.com/office/drawing/2014/chartex" xmlns:cx1="http://schemas.microsoft.com/office/drawing/2015/9/8/chartex" xmlns:cx2="http://schemas.microsoft.com/office/drawing/2015/10/21/chartex" xmlns:cx3="http://schemas.microsoft.com/office/drawing/2016/5/9/chartex" xmlns:cx4="http://schemas.microsoft.com/office/drawing/2016/5/10/chartex" xmlns:cx5="http://schemas.microsoft.com/office/drawing/2016/5/11/chartex" xmlns:cx6="http://schemas.microsoft.com/office/drawing/2016/5/12/chartex" xmlns:cx7="http://schemas.microsoft.com/office/drawing/2016/5/13/chartex" xmlns:cx8="http://schemas.microsoft.com/office/drawing/2016/5/14/chartex" xmlns:mc="http://schemas.openxmlformats.org/markup-compatibility/2006" xmlns:aink="http://schemas.microsoft.com/office/drawing/2016/ink" xmlns:am3d="http://schemas.microsoft.com/office/drawing/2017/model3d" xmlns:o="urn:schemas-microsoft-com:office:office" xmlns:oel="http://schemas.microsoft.com/office/2019/extlst" xmlns:r="http://schemas.openxmlformats.org/officeDocument/2006/relationships" xmlns:m="http://schemas.openxmlformats.org/officeDocument/2006/math" xmlns:v="urn:schemas-microsoft-com:vml" xmlns:wp14="http://schemas.microsoft.com/office/word/2010/wordprocessingDrawing" xmlns:wp="http://schemas.openxmlformats.org/drawingml/2006/wordprocessingDrawing" xmlns:w10="urn:schemas-microsoft-com:office:word" xmlns:w="http://schemas.openxmlformats.org/wordprocessingml/2006/main" xmlns:w14="http://schemas.microsoft.com/office/word/2010/wordml" xmlns:w15="http://schemas.microsoft.com/office/word/2012/wordml" xmlns:w16cex="http://schemas.microsoft.com/office/word/2018/wordml/cex" xmlns:w16cid="http://schemas.microsoft.com/office/word/2016/wordml/cid" xmlns:w16="http://schemas.microsoft.com/office/word/2018/wordml" xmlns:w16du="http://schemas.microsoft.com/office/word/2023/wordml/word16du" xmlns:w16sdtdh="http://schemas.microsoft.com/office/word/2020/wordml/sdtdatahash" xmlns:w16sdtfl="http://schemas.microsoft.com/office/word/2024/wordml/sdtformatlock" xmlns:w16se="http://schemas.microsoft.com/office/word/2015/wordml/symex" xmlns:wpg="http://schemas.microsoft.com/office/word/2010/wordprocessingGroup" xmlns:wpi="http://schemas.microsoft.com/office/word/2010/wordprocessingInk" xmlns:wne="http://schemas.microsoft.com/office/word/2006/wordml" xmlns:wps="http://schemas.microsoft.com/office/word/2010/wordprocessingShape" mc:Ignorable="w14 w15 w16se w16cid w16 w16cex w16sdtdh w16sdtfl w16du wp14">
   <w:footnote w:type="separator" w:id="-1">
     <w:p>
       <w:pPr>
@@ -9409,7 +11709,7 @@
 </file>
 
 <file path=word/header1.xml><?xml version="1.0" encoding="utf-8"?>
-<w:hdr xmlns:wpc="http://schemas.microsoft.com/office/word/2010/wordprocessingCanvas" xmlns:cx="http://schemas.microsoft.com/office/drawing/2014/chartex" xmlns:cx1="http://schemas.microsoft.com/office/drawing/2015/9/8/chartex" xmlns:cx2="http://schemas.microsoft.com/office/drawing/2015/10/21/chartex" xmlns:cx3="http://schemas.microsoft.com/office/drawing/2016/5/9/chartex" xmlns:cx4="http://schemas.microsoft.com/office/drawing/2016/5/10/chartex" xmlns:cx5="http://schemas.microsoft.com/office/drawing/2016/5/11/chartex" xmlns:cx6="http://schemas.microsoft.com/office/drawing/2016/5/12/chartex" xmlns:cx7="http://schemas.microsoft.com/office/drawing/2016/5/13/chartex" xmlns:cx8="http://schemas.microsoft.com/office/drawing/2016/5/14/chartex" xmlns:mc="http://schemas.openxmlformats.org/markup-compatibility/2006" xmlns:aink="http://schemas.microsoft.com/office/drawing/2016/ink" xmlns:am3d="http://schemas.microsoft.com/office/drawing/2017/model3d" xmlns:o="urn:schemas-microsoft-com:office:office" xmlns:r="http://schemas.openxmlformats.org/officeDocument/2006/relationships" xmlns:m="http://schemas.openxmlformats.org/officeDocument/2006/math" xmlns:v="urn:schemas-microsoft-com:vml" xmlns:wp14="http://schemas.microsoft.com/office/word/2010/wordprocessingDrawing" xmlns:wp="http://schemas.openxmlformats.org/drawingml/2006/wordprocessingDrawing" xmlns:w10="urn:schemas-microsoft-com:office:word" xmlns:w="http://schemas.openxmlformats.org/wordprocessingml/2006/main" xmlns:w14="http://schemas.microsoft.com/office/word/2010/wordml" xmlns:w15="http://schemas.microsoft.com/office/word/2012/wordml" xmlns:w16cex="http://schemas.microsoft.com/office/word/2018/wordml/cex" xmlns:w16cid="http://schemas.microsoft.com/office/word/2016/wordml/cid" xmlns:w16="http://schemas.microsoft.com/office/word/2018/wordml" xmlns:w16se="http://schemas.microsoft.com/office/word/2015/wordml/symex" xmlns:wpg="http://schemas.microsoft.com/office/word/2010/wordprocessingGroup" xmlns:wpi="http://schemas.microsoft.com/office/word/2010/wordprocessingInk" xmlns:wne="http://schemas.microsoft.com/office/word/2006/wordml" xmlns:wps="http://schemas.microsoft.com/office/word/2010/wordprocessingShape" mc:Ignorable="w14 w15 w16se w16cid w16 w16cex wp14">
+<w:hdr xmlns:wpc="http://schemas.microsoft.com/office/word/2010/wordprocessingCanvas" xmlns:cx="http://schemas.microsoft.com/office/drawing/2014/chartex" xmlns:cx1="http://schemas.microsoft.com/office/drawing/2015/9/8/chartex" xmlns:cx2="http://schemas.microsoft.com/office/drawing/2015/10/21/chartex" xmlns:cx3="http://schemas.microsoft.com/office/drawing/2016/5/9/chartex" xmlns:cx4="http://schemas.microsoft.com/office/drawing/2016/5/10/chartex" xmlns:cx5="http://schemas.microsoft.com/office/drawing/2016/5/11/chartex" xmlns:cx6="http://schemas.microsoft.com/office/drawing/2016/5/12/chartex" xmlns:cx7="http://schemas.microsoft.com/office/drawing/2016/5/13/chartex" xmlns:cx8="http://schemas.microsoft.com/office/drawing/2016/5/14/chartex" xmlns:mc="http://schemas.openxmlformats.org/markup-compatibility/2006" xmlns:aink="http://schemas.microsoft.com/office/drawing/2016/ink" xmlns:am3d="http://schemas.microsoft.com/office/drawing/2017/model3d" xmlns:o="urn:schemas-microsoft-com:office:office" xmlns:oel="http://schemas.microsoft.com/office/2019/extlst" xmlns:r="http://schemas.openxmlformats.org/officeDocument/2006/relationships" xmlns:m="http://schemas.openxmlformats.org/officeDocument/2006/math" xmlns:v="urn:schemas-microsoft-com:vml" xmlns:wp14="http://schemas.microsoft.com/office/word/2010/wordprocessingDrawing" xmlns:wp="http://schemas.openxmlformats.org/drawingml/2006/wordprocessingDrawing" xmlns:w10="urn:schemas-microsoft-com:office:word" xmlns:w="http://schemas.openxmlformats.org/wordprocessingml/2006/main" xmlns:w14="http://schemas.microsoft.com/office/word/2010/wordml" xmlns:w15="http://schemas.microsoft.com/office/word/2012/wordml" xmlns:w16cex="http://schemas.microsoft.com/office/word/2018/wordml/cex" xmlns:w16cid="http://schemas.microsoft.com/office/word/2016/wordml/cid" xmlns:w16="http://schemas.microsoft.com/office/word/2018/wordml" xmlns:w16du="http://schemas.microsoft.com/office/word/2023/wordml/word16du" xmlns:w16sdtdh="http://schemas.microsoft.com/office/word/2020/wordml/sdtdatahash" xmlns:w16sdtfl="http://schemas.microsoft.com/office/word/2024/wordml/sdtformatlock" xmlns:w16se="http://schemas.microsoft.com/office/word/2015/wordml/symex" xmlns:wpg="http://schemas.microsoft.com/office/word/2010/wordprocessingGroup" xmlns:wpi="http://schemas.microsoft.com/office/word/2010/wordprocessingInk" xmlns:wne="http://schemas.microsoft.com/office/word/2006/wordml" xmlns:wps="http://schemas.microsoft.com/office/word/2010/wordprocessingShape" mc:Ignorable="w14 w15 w16se w16cid w16 w16cex w16sdtdh w16sdtfl w16du wp14">
   <w:sdt>
     <w:sdtPr>
       <w:alias w:val="Title"/>
@@ -9421,15 +11721,27 @@
       <w:dataBinding w:prefixMappings="xmlns:ns0='http://purl.org/dc/elements/1.1/' xmlns:ns1='http://schemas.openxmlformats.org/package/2006/metadata/core-properties' " w:xpath="/ns1:coreProperties[1]/ns0:title[1]" w:storeItemID="{6C3C8BC8-F283-45AE-878A-BAB7291924A1}"/>
       <w:text/>
     </w:sdtPr>
-    <w:sdtEndPr/>
     <w:sdtContent>
       <w:p>
         <w:pPr>
           <w:pStyle w:val="PageHead"/>
         </w:pPr>
         <w:r>
-          <w:t>Optional Lab - Configure ASA Network Services, Routing, and DMZ with ACLs Using CLI</w:t>
+          <w:t xml:space="preserve">Optional Lab - Configure ASA Network Services, Routing, and DMZ with ACLs Using CLI </w:t>
         </w:r>
+        <w:proofErr w:type="gramStart"/>
+        <w:r>
+          <w:t>( THY</w:t>
+        </w:r>
+        <w:proofErr w:type="gramEnd"/>
+        <w:r>
+          <w:t xml:space="preserve"> </w:t>
+        </w:r>
+        <w:proofErr w:type="gramStart"/>
+        <w:r>
+          <w:t>DAYUTH )</w:t>
+        </w:r>
+        <w:proofErr w:type="gramEnd"/>
       </w:p>
     </w:sdtContent>
   </w:sdt>
@@ -9437,7 +11749,7 @@
 </file>
 
 <file path=word/header2.xml><?xml version="1.0" encoding="utf-8"?>
-<w:hdr xmlns:wpc="http://schemas.microsoft.com/office/word/2010/wordprocessingCanvas" xmlns:cx="http://schemas.microsoft.com/office/drawing/2014/chartex" xmlns:cx1="http://schemas.microsoft.com/office/drawing/2015/9/8/chartex" xmlns:cx2="http://schemas.microsoft.com/office/drawing/2015/10/21/chartex" xmlns:cx3="http://schemas.microsoft.com/office/drawing/2016/5/9/chartex" xmlns:cx4="http://schemas.microsoft.com/office/drawing/2016/5/10/chartex" xmlns:cx5="http://schemas.microsoft.com/office/drawing/2016/5/11/chartex" xmlns:cx6="http://schemas.microsoft.com/office/drawing/2016/5/12/chartex" xmlns:cx7="http://schemas.microsoft.com/office/drawing/2016/5/13/chartex" xmlns:cx8="http://schemas.microsoft.com/office/drawing/2016/5/14/chartex" xmlns:mc="http://schemas.openxmlformats.org/markup-compatibility/2006" xmlns:aink="http://schemas.microsoft.com/office/drawing/2016/ink" xmlns:am3d="http://schemas.microsoft.com/office/drawing/2017/model3d" xmlns:o="urn:schemas-microsoft-com:office:office" xmlns:r="http://schemas.openxmlformats.org/officeDocument/2006/relationships" xmlns:m="http://schemas.openxmlformats.org/officeDocument/2006/math" xmlns:v="urn:schemas-microsoft-com:vml" xmlns:wp14="http://schemas.microsoft.com/office/word/2010/wordprocessingDrawing" xmlns:wp="http://schemas.openxmlformats.org/drawingml/2006/wordprocessingDrawing" xmlns:w10="urn:schemas-microsoft-com:office:word" xmlns:w="http://schemas.openxmlformats.org/wordprocessingml/2006/main" xmlns:w14="http://schemas.microsoft.com/office/word/2010/wordml" xmlns:w15="http://schemas.microsoft.com/office/word/2012/wordml" xmlns:w16cex="http://schemas.microsoft.com/office/word/2018/wordml/cex" xmlns:w16cid="http://schemas.microsoft.com/office/word/2016/wordml/cid" xmlns:w16="http://schemas.microsoft.com/office/word/2018/wordml" xmlns:w16se="http://schemas.microsoft.com/office/word/2015/wordml/symex" xmlns:wpg="http://schemas.microsoft.com/office/word/2010/wordprocessingGroup" xmlns:wpi="http://schemas.microsoft.com/office/word/2010/wordprocessingInk" xmlns:wne="http://schemas.microsoft.com/office/word/2006/wordml" xmlns:wps="http://schemas.microsoft.com/office/word/2010/wordprocessingShape" mc:Ignorable="w14 w15 w16se w16cid w16 w16cex wp14">
+<w:hdr xmlns:wpc="http://schemas.microsoft.com/office/word/2010/wordprocessingCanvas" xmlns:cx="http://schemas.microsoft.com/office/drawing/2014/chartex" xmlns:cx1="http://schemas.microsoft.com/office/drawing/2015/9/8/chartex" xmlns:cx2="http://schemas.microsoft.com/office/drawing/2015/10/21/chartex" xmlns:cx3="http://schemas.microsoft.com/office/drawing/2016/5/9/chartex" xmlns:cx4="http://schemas.microsoft.com/office/drawing/2016/5/10/chartex" xmlns:cx5="http://schemas.microsoft.com/office/drawing/2016/5/11/chartex" xmlns:cx6="http://schemas.microsoft.com/office/drawing/2016/5/12/chartex" xmlns:cx7="http://schemas.microsoft.com/office/drawing/2016/5/13/chartex" xmlns:cx8="http://schemas.microsoft.com/office/drawing/2016/5/14/chartex" xmlns:mc="http://schemas.openxmlformats.org/markup-compatibility/2006" xmlns:aink="http://schemas.microsoft.com/office/drawing/2016/ink" xmlns:am3d="http://schemas.microsoft.com/office/drawing/2017/model3d" xmlns:o="urn:schemas-microsoft-com:office:office" xmlns:oel="http://schemas.microsoft.com/office/2019/extlst" xmlns:r="http://schemas.openxmlformats.org/officeDocument/2006/relationships" xmlns:m="http://schemas.openxmlformats.org/officeDocument/2006/math" xmlns:v="urn:schemas-microsoft-com:vml" xmlns:wp14="http://schemas.microsoft.com/office/word/2010/wordprocessingDrawing" xmlns:wp="http://schemas.openxmlformats.org/drawingml/2006/wordprocessingDrawing" xmlns:w10="urn:schemas-microsoft-com:office:word" xmlns:w="http://schemas.openxmlformats.org/wordprocessingml/2006/main" xmlns:w14="http://schemas.microsoft.com/office/word/2010/wordml" xmlns:w15="http://schemas.microsoft.com/office/word/2012/wordml" xmlns:w16cex="http://schemas.microsoft.com/office/word/2018/wordml/cex" xmlns:w16cid="http://schemas.microsoft.com/office/word/2016/wordml/cid" xmlns:w16="http://schemas.microsoft.com/office/word/2018/wordml" xmlns:w16du="http://schemas.microsoft.com/office/word/2023/wordml/word16du" xmlns:w16sdtdh="http://schemas.microsoft.com/office/word/2020/wordml/sdtdatahash" xmlns:w16sdtfl="http://schemas.microsoft.com/office/word/2024/wordml/sdtformatlock" xmlns:w16se="http://schemas.microsoft.com/office/word/2015/wordml/symex" xmlns:wpg="http://schemas.microsoft.com/office/word/2010/wordprocessingGroup" xmlns:wpi="http://schemas.microsoft.com/office/word/2010/wordprocessingInk" xmlns:wne="http://schemas.microsoft.com/office/word/2006/wordml" xmlns:wps="http://schemas.microsoft.com/office/word/2010/wordprocessingShape" mc:Ignorable="w14 w15 w16se w16cid w16 w16cex w16sdtdh w16sdtfl w16du wp14">
   <w:p>
     <w:pPr>
       <w:ind w:left="-288"/>
@@ -9500,7 +11812,7 @@
 </file>
 
 <file path=word/numbering.xml><?xml version="1.0" encoding="utf-8"?>
-<w:numbering xmlns:wpc="http://schemas.microsoft.com/office/word/2010/wordprocessingCanvas" xmlns:cx="http://schemas.microsoft.com/office/drawing/2014/chartex" xmlns:cx1="http://schemas.microsoft.com/office/drawing/2015/9/8/chartex" xmlns:cx2="http://schemas.microsoft.com/office/drawing/2015/10/21/chartex" xmlns:cx3="http://schemas.microsoft.com/office/drawing/2016/5/9/chartex" xmlns:cx4="http://schemas.microsoft.com/office/drawing/2016/5/10/chartex" xmlns:cx5="http://schemas.microsoft.com/office/drawing/2016/5/11/chartex" xmlns:cx6="http://schemas.microsoft.com/office/drawing/2016/5/12/chartex" xmlns:cx7="http://schemas.microsoft.com/office/drawing/2016/5/13/chartex" xmlns:cx8="http://schemas.microsoft.com/office/drawing/2016/5/14/chartex" xmlns:mc="http://schemas.openxmlformats.org/markup-compatibility/2006" xmlns:aink="http://schemas.microsoft.com/office/drawing/2016/ink" xmlns:am3d="http://schemas.microsoft.com/office/drawing/2017/model3d" xmlns:o="urn:schemas-microsoft-com:office:office" xmlns:r="http://schemas.openxmlformats.org/officeDocument/2006/relationships" xmlns:m="http://schemas.openxmlformats.org/officeDocument/2006/math" xmlns:v="urn:schemas-microsoft-com:vml" xmlns:wp14="http://schemas.microsoft.com/office/word/2010/wordprocessingDrawing" xmlns:wp="http://schemas.openxmlformats.org/drawingml/2006/wordprocessingDrawing" xmlns:w10="urn:schemas-microsoft-com:office:word" xmlns:w="http://schemas.openxmlformats.org/wordprocessingml/2006/main" xmlns:w14="http://schemas.microsoft.com/office/word/2010/wordml" xmlns:w15="http://schemas.microsoft.com/office/word/2012/wordml" xmlns:w16cex="http://schemas.microsoft.com/office/word/2018/wordml/cex" xmlns:w16cid="http://schemas.microsoft.com/office/word/2016/wordml/cid" xmlns:w16="http://schemas.microsoft.com/office/word/2018/wordml" xmlns:w16se="http://schemas.microsoft.com/office/word/2015/wordml/symex" xmlns:wpg="http://schemas.microsoft.com/office/word/2010/wordprocessingGroup" xmlns:wpi="http://schemas.microsoft.com/office/word/2010/wordprocessingInk" xmlns:wne="http://schemas.microsoft.com/office/word/2006/wordml" xmlns:wps="http://schemas.microsoft.com/office/word/2010/wordprocessingShape" mc:Ignorable="w14 w15 w16se w16cid w16 w16cex wp14">
+<w:numbering xmlns:wpc="http://schemas.microsoft.com/office/word/2010/wordprocessingCanvas" xmlns:cx="http://schemas.microsoft.com/office/drawing/2014/chartex" xmlns:cx1="http://schemas.microsoft.com/office/drawing/2015/9/8/chartex" xmlns:cx2="http://schemas.microsoft.com/office/drawing/2015/10/21/chartex" xmlns:cx3="http://schemas.microsoft.com/office/drawing/2016/5/9/chartex" xmlns:cx4="http://schemas.microsoft.com/office/drawing/2016/5/10/chartex" xmlns:cx5="http://schemas.microsoft.com/office/drawing/2016/5/11/chartex" xmlns:cx6="http://schemas.microsoft.com/office/drawing/2016/5/12/chartex" xmlns:cx7="http://schemas.microsoft.com/office/drawing/2016/5/13/chartex" xmlns:cx8="http://schemas.microsoft.com/office/drawing/2016/5/14/chartex" xmlns:mc="http://schemas.openxmlformats.org/markup-compatibility/2006" xmlns:aink="http://schemas.microsoft.com/office/drawing/2016/ink" xmlns:am3d="http://schemas.microsoft.com/office/drawing/2017/model3d" xmlns:o="urn:schemas-microsoft-com:office:office" xmlns:oel="http://schemas.microsoft.com/office/2019/extlst" xmlns:r="http://schemas.openxmlformats.org/officeDocument/2006/relationships" xmlns:m="http://schemas.openxmlformats.org/officeDocument/2006/math" xmlns:v="urn:schemas-microsoft-com:vml" xmlns:wp14="http://schemas.microsoft.com/office/word/2010/wordprocessingDrawing" xmlns:wp="http://schemas.openxmlformats.org/drawingml/2006/wordprocessingDrawing" xmlns:w10="urn:schemas-microsoft-com:office:word" xmlns:w="http://schemas.openxmlformats.org/wordprocessingml/2006/main" xmlns:w14="http://schemas.microsoft.com/office/word/2010/wordml" xmlns:w15="http://schemas.microsoft.com/office/word/2012/wordml" xmlns:w16cex="http://schemas.microsoft.com/office/word/2018/wordml/cex" xmlns:w16cid="http://schemas.microsoft.com/office/word/2016/wordml/cid" xmlns:w16="http://schemas.microsoft.com/office/word/2018/wordml" xmlns:w16du="http://schemas.microsoft.com/office/word/2023/wordml/word16du" xmlns:w16sdtdh="http://schemas.microsoft.com/office/word/2020/wordml/sdtdatahash" xmlns:w16sdtfl="http://schemas.microsoft.com/office/word/2024/wordml/sdtformatlock" xmlns:w16se="http://schemas.microsoft.com/office/word/2015/wordml/symex" xmlns:wpg="http://schemas.microsoft.com/office/word/2010/wordprocessingGroup" xmlns:wpi="http://schemas.microsoft.com/office/word/2010/wordprocessingInk" xmlns:wne="http://schemas.microsoft.com/office/word/2006/wordml" xmlns:wps="http://schemas.microsoft.com/office/word/2010/wordprocessingShape" mc:Ignorable="w14 w15 w16se w16cid w16 w16cex w16sdtdh w16sdtfl w16du wp14">
   <w:abstractNum w:abstractNumId="0" w15:restartNumberingAfterBreak="0">
     <w:nsid w:val="04B70C52"/>
     <w:multiLevelType w:val="hybridMultilevel"/>
@@ -10847,10 +13159,10 @@
       </w:rPr>
     </w:lvl>
   </w:abstractNum>
-  <w:num w:numId="1">
+  <w:num w:numId="1" w16cid:durableId="1199852569">
     <w:abstractNumId w:val="9"/>
   </w:num>
-  <w:num w:numId="2">
+  <w:num w:numId="2" w16cid:durableId="1712145053">
     <w:abstractNumId w:val="5"/>
     <w:lvlOverride w:ilvl="0">
       <w:lvl w:ilvl="0">
@@ -10994,10 +13306,10 @@
       </w:lvl>
     </w:lvlOverride>
   </w:num>
-  <w:num w:numId="3">
+  <w:num w:numId="3" w16cid:durableId="1144272068">
     <w:abstractNumId w:val="3"/>
   </w:num>
-  <w:num w:numId="4">
+  <w:num w:numId="4" w16cid:durableId="129834752">
     <w:abstractNumId w:val="5"/>
     <w:lvlOverride w:ilvl="0">
       <w:startOverride w:val="1"/>
@@ -11150,16 +13462,16 @@
       </w:lvl>
     </w:lvlOverride>
   </w:num>
-  <w:num w:numId="5">
+  <w:num w:numId="5" w16cid:durableId="1110054902">
     <w:abstractNumId w:val="5"/>
   </w:num>
-  <w:num w:numId="6">
+  <w:num w:numId="6" w16cid:durableId="1671253072">
     <w:abstractNumId w:val="0"/>
   </w:num>
-  <w:num w:numId="7">
+  <w:num w:numId="7" w16cid:durableId="586811420">
     <w:abstractNumId w:val="1"/>
   </w:num>
-  <w:num w:numId="8">
+  <w:num w:numId="8" w16cid:durableId="1241712634">
     <w:abstractNumId w:val="6"/>
     <w:lvlOverride w:ilvl="0">
       <w:lvl w:ilvl="0">
@@ -11179,13 +13491,13 @@
       </w:lvl>
     </w:lvlOverride>
   </w:num>
-  <w:num w:numId="9">
+  <w:num w:numId="9" w16cid:durableId="578709974">
     <w:abstractNumId w:val="5"/>
   </w:num>
-  <w:num w:numId="10">
+  <w:num w:numId="10" w16cid:durableId="1976327826">
     <w:abstractNumId w:val="10"/>
   </w:num>
-  <w:num w:numId="11">
+  <w:num w:numId="11" w16cid:durableId="610433525">
     <w:abstractNumId w:val="10"/>
     <w:lvlOverride w:ilvl="0">
       <w:startOverride w:val="1"/>
@@ -11215,7 +13527,7 @@
       <w:startOverride w:val="1"/>
     </w:lvlOverride>
   </w:num>
-  <w:num w:numId="12">
+  <w:num w:numId="12" w16cid:durableId="418134899">
     <w:abstractNumId w:val="4"/>
     <w:lvlOverride w:ilvl="0">
       <w:lvl w:ilvl="0">
@@ -11354,13 +13666,13 @@
       </w:lvl>
     </w:lvlOverride>
   </w:num>
-  <w:num w:numId="13">
+  <w:num w:numId="13" w16cid:durableId="70198841">
     <w:abstractNumId w:val="4"/>
   </w:num>
-  <w:num w:numId="14">
+  <w:num w:numId="14" w16cid:durableId="54475724">
     <w:abstractNumId w:val="8"/>
   </w:num>
-  <w:num w:numId="15">
+  <w:num w:numId="15" w16cid:durableId="1816292868">
     <w:abstractNumId w:val="9"/>
     <w:lvlOverride w:ilvl="0">
       <w:lvl w:ilvl="0">
@@ -11380,7 +13692,7 @@
       </w:lvl>
     </w:lvlOverride>
   </w:num>
-  <w:num w:numId="16">
+  <w:num w:numId="16" w16cid:durableId="611673473">
     <w:abstractNumId w:val="2"/>
     <w:lvlOverride w:ilvl="0">
       <w:lvl w:ilvl="0">
@@ -11519,7 +13831,7 @@
       </w:lvl>
     </w:lvlOverride>
   </w:num>
-  <w:num w:numId="17">
+  <w:num w:numId="17" w16cid:durableId="1147092250">
     <w:abstractNumId w:val="2"/>
     <w:lvlOverride w:ilvl="0">
       <w:startOverride w:val="1"/>
@@ -11667,10 +13979,10 @@
       </w:lvl>
     </w:lvlOverride>
   </w:num>
-  <w:num w:numId="18">
+  <w:num w:numId="18" w16cid:durableId="2041398037">
     <w:abstractNumId w:val="2"/>
   </w:num>
-  <w:num w:numId="19">
+  <w:num w:numId="19" w16cid:durableId="1972440400">
     <w:abstractNumId w:val="7"/>
   </w:num>
   <w:numIdMacAtCleanup w:val="4"/>
@@ -11678,7 +13990,7 @@
 </file>
 
 <file path=word/styles.xml><?xml version="1.0" encoding="utf-8"?>
-<w:styles xmlns:mc="http://schemas.openxmlformats.org/markup-compatibility/2006" xmlns:r="http://schemas.openxmlformats.org/officeDocument/2006/relationships" xmlns:w="http://schemas.openxmlformats.org/wordprocessingml/2006/main" xmlns:w14="http://schemas.microsoft.com/office/word/2010/wordml" xmlns:w15="http://schemas.microsoft.com/office/word/2012/wordml" xmlns:w16cex="http://schemas.microsoft.com/office/word/2018/wordml/cex" xmlns:w16cid="http://schemas.microsoft.com/office/word/2016/wordml/cid" xmlns:w16="http://schemas.microsoft.com/office/word/2018/wordml" xmlns:w16se="http://schemas.microsoft.com/office/word/2015/wordml/symex" mc:Ignorable="w14 w15 w16se w16cid w16 w16cex">
+<w:styles xmlns:mc="http://schemas.openxmlformats.org/markup-compatibility/2006" xmlns:r="http://schemas.openxmlformats.org/officeDocument/2006/relationships" xmlns:w="http://schemas.openxmlformats.org/wordprocessingml/2006/main" xmlns:w14="http://schemas.microsoft.com/office/word/2010/wordml" xmlns:w15="http://schemas.microsoft.com/office/word/2012/wordml" xmlns:w16cex="http://schemas.microsoft.com/office/word/2018/wordml/cex" xmlns:w16cid="http://schemas.microsoft.com/office/word/2016/wordml/cid" xmlns:w16="http://schemas.microsoft.com/office/word/2018/wordml" xmlns:w16du="http://schemas.microsoft.com/office/word/2023/wordml/word16du" xmlns:w16sdtdh="http://schemas.microsoft.com/office/word/2020/wordml/sdtdatahash" xmlns:w16sdtfl="http://schemas.microsoft.com/office/word/2024/wordml/sdtformatlock" xmlns:w16se="http://schemas.microsoft.com/office/word/2015/wordml/symex" mc:Ignorable="w14 w15 w16se w16cid w16 w16cex w16sdtdh w16sdtfl w16du">
   <w:docDefaults>
     <w:rPrDefault>
       <w:rPr>
@@ -14018,7 +16330,7 @@
 </file>
 
 <file path=word/glossary/document.xml><?xml version="1.0" encoding="utf-8"?>
-<w:glossaryDocument xmlns:wpc="http://schemas.microsoft.com/office/word/2010/wordprocessingCanvas" xmlns:cx="http://schemas.microsoft.com/office/drawing/2014/chartex" xmlns:cx1="http://schemas.microsoft.com/office/drawing/2015/9/8/chartex" xmlns:cx2="http://schemas.microsoft.com/office/drawing/2015/10/21/chartex" xmlns:cx3="http://schemas.microsoft.com/office/drawing/2016/5/9/chartex" xmlns:cx4="http://schemas.microsoft.com/office/drawing/2016/5/10/chartex" xmlns:cx5="http://schemas.microsoft.com/office/drawing/2016/5/11/chartex" xmlns:cx6="http://schemas.microsoft.com/office/drawing/2016/5/12/chartex" xmlns:cx7="http://schemas.microsoft.com/office/drawing/2016/5/13/chartex" xmlns:cx8="http://schemas.microsoft.com/office/drawing/2016/5/14/chartex" xmlns:mc="http://schemas.openxmlformats.org/markup-compatibility/2006" xmlns:aink="http://schemas.microsoft.com/office/drawing/2016/ink" xmlns:am3d="http://schemas.microsoft.com/office/drawing/2017/model3d" xmlns:o="urn:schemas-microsoft-com:office:office" xmlns:r="http://schemas.openxmlformats.org/officeDocument/2006/relationships" xmlns:m="http://schemas.openxmlformats.org/officeDocument/2006/math" xmlns:v="urn:schemas-microsoft-com:vml" xmlns:wp14="http://schemas.microsoft.com/office/word/2010/wordprocessingDrawing" xmlns:wp="http://schemas.openxmlformats.org/drawingml/2006/wordprocessingDrawing" xmlns:w10="urn:schemas-microsoft-com:office:word" xmlns:w="http://schemas.openxmlformats.org/wordprocessingml/2006/main" xmlns:w14="http://schemas.microsoft.com/office/word/2010/wordml" xmlns:w15="http://schemas.microsoft.com/office/word/2012/wordml" xmlns:w16cex="http://schemas.microsoft.com/office/word/2018/wordml/cex" xmlns:w16cid="http://schemas.microsoft.com/office/word/2016/wordml/cid" xmlns:w16="http://schemas.microsoft.com/office/word/2018/wordml" xmlns:w16se="http://schemas.microsoft.com/office/word/2015/wordml/symex" xmlns:wpg="http://schemas.microsoft.com/office/word/2010/wordprocessingGroup" xmlns:wpi="http://schemas.microsoft.com/office/word/2010/wordprocessingInk" xmlns:wne="http://schemas.microsoft.com/office/word/2006/wordml" xmlns:wps="http://schemas.microsoft.com/office/word/2010/wordprocessingShape" mc:Ignorable="w14 w15 w16se w16cid w16 w16cex wp14">
+<w:glossaryDocument xmlns:wpc="http://schemas.microsoft.com/office/word/2010/wordprocessingCanvas" xmlns:cx="http://schemas.microsoft.com/office/drawing/2014/chartex" xmlns:cx1="http://schemas.microsoft.com/office/drawing/2015/9/8/chartex" xmlns:cx2="http://schemas.microsoft.com/office/drawing/2015/10/21/chartex" xmlns:cx3="http://schemas.microsoft.com/office/drawing/2016/5/9/chartex" xmlns:cx4="http://schemas.microsoft.com/office/drawing/2016/5/10/chartex" xmlns:cx5="http://schemas.microsoft.com/office/drawing/2016/5/11/chartex" xmlns:cx6="http://schemas.microsoft.com/office/drawing/2016/5/12/chartex" xmlns:cx7="http://schemas.microsoft.com/office/drawing/2016/5/13/chartex" xmlns:cx8="http://schemas.microsoft.com/office/drawing/2016/5/14/chartex" xmlns:mc="http://schemas.openxmlformats.org/markup-compatibility/2006" xmlns:aink="http://schemas.microsoft.com/office/drawing/2016/ink" xmlns:am3d="http://schemas.microsoft.com/office/drawing/2017/model3d" xmlns:o="urn:schemas-microsoft-com:office:office" xmlns:oel="http://schemas.microsoft.com/office/2019/extlst" xmlns:r="http://schemas.openxmlformats.org/officeDocument/2006/relationships" xmlns:m="http://schemas.openxmlformats.org/officeDocument/2006/math" xmlns:v="urn:schemas-microsoft-com:vml" xmlns:wp14="http://schemas.microsoft.com/office/word/2010/wordprocessingDrawing" xmlns:wp="http://schemas.openxmlformats.org/drawingml/2006/wordprocessingDrawing" xmlns:w10="urn:schemas-microsoft-com:office:word" xmlns:w="http://schemas.openxmlformats.org/wordprocessingml/2006/main" xmlns:w14="http://schemas.microsoft.com/office/word/2010/wordml" xmlns:w15="http://schemas.microsoft.com/office/word/2012/wordml" xmlns:w16cex="http://schemas.microsoft.com/office/word/2018/wordml/cex" xmlns:w16cid="http://schemas.microsoft.com/office/word/2016/wordml/cid" xmlns:w16="http://schemas.microsoft.com/office/word/2018/wordml" xmlns:w16du="http://schemas.microsoft.com/office/word/2023/wordml/word16du" xmlns:w16sdtdh="http://schemas.microsoft.com/office/word/2020/wordml/sdtdatahash" xmlns:w16sdtfl="http://schemas.microsoft.com/office/word/2024/wordml/sdtformatlock" xmlns:w16se="http://schemas.microsoft.com/office/word/2015/wordml/symex" xmlns:wpg="http://schemas.microsoft.com/office/word/2010/wordprocessingGroup" xmlns:wpi="http://schemas.microsoft.com/office/word/2010/wordprocessingInk" xmlns:wne="http://schemas.microsoft.com/office/word/2006/wordml" xmlns:wps="http://schemas.microsoft.com/office/word/2010/wordprocessingShape" mc:Ignorable="w14 w15 w16se w16cid w16 w16cex w16sdtdh w16sdtfl w16du wp14">
   <w:docParts>
     <w:docPart>
       <w:docPartPr>
@@ -14054,7 +16366,7 @@
 </file>
 
 <file path=word/glossary/fontTable.xml><?xml version="1.0" encoding="utf-8"?>
-<w:fonts xmlns:mc="http://schemas.openxmlformats.org/markup-compatibility/2006" xmlns:r="http://schemas.openxmlformats.org/officeDocument/2006/relationships" xmlns:w="http://schemas.openxmlformats.org/wordprocessingml/2006/main" xmlns:w14="http://schemas.microsoft.com/office/word/2010/wordml" xmlns:w15="http://schemas.microsoft.com/office/word/2012/wordml" xmlns:w16cex="http://schemas.microsoft.com/office/word/2018/wordml/cex" xmlns:w16cid="http://schemas.microsoft.com/office/word/2016/wordml/cid" xmlns:w16="http://schemas.microsoft.com/office/word/2018/wordml" xmlns:w16se="http://schemas.microsoft.com/office/word/2015/wordml/symex" mc:Ignorable="w14 w15 w16se w16cid w16 w16cex">
+<w:fonts xmlns:mc="http://schemas.openxmlformats.org/markup-compatibility/2006" xmlns:r="http://schemas.openxmlformats.org/officeDocument/2006/relationships" xmlns:w="http://schemas.openxmlformats.org/wordprocessingml/2006/main" xmlns:w14="http://schemas.microsoft.com/office/word/2010/wordml" xmlns:w15="http://schemas.microsoft.com/office/word/2012/wordml" xmlns:w16cex="http://schemas.microsoft.com/office/word/2018/wordml/cex" xmlns:w16cid="http://schemas.microsoft.com/office/word/2016/wordml/cid" xmlns:w16="http://schemas.microsoft.com/office/word/2018/wordml" xmlns:w16du="http://schemas.microsoft.com/office/word/2023/wordml/word16du" xmlns:w16sdtdh="http://schemas.microsoft.com/office/word/2020/wordml/sdtdatahash" xmlns:w16sdtfl="http://schemas.microsoft.com/office/word/2024/wordml/sdtformatlock" xmlns:w16se="http://schemas.microsoft.com/office/word/2015/wordml/symex" mc:Ignorable="w14 w15 w16se w16cid w16 w16cex w16sdtdh w16sdtfl w16du">
   <w:font w:name="Arial">
     <w:panose1 w:val="020B0604020202020204"/>
     <w:charset w:val="00"/>
@@ -14095,7 +16407,7 @@
     <w:charset w:val="00"/>
     <w:family w:val="swiss"/>
     <w:pitch w:val="variable"/>
-    <w:sig w:usb0="E4002EFF" w:usb1="C000247B" w:usb2="00000009" w:usb3="00000000" w:csb0="000001FF" w:csb1="00000000"/>
+    <w:sig w:usb0="E4002EFF" w:usb1="C200247B" w:usb2="00000009" w:usb3="00000000" w:csb0="000001FF" w:csb1="00000000"/>
   </w:font>
   <w:font w:name="Webdings">
     <w:panose1 w:val="05030102010509060703"/>
@@ -14117,7 +16429,14 @@
     <w:charset w:val="86"/>
     <w:family w:val="auto"/>
     <w:pitch w:val="variable"/>
-    <w:sig w:usb0="00000003" w:usb1="288F0000" w:usb2="00000016" w:usb3="00000000" w:csb0="00040001" w:csb1="00000000"/>
+    <w:sig w:usb0="00000203" w:usb1="288F0000" w:usb2="00000016" w:usb3="00000000" w:csb0="00040001" w:csb1="00000000"/>
+  </w:font>
+  <w:font w:name="Angsana New">
+    <w:panose1 w:val="02020603050405020304"/>
+    <w:charset w:val="DE"/>
+    <w:family w:val="roman"/>
+    <w:pitch w:val="variable"/>
+    <w:sig w:usb0="81000003" w:usb1="00000000" w:usb2="00000000" w:usb3="00000000" w:csb0="00010001" w:csb1="00000000"/>
   </w:font>
   <w:font w:name="IDAJEB+Arial,Bold">
     <w:altName w:val="Arial"/>
@@ -14135,8 +16454,20 @@
     <w:pitch w:val="variable"/>
     <w:sig w:usb0="E00006FF" w:usb1="420024FF" w:usb2="02000000" w:usb3="00000000" w:csb0="0000019F" w:csb1="00000000"/>
   </w:font>
+  <w:font w:name="Cordia New">
+    <w:panose1 w:val="020B0304020202020204"/>
+    <w:charset w:val="DE"/>
+    <w:family w:val="swiss"/>
+    <w:pitch w:val="variable"/>
+    <w:sig w:usb0="81000003" w:usb1="00000000" w:usb2="00000000" w:usb3="00000000" w:csb0="00010001" w:csb1="00000000"/>
+  </w:font>
+  <w:font w:name="Aptos">
+    <w:charset w:val="00"/>
+    <w:family w:val="swiss"/>
+    <w:pitch w:val="variable"/>
+    <w:sig w:usb0="20000287" w:usb1="00000003" w:usb2="00000000" w:usb3="00000000" w:csb0="0000019F" w:csb1="00000000"/>
+  </w:font>
   <w:font w:name="DengXian">
-    <w:altName w:val="等线"/>
     <w:panose1 w:val="02010600030101010101"/>
     <w:charset w:val="86"/>
     <w:family w:val="auto"/>
@@ -14144,24 +16475,22 @@
     <w:sig w:usb0="A00002BF" w:usb1="38CF7CFA" w:usb2="00000016" w:usb3="00000000" w:csb0="0004000F" w:csb1="00000000"/>
   </w:font>
   <w:font w:name="DengXian Light">
-    <w:altName w:val="等线 Light"/>
     <w:charset w:val="86"/>
     <w:family w:val="auto"/>
     <w:pitch w:val="variable"/>
     <w:sig w:usb0="A00002BF" w:usb1="38CF7CFA" w:usb2="00000016" w:usb3="00000000" w:csb0="0004000F" w:csb1="00000000"/>
   </w:font>
-  <w:font w:name="Calibri Light">
-    <w:panose1 w:val="020F0302020204030204"/>
+  <w:font w:name="Aptos Display">
     <w:charset w:val="00"/>
     <w:family w:val="swiss"/>
     <w:pitch w:val="variable"/>
-    <w:sig w:usb0="E4002EFF" w:usb1="C000247B" w:usb2="00000009" w:usb3="00000000" w:csb0="000001FF" w:csb1="00000000"/>
+    <w:sig w:usb0="20000287" w:usb1="00000003" w:usb2="00000000" w:usb3="00000000" w:csb0="0000019F" w:csb1="00000000"/>
   </w:font>
 </w:fonts>
 </file>
 
 <file path=word/glossary/settings.xml><?xml version="1.0" encoding="utf-8"?>
-<w:settings xmlns:mc="http://schemas.openxmlformats.org/markup-compatibility/2006" xmlns:o="urn:schemas-microsoft-com:office:office" xmlns:r="http://schemas.openxmlformats.org/officeDocument/2006/relationships" xmlns:m="http://schemas.openxmlformats.org/officeDocument/2006/math" xmlns:v="urn:schemas-microsoft-com:vml" xmlns:w10="urn:schemas-microsoft-com:office:word" xmlns:w="http://schemas.openxmlformats.org/wordprocessingml/2006/main" xmlns:w14="http://schemas.microsoft.com/office/word/2010/wordml" xmlns:w15="http://schemas.microsoft.com/office/word/2012/wordml" xmlns:w16cex="http://schemas.microsoft.com/office/word/2018/wordml/cex" xmlns:w16cid="http://schemas.microsoft.com/office/word/2016/wordml/cid" xmlns:w16="http://schemas.microsoft.com/office/word/2018/wordml" xmlns:w16se="http://schemas.microsoft.com/office/word/2015/wordml/symex" xmlns:sl="http://schemas.openxmlformats.org/schemaLibrary/2006/main" mc:Ignorable="w14 w15 w16se w16cid w16 w16cex">
+<w:settings xmlns:mc="http://schemas.openxmlformats.org/markup-compatibility/2006" xmlns:o="urn:schemas-microsoft-com:office:office" xmlns:r="http://schemas.openxmlformats.org/officeDocument/2006/relationships" xmlns:m="http://schemas.openxmlformats.org/officeDocument/2006/math" xmlns:v="urn:schemas-microsoft-com:vml" xmlns:w10="urn:schemas-microsoft-com:office:word" xmlns:w="http://schemas.openxmlformats.org/wordprocessingml/2006/main" xmlns:w14="http://schemas.microsoft.com/office/word/2010/wordml" xmlns:w15="http://schemas.microsoft.com/office/word/2012/wordml" xmlns:w16cex="http://schemas.microsoft.com/office/word/2018/wordml/cex" xmlns:w16cid="http://schemas.microsoft.com/office/word/2016/wordml/cid" xmlns:w16="http://schemas.microsoft.com/office/word/2018/wordml" xmlns:w16du="http://schemas.microsoft.com/office/word/2023/wordml/word16du" xmlns:w16sdtdh="http://schemas.microsoft.com/office/word/2020/wordml/sdtdatahash" xmlns:w16sdtfl="http://schemas.microsoft.com/office/word/2024/wordml/sdtformatlock" xmlns:w16se="http://schemas.microsoft.com/office/word/2015/wordml/symex" xmlns:sl="http://schemas.openxmlformats.org/schemaLibrary/2006/main" mc:Ignorable="w14 w15 w16se w16cid w16 w16cex w16sdtdh w16sdtfl w16du">
   <w:view w:val="normal"/>
   <w:defaultTabStop w:val="720"/>
   <w:characterSpacingControl w:val="doNotCompress"/>
@@ -14179,12 +16508,14 @@
     <w:rsid w:val="001C328B"/>
     <w:rsid w:val="002E7F9E"/>
     <w:rsid w:val="003A18CC"/>
+    <w:rsid w:val="00416BE6"/>
     <w:rsid w:val="004D14B7"/>
     <w:rsid w:val="00587003"/>
     <w:rsid w:val="007F557E"/>
     <w:rsid w:val="00B130B5"/>
     <w:rsid w:val="00B9498A"/>
     <w:rsid w:val="00C502D3"/>
+    <w:rsid w:val="00FA2AAF"/>
     <w:rsid w:val="00FF5D08"/>
   </w:rsids>
   <m:mathPr>
@@ -14200,7 +16531,7 @@
     <m:intLim m:val="subSup"/>
     <m:naryLim m:val="undOvr"/>
   </m:mathPr>
-  <w:themeFontLang w:val="en-US" w:eastAsia="zh-CN"/>
+  <w:themeFontLang w:val="en-US" w:eastAsia="zh-CN" w:bidi="th-TH"/>
   <w:clrSchemeMapping w:bg1="light1" w:t1="dark1" w:bg2="light2" w:t2="dark2" w:accent1="accent1" w:accent2="accent2" w:accent3="accent3" w:accent4="accent4" w:accent5="accent5" w:accent6="accent6" w:hyperlink="hyperlink" w:followedHyperlink="followedHyperlink"/>
   <w:decimalSymbol w:val="."/>
   <w:listSeparator w:val=","/>
@@ -14209,7 +16540,7 @@
 </file>
 
 <file path=word/glossary/styles.xml><?xml version="1.0" encoding="utf-8"?>
-<w:styles xmlns:mc="http://schemas.openxmlformats.org/markup-compatibility/2006" xmlns:r="http://schemas.openxmlformats.org/officeDocument/2006/relationships" xmlns:w="http://schemas.openxmlformats.org/wordprocessingml/2006/main" xmlns:w14="http://schemas.microsoft.com/office/word/2010/wordml" xmlns:w15="http://schemas.microsoft.com/office/word/2012/wordml" xmlns:w16cex="http://schemas.microsoft.com/office/word/2018/wordml/cex" xmlns:w16cid="http://schemas.microsoft.com/office/word/2016/wordml/cid" xmlns:w16="http://schemas.microsoft.com/office/word/2018/wordml" xmlns:w16se="http://schemas.microsoft.com/office/word/2015/wordml/symex" mc:Ignorable="w14 w15 w16se w16cid w16 w16cex">
+<w:styles xmlns:mc="http://schemas.openxmlformats.org/markup-compatibility/2006" xmlns:r="http://schemas.openxmlformats.org/officeDocument/2006/relationships" xmlns:w="http://schemas.openxmlformats.org/wordprocessingml/2006/main" xmlns:w14="http://schemas.microsoft.com/office/word/2010/wordml" xmlns:w15="http://schemas.microsoft.com/office/word/2012/wordml" xmlns:w16cex="http://schemas.microsoft.com/office/word/2018/wordml/cex" xmlns:w16cid="http://schemas.microsoft.com/office/word/2016/wordml/cid" xmlns:w16="http://schemas.microsoft.com/office/word/2018/wordml" xmlns:w16du="http://schemas.microsoft.com/office/word/2023/wordml/word16du" xmlns:w16sdtdh="http://schemas.microsoft.com/office/word/2020/wordml/sdtdatahash" xmlns:w16sdtfl="http://schemas.microsoft.com/office/word/2024/wordml/sdtformatlock" xmlns:w16se="http://schemas.microsoft.com/office/word/2015/wordml/symex" mc:Ignorable="w14 w15 w16se w16cid w16 w16cex w16sdtdh w16sdtfl w16du">
   <w:docDefaults>
     <w:rPrDefault>
       <w:rPr>
@@ -14650,7 +16981,7 @@
 </file>
 
 <file path=word/glossary/webSettings.xml><?xml version="1.0" encoding="utf-8"?>
-<w:webSettings xmlns:mc="http://schemas.openxmlformats.org/markup-compatibility/2006" xmlns:r="http://schemas.openxmlformats.org/officeDocument/2006/relationships" xmlns:w="http://schemas.openxmlformats.org/wordprocessingml/2006/main" xmlns:w14="http://schemas.microsoft.com/office/word/2010/wordml" xmlns:w15="http://schemas.microsoft.com/office/word/2012/wordml" xmlns:w16cex="http://schemas.microsoft.com/office/word/2018/wordml/cex" xmlns:w16cid="http://schemas.microsoft.com/office/word/2016/wordml/cid" xmlns:w16="http://schemas.microsoft.com/office/word/2018/wordml" xmlns:w16se="http://schemas.microsoft.com/office/word/2015/wordml/symex" mc:Ignorable="w14 w15 w16se w16cid w16 w16cex">
+<w:webSettings xmlns:mc="http://schemas.openxmlformats.org/markup-compatibility/2006" xmlns:r="http://schemas.openxmlformats.org/officeDocument/2006/relationships" xmlns:w="http://schemas.openxmlformats.org/wordprocessingml/2006/main" xmlns:w14="http://schemas.microsoft.com/office/word/2010/wordml" xmlns:w15="http://schemas.microsoft.com/office/word/2012/wordml" xmlns:w16cex="http://schemas.microsoft.com/office/word/2018/wordml/cex" xmlns:w16cid="http://schemas.microsoft.com/office/word/2016/wordml/cid" xmlns:w16="http://schemas.microsoft.com/office/word/2018/wordml" xmlns:w16du="http://schemas.microsoft.com/office/word/2023/wordml/word16du" xmlns:w16sdtdh="http://schemas.microsoft.com/office/word/2020/wordml/sdtdatahash" xmlns:w16sdtfl="http://schemas.microsoft.com/office/word/2024/wordml/sdtformatlock" xmlns:w16se="http://schemas.microsoft.com/office/word/2015/wordml/symex" mc:Ignorable="w14 w15 w16se w16cid w16 w16cex w16sdtdh w16sdtfl w16du">
   <w:optimizeForBrowser/>
   <w:allowPNG/>
 </w:webSettings>
